--- a/reports/RecSys_report.docx
+++ b/reports/RecSys_report.docx
@@ -43,10 +43,9 @@
           <w:rFonts w:ascii="Times New Roman" w:hAnsi="Times New Roman" w:cs="Times New Roman"/>
           <w:b w:val="0"/>
           <w:i w:val="0"/>
-          <w:color w:val="B03030"/>
           <w:sz w:val="22"/>
         </w:rPr>
-        <w:t>Репозиторий: https://github.com/&lt;ваш-аккаунт&gt;/&lt;имя-репозитория&gt;</w:t>
+        <w:t>Репозиторий: https://github.com/Mapc27/devops-prime-era-rec-sys</w:t>
       </w:r>
     </w:p>
     <w:p>
@@ -11210,22 +11209,7 @@
           <w:i w:val="0"/>
           <w:sz w:val="24"/>
         </w:rPr>
-        <w:t>Репозиторий проекта: https://github.com/&lt;ваш-аккаунт&gt;/&lt;имя-репозитория&gt;</w:t>
-      </w:r>
-    </w:p>
-    <w:p>
-      <w:pPr>
-        <w:spacing w:after="200" w:before="0" w:line="276" w:lineRule="auto"/>
-      </w:pPr>
-      <w:r>
-        <w:rPr>
-          <w:rFonts w:ascii="Times New Roman" w:hAnsi="Times New Roman" w:cs="Times New Roman"/>
-          <w:b w:val="0"/>
-          <w:i/>
-          <w:color w:val="B03030"/>
-          <w:sz w:val="20"/>
-        </w:rPr>
-        <w:t>(ссылку подставить в REPO_URL в reports/make_docx.py после публикации)</w:t>
+        <w:t>Репозиторий проекта: https://github.com/Mapc27/devops-prime-era-rec-sys</w:t>
       </w:r>
     </w:p>
     <w:p>

--- a/reports/RecSys_report.docx
+++ b/reports/RecSys_report.docx
@@ -14,12 +14,12 @@
           <w:i w:val="0"/>
           <w:sz w:val="38"/>
         </w:rPr>
-        <w:t>Рекомендательная система для маркетплейса</w:t>
+        <w:t>Отчёт по заданию PrEng. RecSys</w:t>
       </w:r>
     </w:p>
     <w:p>
       <w:pPr>
-        <w:spacing w:after="80" w:before="0" w:line="276" w:lineRule="auto"/>
+        <w:spacing w:after="400" w:before="0" w:line="276" w:lineRule="auto"/>
         <w:jc w:val="center"/>
       </w:pPr>
       <w:r>
@@ -30,22 +30,22 @@
           <w:color w:val="1F3A5F"/>
           <w:sz w:val="26"/>
         </w:rPr>
-        <w:t>Отчёт по заданию PrEng. RecSys</w:t>
+        <w:t>Рекомендательные системы: подходы, ограничения и оценка в продакшене</w:t>
       </w:r>
     </w:p>
     <w:p>
       <w:pPr>
-        <w:spacing w:after="400" w:before="0" w:line="276" w:lineRule="auto"/>
+        <w:spacing w:after="480" w:before="0" w:line="276" w:lineRule="auto"/>
         <w:jc w:val="center"/>
       </w:pPr>
       <w:r>
         <w:rPr>
           <w:rFonts w:ascii="Times New Roman" w:hAnsi="Times New Roman" w:cs="Times New Roman"/>
-          <w:b w:val="0"/>
+          <w:b/>
           <w:i w:val="0"/>
-          <w:sz w:val="22"/>
+          <w:sz w:val="28"/>
         </w:rPr>
-        <w:t>Репозиторий: https://github.com/Mapc27/devops-prime-era-rec-sys</w:t>
+        <w:t>Тема: рекомендательная система для маркетплейса</w:t>
       </w:r>
     </w:p>
     <w:p>
@@ -61,7 +61,7 @@
           <w:color w:val="1F3A5F"/>
           <w:sz w:val="32"/>
         </w:rPr>
-        <w:t>1. Цель и постановка задачи</w:t>
+        <w:t>1. Цель и условия работы</w:t>
       </w:r>
     </w:p>
     <w:p>
@@ -72,20 +72,11 @@
       <w:r>
         <w:rPr>
           <w:rFonts w:ascii="Times New Roman" w:hAnsi="Times New Roman" w:cs="Times New Roman"/>
-          <w:b/>
-          <w:i w:val="0"/>
-          <w:sz w:val="24"/>
-        </w:rPr>
-        <w:t>Цель:</w:t>
-      </w:r>
-      <w:r>
-        <w:rPr>
-          <w:rFonts w:ascii="Times New Roman" w:hAnsi="Times New Roman" w:cs="Times New Roman"/>
           <w:b w:val="0"/>
           <w:i w:val="0"/>
           <w:sz w:val="24"/>
         </w:rPr>
-        <w:t xml:space="preserve"> разобраться в подходах к построению рекомендательных систем (RecSys) и их ограничениях на примере маркетплейса: реализовать несколько классических подходов и бизнес-эвристик, выбрать датасет, сравнить модели, оценить уязвимости и проблемы (в том числе в продакшене), описать мониторинг и ожидаемый эффект для бизнеса.</w:t>
+        <w:t>Цель работы — разобраться в подходах к построению рекомендательных систем (RecSys) и их ограничениях на примере маркетплейса: реализовать несколько классических подходов и бизнес-эвристик, выбрать датасет, сравнить модели, оценить уязвимости и проблемы (в том числе в продакшене), описать мониторинг и ожидаемый эффект для бизнеса.</w:t>
       </w:r>
     </w:p>
     <w:p>
@@ -96,12 +87,18 @@
       <w:r>
         <w:rPr>
           <w:rFonts w:ascii="Times New Roman" w:hAnsi="Times New Roman" w:cs="Times New Roman"/>
-          <w:b/>
+          <w:b w:val="0"/>
           <w:i w:val="0"/>
           <w:sz w:val="24"/>
         </w:rPr>
-        <w:t>Предметная область:</w:t>
+        <w:t>Предметная область — маркетплейс, рекомендации товаров. Она выбрана потому, что на маркетплейсе естественно возникают все типовые блоки рекомендаций: «Вам может понравиться», «С этим товаром покупают», «Похожие товары», «Другие товары бренда», «Популярное», «Недавно покупали».</w:t>
       </w:r>
+    </w:p>
+    <w:p>
+      <w:pPr>
+        <w:spacing w:after="120" w:before="0" w:line="276" w:lineRule="auto"/>
+        <w:jc w:val="both"/>
+      </w:pPr>
       <w:r>
         <w:rPr>
           <w:rFonts w:ascii="Times New Roman" w:hAnsi="Times New Roman" w:cs="Times New Roman"/>
@@ -109,7 +106,7 @@
           <w:i w:val="0"/>
           <w:sz w:val="24"/>
         </w:rPr>
-        <w:t xml:space="preserve"> маркетплейс, рекомендации товаров. Выбрана потому, что на маркетплейсе естественно возникают все типовые блоки рекомендаций: «Вам может понравиться», «С этим товаром покупают», «Похожие товары», «Другие товары бренда», «Популярное», «Недавно покупали».</w:t>
+        <w:t>Весь стек открытый: библиотеки распространяются под свободными лицензиями, датасет находится в открытом доступе. Всё выполняется локально, без GPU, платных подписок и облачных сервисов.</w:t>
       </w:r>
     </w:p>
     <w:p>
@@ -531,7 +528,7 @@
     <w:p>
       <w:pPr>
         <w:keepNext/>
-        <w:spacing w:before="400" w:after="200"/>
+        <w:spacing w:before="280" w:after="120"/>
       </w:pPr>
       <w:r>
         <w:rPr>
@@ -539,24 +536,9 @@
           <w:b/>
           <w:i w:val="0"/>
           <w:color w:val="1F3A5F"/>
-          <w:sz w:val="32"/>
+          <w:sz w:val="26"/>
         </w:rPr>
-        <w:t>2. Выбор стека и аргументы</w:t>
-      </w:r>
-    </w:p>
-    <w:p>
-      <w:pPr>
-        <w:spacing w:after="120" w:before="0" w:line="276" w:lineRule="auto"/>
-        <w:jc w:val="both"/>
-      </w:pPr>
-      <w:r>
-        <w:rPr>
-          <w:rFonts w:ascii="Times New Roman" w:hAnsi="Times New Roman" w:cs="Times New Roman"/>
-          <w:b w:val="0"/>
-          <w:i w:val="0"/>
-          <w:sz w:val="24"/>
-        </w:rPr>
-        <w:t>Вся работа выполнена на открытом (open source) стеке, локально на ноутбуке MacBook Pro (Apple M4 Pro, 24 ГБ RAM), без GPU и облачных сервисов.</w:t>
+        <w:t>1.1. Оборудование и окружение</w:t>
       </w:r>
     </w:p>
     <w:tbl>
@@ -568,9 +550,8 @@
         <w:tblLook w:firstColumn="1" w:firstRow="1" w:lastColumn="0" w:lastRow="0" w:noHBand="0" w:noVBand="1" w:val="04A0"/>
       </w:tblPr>
       <w:tblGrid>
-        <w:gridCol w:w="2032"/>
-        <w:gridCol w:w="2575"/>
-        <w:gridCol w:w="4608"/>
+        <w:gridCol w:w="2513"/>
+        <w:gridCol w:w="6702"/>
       </w:tblGrid>
       <w:tr>
         <w:trPr>
@@ -578,7 +559,7 @@
         </w:trPr>
         <w:tc>
           <w:tcPr>
-            <w:tcW w:type="dxa" w:w="2033"/>
+            <w:tcW w:type="dxa" w:w="2513"/>
             <w:shd w:val="clear" w:color="auto" w:fill="DCE6F1"/>
           </w:tcPr>
           <w:p>
@@ -599,7 +580,7 @@
         </w:tc>
         <w:tc>
           <w:tcPr>
-            <w:tcW w:type="dxa" w:w="2575"/>
+            <w:tcW w:type="dxa" w:w="6703"/>
             <w:shd w:val="clear" w:color="auto" w:fill="DCE6F1"/>
           </w:tcPr>
           <w:p>
@@ -614,28 +595,7 @@
                 <w:i w:val="0"/>
                 <w:sz w:val="20"/>
               </w:rPr>
-              <w:t>Выбор</w:t>
-            </w:r>
-          </w:p>
-        </w:tc>
-        <w:tc>
-          <w:tcPr>
-            <w:tcW w:type="dxa" w:w="4608"/>
-            <w:shd w:val="clear" w:color="auto" w:fill="DCE6F1"/>
-          </w:tcPr>
-          <w:p>
-            <w:pPr>
-              <w:spacing w:after="40" w:before="40"/>
-            </w:pPr>
-            <w:r/>
-            <w:r>
-              <w:rPr>
-                <w:rFonts w:ascii="Arial" w:hAnsi="Arial" w:cs="Arial"/>
-                <w:b/>
-                <w:i w:val="0"/>
-                <w:sz w:val="20"/>
-              </w:rPr>
-              <w:t>Почему</w:t>
+              <w:t>Значение</w:t>
             </w:r>
           </w:p>
         </w:tc>
@@ -643,7 +603,7 @@
       <w:tr>
         <w:tc>
           <w:tcPr>
-            <w:tcW w:type="dxa" w:w="2033"/>
+            <w:tcW w:type="dxa" w:w="2513"/>
           </w:tcPr>
           <w:p>
             <w:pPr>
@@ -657,13 +617,13 @@
                 <w:i w:val="0"/>
                 <w:sz w:val="20"/>
               </w:rPr>
-              <w:t>Язык</w:t>
-            </w:r>
-          </w:p>
-        </w:tc>
-        <w:tc>
-          <w:tcPr>
-            <w:tcW w:type="dxa" w:w="2575"/>
+              <w:t>Оборудование</w:t>
+            </w:r>
+          </w:p>
+        </w:tc>
+        <w:tc>
+          <w:tcPr>
+            <w:tcW w:type="dxa" w:w="6703"/>
           </w:tcPr>
           <w:p>
             <w:pPr>
@@ -677,27 +637,7 @@
                 <w:i w:val="0"/>
                 <w:sz w:val="20"/>
               </w:rPr>
-              <w:t>Python 3.12</w:t>
-            </w:r>
-          </w:p>
-        </w:tc>
-        <w:tc>
-          <w:tcPr>
-            <w:tcW w:type="dxa" w:w="4608"/>
-          </w:tcPr>
-          <w:p>
-            <w:pPr>
-              <w:spacing w:after="40" w:before="40"/>
-            </w:pPr>
-            <w:r/>
-            <w:r>
-              <w:rPr>
-                <w:rFonts w:ascii="Times New Roman" w:hAnsi="Times New Roman" w:cs="Times New Roman"/>
-                <w:b w:val="0"/>
-                <w:i w:val="0"/>
-                <w:sz w:val="20"/>
-              </w:rPr>
-              <w:t>Стандарт для ML, все нужные библиотеки</w:t>
+              <w:t>Apple M4 Pro, 24 ГБ оперативной памяти</w:t>
             </w:r>
           </w:p>
         </w:tc>
@@ -705,7 +645,7 @@
       <w:tr>
         <w:tc>
           <w:tcPr>
-            <w:tcW w:type="dxa" w:w="2033"/>
+            <w:tcW w:type="dxa" w:w="2513"/>
           </w:tcPr>
           <w:p>
             <w:pPr>
@@ -719,13 +659,13 @@
                 <w:i w:val="0"/>
                 <w:sz w:val="20"/>
               </w:rPr>
-              <w:t>Данные</w:t>
-            </w:r>
-          </w:p>
-        </w:tc>
-        <w:tc>
-          <w:tcPr>
-            <w:tcW w:type="dxa" w:w="2575"/>
+              <w:t>Язык и окружение</w:t>
+            </w:r>
+          </w:p>
+        </w:tc>
+        <w:tc>
+          <w:tcPr>
+            <w:tcW w:type="dxa" w:w="6703"/>
           </w:tcPr>
           <w:p>
             <w:pPr>
@@ -739,27 +679,7 @@
                 <w:i w:val="0"/>
                 <w:sz w:val="20"/>
               </w:rPr>
-              <w:t>pandas, pyarrow (parquet)</w:t>
-            </w:r>
-          </w:p>
-        </w:tc>
-        <w:tc>
-          <w:tcPr>
-            <w:tcW w:type="dxa" w:w="4608"/>
-          </w:tcPr>
-          <w:p>
-            <w:pPr>
-              <w:spacing w:after="40" w:before="40"/>
-            </w:pPr>
-            <w:r/>
-            <w:r>
-              <w:rPr>
-                <w:rFonts w:ascii="Times New Roman" w:hAnsi="Times New Roman" w:cs="Times New Roman"/>
-                <w:b w:val="0"/>
-                <w:i w:val="0"/>
-                <w:sz w:val="20"/>
-              </w:rPr>
-              <w:t>Быстрая загрузка, parquet-кэш ускоряет повторные запуски</w:t>
+              <w:t>Python 3.12, изолированное виртуальное окружение</w:t>
             </w:r>
           </w:p>
         </w:tc>
@@ -767,7 +687,7 @@
       <w:tr>
         <w:tc>
           <w:tcPr>
-            <w:tcW w:type="dxa" w:w="2033"/>
+            <w:tcW w:type="dxa" w:w="2513"/>
           </w:tcPr>
           <w:p>
             <w:pPr>
@@ -781,13 +701,13 @@
                 <w:i w:val="0"/>
                 <w:sz w:val="20"/>
               </w:rPr>
-              <w:t>Разреженные матрицы</w:t>
-            </w:r>
-          </w:p>
-        </w:tc>
-        <w:tc>
-          <w:tcPr>
-            <w:tcW w:type="dxa" w:w="2575"/>
+              <w:t>Ускоритель</w:t>
+            </w:r>
+          </w:p>
+        </w:tc>
+        <w:tc>
+          <w:tcPr>
+            <w:tcW w:type="dxa" w:w="6703"/>
           </w:tcPr>
           <w:p>
             <w:pPr>
@@ -801,337 +721,7 @@
                 <w:i w:val="0"/>
                 <w:sz w:val="20"/>
               </w:rPr>
-              <w:t>scipy.sparse</w:t>
-            </w:r>
-          </w:p>
-        </w:tc>
-        <w:tc>
-          <w:tcPr>
-            <w:tcW w:type="dxa" w:w="4608"/>
-          </w:tcPr>
-          <w:p>
-            <w:pPr>
-              <w:spacing w:after="40" w:before="40"/>
-            </w:pPr>
-            <w:r/>
-            <w:r>
-              <w:rPr>
-                <w:rFonts w:ascii="Times New Roman" w:hAnsi="Times New Roman" w:cs="Times New Roman"/>
-                <w:b w:val="0"/>
-                <w:i w:val="0"/>
-                <w:sz w:val="20"/>
-              </w:rPr>
-              <w:t>Матрица user × item заполнена на 0,034%, плотная не нужна</w:t>
-            </w:r>
-          </w:p>
-        </w:tc>
-      </w:tr>
-      <w:tr>
-        <w:tc>
-          <w:tcPr>
-            <w:tcW w:type="dxa" w:w="2033"/>
-          </w:tcPr>
-          <w:p>
-            <w:pPr>
-              <w:spacing w:after="40" w:before="40"/>
-            </w:pPr>
-            <w:r/>
-            <w:r>
-              <w:rPr>
-                <w:rFonts w:ascii="Times New Roman" w:hAnsi="Times New Roman" w:cs="Times New Roman"/>
-                <w:b w:val="0"/>
-                <w:i w:val="0"/>
-                <w:sz w:val="20"/>
-              </w:rPr>
-              <w:t>Content-based</w:t>
-            </w:r>
-          </w:p>
-        </w:tc>
-        <w:tc>
-          <w:tcPr>
-            <w:tcW w:type="dxa" w:w="2575"/>
-          </w:tcPr>
-          <w:p>
-            <w:pPr>
-              <w:spacing w:after="40" w:before="40"/>
-            </w:pPr>
-            <w:r/>
-            <w:r>
-              <w:rPr>
-                <w:rFonts w:ascii="Times New Roman" w:hAnsi="Times New Roman" w:cs="Times New Roman"/>
-                <w:b w:val="0"/>
-                <w:i w:val="0"/>
-                <w:sz w:val="20"/>
-              </w:rPr>
-              <w:t>scikit-learn (TF-IDF)</w:t>
-            </w:r>
-          </w:p>
-        </w:tc>
-        <w:tc>
-          <w:tcPr>
-            <w:tcW w:type="dxa" w:w="4608"/>
-          </w:tcPr>
-          <w:p>
-            <w:pPr>
-              <w:spacing w:after="40" w:before="40"/>
-            </w:pPr>
-            <w:r/>
-            <w:r>
-              <w:rPr>
-                <w:rFonts w:ascii="Times New Roman" w:hAnsi="Times New Roman" w:cs="Times New Roman"/>
-                <w:b w:val="0"/>
-                <w:i w:val="0"/>
-                <w:sz w:val="20"/>
-              </w:rPr>
-              <w:t>Простой, интерпретируемый, работает на CPU за секунды</w:t>
-            </w:r>
-          </w:p>
-        </w:tc>
-      </w:tr>
-      <w:tr>
-        <w:tc>
-          <w:tcPr>
-            <w:tcW w:type="dxa" w:w="2033"/>
-          </w:tcPr>
-          <w:p>
-            <w:pPr>
-              <w:spacing w:after="40" w:before="40"/>
-            </w:pPr>
-            <w:r/>
-            <w:r>
-              <w:rPr>
-                <w:rFonts w:ascii="Times New Roman" w:hAnsi="Times New Roman" w:cs="Times New Roman"/>
-                <w:b w:val="0"/>
-                <w:i w:val="0"/>
-                <w:sz w:val="20"/>
-              </w:rPr>
-              <w:t>Collaborative</w:t>
-            </w:r>
-          </w:p>
-        </w:tc>
-        <w:tc>
-          <w:tcPr>
-            <w:tcW w:type="dxa" w:w="2575"/>
-          </w:tcPr>
-          <w:p>
-            <w:pPr>
-              <w:spacing w:after="40" w:before="40"/>
-            </w:pPr>
-            <w:r/>
-            <w:r>
-              <w:rPr>
-                <w:rFonts w:ascii="Times New Roman" w:hAnsi="Times New Roman" w:cs="Times New Roman"/>
-                <w:b w:val="0"/>
-                <w:i w:val="0"/>
-                <w:sz w:val="20"/>
-              </w:rPr>
-              <w:t>implicit (ALS, ItemKNN)</w:t>
-            </w:r>
-          </w:p>
-        </w:tc>
-        <w:tc>
-          <w:tcPr>
-            <w:tcW w:type="dxa" w:w="4608"/>
-          </w:tcPr>
-          <w:p>
-            <w:pPr>
-              <w:spacing w:after="40" w:before="40"/>
-            </w:pPr>
-            <w:r/>
-            <w:r>
-              <w:rPr>
-                <w:rFonts w:ascii="Times New Roman" w:hAnsi="Times New Roman" w:cs="Times New Roman"/>
-                <w:b w:val="0"/>
-                <w:i w:val="0"/>
-                <w:sz w:val="20"/>
-              </w:rPr>
-              <w:t>Готовая промышленная библиотека для неявного фидбека, сборки под Apple Silicon. Это и есть «развёрнутое существующее решение»</w:t>
-            </w:r>
-          </w:p>
-        </w:tc>
-      </w:tr>
-      <w:tr>
-        <w:tc>
-          <w:tcPr>
-            <w:tcW w:type="dxa" w:w="2033"/>
-          </w:tcPr>
-          <w:p>
-            <w:pPr>
-              <w:spacing w:after="40" w:before="40"/>
-            </w:pPr>
-            <w:r/>
-            <w:r>
-              <w:rPr>
-                <w:rFonts w:ascii="Times New Roman" w:hAnsi="Times New Roman" w:cs="Times New Roman"/>
-                <w:b w:val="0"/>
-                <w:i w:val="0"/>
-                <w:sz w:val="20"/>
-              </w:rPr>
-              <w:t>Сервис</w:t>
-            </w:r>
-          </w:p>
-        </w:tc>
-        <w:tc>
-          <w:tcPr>
-            <w:tcW w:type="dxa" w:w="2575"/>
-          </w:tcPr>
-          <w:p>
-            <w:pPr>
-              <w:spacing w:after="40" w:before="40"/>
-            </w:pPr>
-            <w:r/>
-            <w:r>
-              <w:rPr>
-                <w:rFonts w:ascii="Times New Roman" w:hAnsi="Times New Roman" w:cs="Times New Roman"/>
-                <w:b w:val="0"/>
-                <w:i w:val="0"/>
-                <w:sz w:val="20"/>
-              </w:rPr>
-              <w:t>FastAPI + uvicorn</w:t>
-            </w:r>
-          </w:p>
-        </w:tc>
-        <w:tc>
-          <w:tcPr>
-            <w:tcW w:type="dxa" w:w="4608"/>
-          </w:tcPr>
-          <w:p>
-            <w:pPr>
-              <w:spacing w:after="40" w:before="40"/>
-            </w:pPr>
-            <w:r/>
-            <w:r>
-              <w:rPr>
-                <w:rFonts w:ascii="Times New Roman" w:hAnsi="Times New Roman" w:cs="Times New Roman"/>
-                <w:b w:val="0"/>
-                <w:i w:val="0"/>
-                <w:sz w:val="20"/>
-              </w:rPr>
-              <w:t>Минимальный REST API с автодокументацией (Swagger) для демонстрации блоков витрины</w:t>
-            </w:r>
-          </w:p>
-        </w:tc>
-      </w:tr>
-      <w:tr>
-        <w:tc>
-          <w:tcPr>
-            <w:tcW w:type="dxa" w:w="2033"/>
-          </w:tcPr>
-          <w:p>
-            <w:pPr>
-              <w:spacing w:after="40" w:before="40"/>
-            </w:pPr>
-            <w:r/>
-            <w:r>
-              <w:rPr>
-                <w:rFonts w:ascii="Times New Roman" w:hAnsi="Times New Roman" w:cs="Times New Roman"/>
-                <w:b w:val="0"/>
-                <w:i w:val="0"/>
-                <w:sz w:val="20"/>
-              </w:rPr>
-              <w:t>Графики и отчёт</w:t>
-            </w:r>
-          </w:p>
-        </w:tc>
-        <w:tc>
-          <w:tcPr>
-            <w:tcW w:type="dxa" w:w="2575"/>
-          </w:tcPr>
-          <w:p>
-            <w:pPr>
-              <w:spacing w:after="40" w:before="40"/>
-            </w:pPr>
-            <w:r/>
-            <w:r>
-              <w:rPr>
-                <w:rFonts w:ascii="Times New Roman" w:hAnsi="Times New Roman" w:cs="Times New Roman"/>
-                <w:b w:val="0"/>
-                <w:i w:val="0"/>
-                <w:sz w:val="20"/>
-              </w:rPr>
-              <w:t>matplotlib, python-docx</w:t>
-            </w:r>
-          </w:p>
-        </w:tc>
-        <w:tc>
-          <w:tcPr>
-            <w:tcW w:type="dxa" w:w="4608"/>
-          </w:tcPr>
-          <w:p>
-            <w:pPr>
-              <w:spacing w:after="40" w:before="40"/>
-            </w:pPr>
-            <w:r/>
-            <w:r>
-              <w:rPr>
-                <w:rFonts w:ascii="Times New Roman" w:hAnsi="Times New Roman" w:cs="Times New Roman"/>
-                <w:b w:val="0"/>
-                <w:i w:val="0"/>
-                <w:sz w:val="20"/>
-              </w:rPr>
-              <w:t>Графики и этот отчёт собираются скриптами из сохранённых метрик</w:t>
-            </w:r>
-          </w:p>
-        </w:tc>
-      </w:tr>
-      <w:tr>
-        <w:tc>
-          <w:tcPr>
-            <w:tcW w:type="dxa" w:w="2033"/>
-          </w:tcPr>
-          <w:p>
-            <w:pPr>
-              <w:spacing w:after="40" w:before="40"/>
-            </w:pPr>
-            <w:r/>
-            <w:r>
-              <w:rPr>
-                <w:rFonts w:ascii="Times New Roman" w:hAnsi="Times New Roman" w:cs="Times New Roman"/>
-                <w:b w:val="0"/>
-                <w:i w:val="0"/>
-                <w:sz w:val="20"/>
-              </w:rPr>
-              <w:t>Датасет</w:t>
-            </w:r>
-          </w:p>
-        </w:tc>
-        <w:tc>
-          <w:tcPr>
-            <w:tcW w:type="dxa" w:w="2575"/>
-          </w:tcPr>
-          <w:p>
-            <w:pPr>
-              <w:spacing w:after="40" w:before="40"/>
-            </w:pPr>
-            <w:r/>
-            <w:r>
-              <w:rPr>
-                <w:rFonts w:ascii="Times New Roman" w:hAnsi="Times New Roman" w:cs="Times New Roman"/>
-                <w:b w:val="0"/>
-                <w:i w:val="0"/>
-                <w:sz w:val="20"/>
-              </w:rPr>
-              <w:t>Amazon Reviews 2023 (HuggingFace)</w:t>
-            </w:r>
-          </w:p>
-        </w:tc>
-        <w:tc>
-          <w:tcPr>
-            <w:tcW w:type="dxa" w:w="4608"/>
-          </w:tcPr>
-          <w:p>
-            <w:pPr>
-              <w:spacing w:after="40" w:before="40"/>
-            </w:pPr>
-            <w:r/>
-            <w:r>
-              <w:rPr>
-                <w:rFonts w:ascii="Times New Roman" w:hAnsi="Times New Roman" w:cs="Times New Roman"/>
-                <w:b w:val="0"/>
-                <w:i w:val="0"/>
-                <w:sz w:val="20"/>
-              </w:rPr>
-              <w:t>Открытый доступ без регистрации, реальный маркетплейс, есть метаданные товаров</w:t>
+              <w:t>не используется: все модели обучаются и работают на процессоре</w:t>
             </w:r>
           </w:p>
         </w:tc>
@@ -1154,7 +744,1544 @@
           <w:i w:val="0"/>
           <w:sz w:val="24"/>
         </w:rPr>
-        <w:t>Что рассматривалось и не вошло:</w:t>
+        <w:t>Все числа в отчёте получены прогонами скриптов из репозитория на этой конфигурации. Результаты оценки сохраняются в reports/metrics.csv, reports/data_stats.json и reports/hybrid_weights.json, и скрипт сборки отчёта читает значения прямо из этих файлов: после повторного прогона оценки отчёт пересобирается одной командой, без ручного переписывания таблиц.</w:t>
+      </w:r>
+    </w:p>
+    <w:p>
+      <w:pPr>
+        <w:keepNext/>
+        <w:spacing w:before="400" w:after="200"/>
+      </w:pPr>
+      <w:r>
+        <w:rPr>
+          <w:rFonts w:ascii="Arial" w:hAnsi="Arial" w:cs="Arial"/>
+          <w:b/>
+          <w:i w:val="0"/>
+          <w:color w:val="1F3A5F"/>
+          <w:sz w:val="32"/>
+        </w:rPr>
+        <w:t>2. Данные</w:t>
+      </w:r>
+    </w:p>
+    <w:p>
+      <w:pPr>
+        <w:spacing w:after="120" w:before="0" w:line="276" w:lineRule="auto"/>
+        <w:jc w:val="both"/>
+      </w:pPr>
+      <w:r>
+        <w:rPr>
+          <w:rFonts w:ascii="Times New Roman" w:hAnsi="Times New Roman" w:cs="Times New Roman"/>
+          <w:b w:val="0"/>
+          <w:i w:val="0"/>
+          <w:sz w:val="24"/>
+        </w:rPr>
+        <w:t>Датасет — Amazon Reviews 2023, категория Video Games, вариант 5-core (каждый пользователь и товар имеет не менее 5 взаимодействий). Использованы файлы Video_Games.csv (47 МБ: пользователь, товар, оценка, время) и meta_Video_Games.jsonl (437 МБ: название, бренд, категории, описание, цена).</w:t>
+      </w:r>
+    </w:p>
+    <w:p>
+      <w:pPr>
+        <w:spacing w:after="120" w:before="0" w:line="276" w:lineRule="auto"/>
+        <w:jc w:val="both"/>
+      </w:pPr>
+      <w:r>
+        <w:rPr>
+          <w:rFonts w:ascii="Times New Roman" w:hAnsi="Times New Roman" w:cs="Times New Roman"/>
+          <w:b/>
+          <w:i w:val="0"/>
+          <w:sz w:val="24"/>
+        </w:rPr>
+        <w:t>Допущение:</w:t>
+      </w:r>
+      <w:r>
+        <w:rPr>
+          <w:rFonts w:ascii="Times New Roman" w:hAnsi="Times New Roman" w:cs="Times New Roman"/>
+          <w:b w:val="0"/>
+          <w:i w:val="0"/>
+          <w:sz w:val="24"/>
+        </w:rPr>
+        <w:t xml:space="preserve"> отзыв = факт покупки (implicit feedback). Оценка не используется как сила сигнала.</w:t>
+      </w:r>
+    </w:p>
+    <w:tbl>
+      <w:tblPr>
+        <w:tblStyle w:val="TableGrid"/>
+        <w:tblW w:type="auto" w:w="0"/>
+        <w:jc w:val="center"/>
+        <w:tblLayout w:type="fixed"/>
+        <w:tblLook w:firstColumn="1" w:firstRow="1" w:lastColumn="0" w:lastRow="0" w:noHBand="0" w:noVBand="1" w:val="04A0"/>
+      </w:tblPr>
+      <w:tblGrid>
+        <w:gridCol w:w="3252"/>
+        <w:gridCol w:w="2575"/>
+        <w:gridCol w:w="3388"/>
+      </w:tblGrid>
+      <w:tr>
+        <w:trPr>
+          <w:tblHeader w:val="true"/>
+        </w:trPr>
+        <w:tc>
+          <w:tcPr>
+            <w:tcW w:type="dxa" w:w="3253"/>
+            <w:shd w:val="clear" w:color="auto" w:fill="DCE6F1"/>
+          </w:tcPr>
+          <w:p>
+            <w:pPr>
+              <w:spacing w:after="40" w:before="40"/>
+            </w:pPr>
+            <w:r/>
+            <w:r>
+              <w:rPr>
+                <w:rFonts w:ascii="Arial" w:hAnsi="Arial" w:cs="Arial"/>
+                <w:b/>
+                <w:i w:val="0"/>
+                <w:sz w:val="20"/>
+              </w:rPr>
+              <w:t>Показатель</w:t>
+            </w:r>
+          </w:p>
+        </w:tc>
+        <w:tc>
+          <w:tcPr>
+            <w:tcW w:type="dxa" w:w="2575"/>
+            <w:shd w:val="clear" w:color="auto" w:fill="DCE6F1"/>
+          </w:tcPr>
+          <w:p>
+            <w:pPr>
+              <w:spacing w:after="40" w:before="40"/>
+            </w:pPr>
+            <w:r/>
+            <w:r>
+              <w:rPr>
+                <w:rFonts w:ascii="Arial" w:hAnsi="Arial" w:cs="Arial"/>
+                <w:b/>
+                <w:i w:val="0"/>
+                <w:sz w:val="20"/>
+              </w:rPr>
+              <w:t>Значение</w:t>
+            </w:r>
+          </w:p>
+        </w:tc>
+        <w:tc>
+          <w:tcPr>
+            <w:tcW w:type="dxa" w:w="3388"/>
+            <w:shd w:val="clear" w:color="auto" w:fill="DCE6F1"/>
+          </w:tcPr>
+          <w:p>
+            <w:pPr>
+              <w:spacing w:after="40" w:before="40"/>
+            </w:pPr>
+            <w:r/>
+            <w:r>
+              <w:rPr>
+                <w:rFonts w:ascii="Arial" w:hAnsi="Arial" w:cs="Arial"/>
+                <w:b/>
+                <w:i w:val="0"/>
+                <w:sz w:val="20"/>
+              </w:rPr>
+              <w:t>Что это значит для RecSys</w:t>
+            </w:r>
+          </w:p>
+        </w:tc>
+      </w:tr>
+      <w:tr>
+        <w:tc>
+          <w:tcPr>
+            <w:tcW w:type="dxa" w:w="3253"/>
+          </w:tcPr>
+          <w:p>
+            <w:pPr>
+              <w:spacing w:after="40" w:before="40"/>
+            </w:pPr>
+            <w:r/>
+            <w:r>
+              <w:rPr>
+                <w:rFonts w:ascii="Times New Roman" w:hAnsi="Times New Roman" w:cs="Times New Roman"/>
+                <w:b w:val="0"/>
+                <w:i w:val="0"/>
+                <w:sz w:val="20"/>
+              </w:rPr>
+              <w:t>Покупки / пользователи / товары</w:t>
+            </w:r>
+          </w:p>
+        </w:tc>
+        <w:tc>
+          <w:tcPr>
+            <w:tcW w:type="dxa" w:w="2575"/>
+          </w:tcPr>
+          <w:p>
+            <w:pPr>
+              <w:spacing w:after="40" w:before="40"/>
+            </w:pPr>
+            <w:r/>
+            <w:r>
+              <w:rPr>
+                <w:rFonts w:ascii="Times New Roman" w:hAnsi="Times New Roman" w:cs="Times New Roman"/>
+                <w:b w:val="0"/>
+                <w:i w:val="0"/>
+                <w:sz w:val="20"/>
+              </w:rPr>
+              <w:t>814,6 тыс. / 94,8 тыс. / 24,2 тыс.</w:t>
+            </w:r>
+          </w:p>
+        </w:tc>
+        <w:tc>
+          <w:tcPr>
+            <w:tcW w:type="dxa" w:w="3388"/>
+          </w:tcPr>
+          <w:p>
+            <w:pPr>
+              <w:spacing w:after="40" w:before="40"/>
+            </w:pPr>
+            <w:r/>
+            <w:r>
+              <w:rPr>
+                <w:rFonts w:ascii="Times New Roman" w:hAnsi="Times New Roman" w:cs="Times New Roman"/>
+                <w:b w:val="0"/>
+                <w:i w:val="0"/>
+                <w:sz w:val="20"/>
+              </w:rPr>
+              <w:t>Небольшой, но реалистичный каталог</w:t>
+            </w:r>
+          </w:p>
+        </w:tc>
+      </w:tr>
+      <w:tr>
+        <w:tc>
+          <w:tcPr>
+            <w:tcW w:type="dxa" w:w="3253"/>
+          </w:tcPr>
+          <w:p>
+            <w:pPr>
+              <w:spacing w:after="40" w:before="40"/>
+            </w:pPr>
+            <w:r/>
+            <w:r>
+              <w:rPr>
+                <w:rFonts w:ascii="Times New Roman" w:hAnsi="Times New Roman" w:cs="Times New Roman"/>
+                <w:b w:val="0"/>
+                <w:i w:val="0"/>
+                <w:sz w:val="20"/>
+              </w:rPr>
+              <w:t>Период</w:t>
+            </w:r>
+          </w:p>
+        </w:tc>
+        <w:tc>
+          <w:tcPr>
+            <w:tcW w:type="dxa" w:w="2575"/>
+          </w:tcPr>
+          <w:p>
+            <w:pPr>
+              <w:spacing w:after="40" w:before="40"/>
+            </w:pPr>
+            <w:r/>
+            <w:r>
+              <w:rPr>
+                <w:rFonts w:ascii="Times New Roman" w:hAnsi="Times New Roman" w:cs="Times New Roman"/>
+                <w:b w:val="0"/>
+                <w:i w:val="0"/>
+                <w:sz w:val="20"/>
+              </w:rPr>
+              <w:t>1999–2023</w:t>
+            </w:r>
+          </w:p>
+        </w:tc>
+        <w:tc>
+          <w:tcPr>
+            <w:tcW w:type="dxa" w:w="3388"/>
+          </w:tcPr>
+          <w:p>
+            <w:pPr>
+              <w:spacing w:after="40" w:before="40"/>
+            </w:pPr>
+            <w:r/>
+            <w:r>
+              <w:rPr>
+                <w:rFonts w:ascii="Times New Roman" w:hAnsi="Times New Roman" w:cs="Times New Roman"/>
+                <w:b w:val="0"/>
+                <w:i w:val="0"/>
+                <w:sz w:val="20"/>
+              </w:rPr>
+              <w:t>Длинная история, сильная смена ассортимента</w:t>
+            </w:r>
+          </w:p>
+        </w:tc>
+      </w:tr>
+      <w:tr>
+        <w:tc>
+          <w:tcPr>
+            <w:tcW w:type="dxa" w:w="3253"/>
+          </w:tcPr>
+          <w:p>
+            <w:pPr>
+              <w:spacing w:after="40" w:before="40"/>
+            </w:pPr>
+            <w:r/>
+            <w:r>
+              <w:rPr>
+                <w:rFonts w:ascii="Times New Roman" w:hAnsi="Times New Roman" w:cs="Times New Roman"/>
+                <w:b w:val="0"/>
+                <w:i w:val="0"/>
+                <w:sz w:val="20"/>
+              </w:rPr>
+              <w:t>Плотность матрицы user × item</w:t>
+            </w:r>
+          </w:p>
+        </w:tc>
+        <w:tc>
+          <w:tcPr>
+            <w:tcW w:type="dxa" w:w="2575"/>
+          </w:tcPr>
+          <w:p>
+            <w:pPr>
+              <w:spacing w:after="40" w:before="40"/>
+            </w:pPr>
+            <w:r/>
+            <w:r>
+              <w:rPr>
+                <w:rFonts w:ascii="Times New Roman" w:hAnsi="Times New Roman" w:cs="Times New Roman"/>
+                <w:b w:val="0"/>
+                <w:i w:val="0"/>
+                <w:sz w:val="20"/>
+              </w:rPr>
+              <w:t>0,034%</w:t>
+            </w:r>
+          </w:p>
+        </w:tc>
+        <w:tc>
+          <w:tcPr>
+            <w:tcW w:type="dxa" w:w="3388"/>
+          </w:tcPr>
+          <w:p>
+            <w:pPr>
+              <w:spacing w:after="40" w:before="40"/>
+            </w:pPr>
+            <w:r/>
+            <w:r>
+              <w:rPr>
+                <w:rFonts w:ascii="Times New Roman" w:hAnsi="Times New Roman" w:cs="Times New Roman"/>
+                <w:b w:val="0"/>
+                <w:i w:val="0"/>
+                <w:sz w:val="20"/>
+              </w:rPr>
+              <w:t>Сильная разреженность</w:t>
+            </w:r>
+          </w:p>
+        </w:tc>
+      </w:tr>
+      <w:tr>
+        <w:tc>
+          <w:tcPr>
+            <w:tcW w:type="dxa" w:w="3253"/>
+          </w:tcPr>
+          <w:p>
+            <w:pPr>
+              <w:spacing w:after="40" w:before="40"/>
+            </w:pPr>
+            <w:r/>
+            <w:r>
+              <w:rPr>
+                <w:rFonts w:ascii="Times New Roman" w:hAnsi="Times New Roman" w:cs="Times New Roman"/>
+                <w:b w:val="0"/>
+                <w:i w:val="0"/>
+                <w:sz w:val="20"/>
+              </w:rPr>
+              <w:t>Покупок на пользователя (медиана)</w:t>
+            </w:r>
+          </w:p>
+        </w:tc>
+        <w:tc>
+          <w:tcPr>
+            <w:tcW w:type="dxa" w:w="2575"/>
+          </w:tcPr>
+          <w:p>
+            <w:pPr>
+              <w:spacing w:after="40" w:before="40"/>
+            </w:pPr>
+            <w:r/>
+            <w:r>
+              <w:rPr>
+                <w:rFonts w:ascii="Times New Roman" w:hAnsi="Times New Roman" w:cs="Times New Roman"/>
+                <w:b w:val="0"/>
+                <w:i w:val="0"/>
+                <w:sz w:val="20"/>
+              </w:rPr>
+              <w:t>6</w:t>
+            </w:r>
+          </w:p>
+        </w:tc>
+        <w:tc>
+          <w:tcPr>
+            <w:tcW w:type="dxa" w:w="3388"/>
+          </w:tcPr>
+          <w:p>
+            <w:pPr>
+              <w:spacing w:after="40" w:before="40"/>
+            </w:pPr>
+            <w:r/>
+            <w:r>
+              <w:rPr>
+                <w:rFonts w:ascii="Times New Roman" w:hAnsi="Times New Roman" w:cs="Times New Roman"/>
+                <w:b w:val="0"/>
+                <w:i w:val="0"/>
+                <w:sz w:val="20"/>
+              </w:rPr>
+              <w:t>У 32% пользователей не больше 5 покупок</w:t>
+            </w:r>
+          </w:p>
+        </w:tc>
+      </w:tr>
+      <w:tr>
+        <w:tc>
+          <w:tcPr>
+            <w:tcW w:type="dxa" w:w="3253"/>
+          </w:tcPr>
+          <w:p>
+            <w:pPr>
+              <w:spacing w:after="40" w:before="40"/>
+            </w:pPr>
+            <w:r/>
+            <w:r>
+              <w:rPr>
+                <w:rFonts w:ascii="Times New Roman" w:hAnsi="Times New Roman" w:cs="Times New Roman"/>
+                <w:b w:val="0"/>
+                <w:i w:val="0"/>
+                <w:sz w:val="20"/>
+              </w:rPr>
+              <w:t>Доля покупок топ-1% / топ-20% товаров</w:t>
+            </w:r>
+          </w:p>
+        </w:tc>
+        <w:tc>
+          <w:tcPr>
+            <w:tcW w:type="dxa" w:w="2575"/>
+          </w:tcPr>
+          <w:p>
+            <w:pPr>
+              <w:spacing w:after="40" w:before="40"/>
+            </w:pPr>
+            <w:r/>
+            <w:r>
+              <w:rPr>
+                <w:rFonts w:ascii="Times New Roman" w:hAnsi="Times New Roman" w:cs="Times New Roman"/>
+                <w:b w:val="0"/>
+                <w:i w:val="0"/>
+                <w:sz w:val="20"/>
+              </w:rPr>
+              <w:t>19% / 70%</w:t>
+            </w:r>
+          </w:p>
+        </w:tc>
+        <w:tc>
+          <w:tcPr>
+            <w:tcW w:type="dxa" w:w="3388"/>
+          </w:tcPr>
+          <w:p>
+            <w:pPr>
+              <w:spacing w:after="40" w:before="40"/>
+            </w:pPr>
+            <w:r/>
+            <w:r>
+              <w:rPr>
+                <w:rFonts w:ascii="Times New Roman" w:hAnsi="Times New Roman" w:cs="Times New Roman"/>
+                <w:b w:val="0"/>
+                <w:i w:val="0"/>
+                <w:sz w:val="20"/>
+              </w:rPr>
+              <w:t>Длинный хвост, риск popularity bias</w:t>
+            </w:r>
+          </w:p>
+        </w:tc>
+      </w:tr>
+      <w:tr>
+        <w:tc>
+          <w:tcPr>
+            <w:tcW w:type="dxa" w:w="3253"/>
+          </w:tcPr>
+          <w:p>
+            <w:pPr>
+              <w:spacing w:after="40" w:before="40"/>
+            </w:pPr>
+            <w:r/>
+            <w:r>
+              <w:rPr>
+                <w:rFonts w:ascii="Times New Roman" w:hAnsi="Times New Roman" w:cs="Times New Roman"/>
+                <w:b w:val="0"/>
+                <w:i w:val="0"/>
+                <w:sz w:val="20"/>
+              </w:rPr>
+              <w:t>Товаров с ≤ 10 покупками</w:t>
+            </w:r>
+          </w:p>
+        </w:tc>
+        <w:tc>
+          <w:tcPr>
+            <w:tcW w:type="dxa" w:w="2575"/>
+          </w:tcPr>
+          <w:p>
+            <w:pPr>
+              <w:spacing w:after="40" w:before="40"/>
+            </w:pPr>
+            <w:r/>
+            <w:r>
+              <w:rPr>
+                <w:rFonts w:ascii="Times New Roman" w:hAnsi="Times New Roman" w:cs="Times New Roman"/>
+                <w:b w:val="0"/>
+                <w:i w:val="0"/>
+                <w:sz w:val="20"/>
+              </w:rPr>
+              <w:t>45%</w:t>
+            </w:r>
+          </w:p>
+        </w:tc>
+        <w:tc>
+          <w:tcPr>
+            <w:tcW w:type="dxa" w:w="3388"/>
+          </w:tcPr>
+          <w:p>
+            <w:pPr>
+              <w:spacing w:after="40" w:before="40"/>
+            </w:pPr>
+            <w:r/>
+            <w:r>
+              <w:rPr>
+                <w:rFonts w:ascii="Times New Roman" w:hAnsi="Times New Roman" w:cs="Times New Roman"/>
+                <w:b w:val="0"/>
+                <w:i w:val="0"/>
+                <w:sz w:val="20"/>
+              </w:rPr>
+              <w:t>Для половины каталога CF почти не работает</w:t>
+            </w:r>
+          </w:p>
+        </w:tc>
+      </w:tr>
+      <w:tr>
+        <w:tc>
+          <w:tcPr>
+            <w:tcW w:type="dxa" w:w="3253"/>
+          </w:tcPr>
+          <w:p>
+            <w:pPr>
+              <w:spacing w:after="40" w:before="40"/>
+            </w:pPr>
+            <w:r/>
+            <w:r>
+              <w:rPr>
+                <w:rFonts w:ascii="Times New Roman" w:hAnsi="Times New Roman" w:cs="Times New Roman"/>
+                <w:b w:val="0"/>
+                <w:i w:val="0"/>
+                <w:sz w:val="20"/>
+              </w:rPr>
+              <w:t>Покупки в тесте товаров, которых нет в train</w:t>
+            </w:r>
+          </w:p>
+        </w:tc>
+        <w:tc>
+          <w:tcPr>
+            <w:tcW w:type="dxa" w:w="2575"/>
+          </w:tcPr>
+          <w:p>
+            <w:pPr>
+              <w:spacing w:after="40" w:before="40"/>
+            </w:pPr>
+            <w:r/>
+            <w:r>
+              <w:rPr>
+                <w:rFonts w:ascii="Times New Roman" w:hAnsi="Times New Roman" w:cs="Times New Roman"/>
+                <w:b w:val="0"/>
+                <w:i w:val="0"/>
+                <w:sz w:val="20"/>
+              </w:rPr>
+              <w:t>43%</w:t>
+            </w:r>
+          </w:p>
+        </w:tc>
+        <w:tc>
+          <w:tcPr>
+            <w:tcW w:type="dxa" w:w="3388"/>
+          </w:tcPr>
+          <w:p>
+            <w:pPr>
+              <w:spacing w:after="40" w:before="40"/>
+            </w:pPr>
+            <w:r/>
+            <w:r>
+              <w:rPr>
+                <w:rFonts w:ascii="Times New Roman" w:hAnsi="Times New Roman" w:cs="Times New Roman"/>
+                <w:b w:val="0"/>
+                <w:i w:val="0"/>
+                <w:sz w:val="20"/>
+              </w:rPr>
+              <w:t>Холодный старт товаров (новые релизы)</w:t>
+            </w:r>
+          </w:p>
+        </w:tc>
+      </w:tr>
+      <w:tr>
+        <w:tc>
+          <w:tcPr>
+            <w:tcW w:type="dxa" w:w="3253"/>
+          </w:tcPr>
+          <w:p>
+            <w:pPr>
+              <w:spacing w:after="40" w:before="40"/>
+            </w:pPr>
+            <w:r/>
+            <w:r>
+              <w:rPr>
+                <w:rFonts w:ascii="Times New Roman" w:hAnsi="Times New Roman" w:cs="Times New Roman"/>
+                <w:b w:val="0"/>
+                <w:i w:val="0"/>
+                <w:sz w:val="20"/>
+              </w:rPr>
+              <w:t>Новые пользователи среди тестовых</w:t>
+            </w:r>
+          </w:p>
+        </w:tc>
+        <w:tc>
+          <w:tcPr>
+            <w:tcW w:type="dxa" w:w="2575"/>
+          </w:tcPr>
+          <w:p>
+            <w:pPr>
+              <w:spacing w:after="40" w:before="40"/>
+            </w:pPr>
+            <w:r/>
+            <w:r>
+              <w:rPr>
+                <w:rFonts w:ascii="Times New Roman" w:hAnsi="Times New Roman" w:cs="Times New Roman"/>
+                <w:b w:val="0"/>
+                <w:i w:val="0"/>
+                <w:sz w:val="20"/>
+              </w:rPr>
+              <w:t>12%</w:t>
+            </w:r>
+          </w:p>
+        </w:tc>
+        <w:tc>
+          <w:tcPr>
+            <w:tcW w:type="dxa" w:w="3388"/>
+          </w:tcPr>
+          <w:p>
+            <w:pPr>
+              <w:spacing w:after="40" w:before="40"/>
+            </w:pPr>
+            <w:r/>
+            <w:r>
+              <w:rPr>
+                <w:rFonts w:ascii="Times New Roman" w:hAnsi="Times New Roman" w:cs="Times New Roman"/>
+                <w:b w:val="0"/>
+                <w:i w:val="0"/>
+                <w:sz w:val="20"/>
+              </w:rPr>
+              <w:t>Холодный старт пользователей</w:t>
+            </w:r>
+          </w:p>
+        </w:tc>
+      </w:tr>
+      <w:tr>
+        <w:tc>
+          <w:tcPr>
+            <w:tcW w:type="dxa" w:w="3253"/>
+          </w:tcPr>
+          <w:p>
+            <w:pPr>
+              <w:spacing w:after="40" w:before="40"/>
+            </w:pPr>
+            <w:r/>
+            <w:r>
+              <w:rPr>
+                <w:rFonts w:ascii="Times New Roman" w:hAnsi="Times New Roman" w:cs="Times New Roman"/>
+                <w:b w:val="0"/>
+                <w:i w:val="0"/>
+                <w:sz w:val="20"/>
+              </w:rPr>
+              <w:t>Оценок 1–2 звезды</w:t>
+            </w:r>
+          </w:p>
+        </w:tc>
+        <w:tc>
+          <w:tcPr>
+            <w:tcW w:type="dxa" w:w="2575"/>
+          </w:tcPr>
+          <w:p>
+            <w:pPr>
+              <w:spacing w:after="40" w:before="40"/>
+            </w:pPr>
+            <w:r/>
+            <w:r>
+              <w:rPr>
+                <w:rFonts w:ascii="Times New Roman" w:hAnsi="Times New Roman" w:cs="Times New Roman"/>
+                <w:b w:val="0"/>
+                <w:i w:val="0"/>
+                <w:sz w:val="20"/>
+              </w:rPr>
+              <w:t>11%</w:t>
+            </w:r>
+          </w:p>
+        </w:tc>
+        <w:tc>
+          <w:tcPr>
+            <w:tcW w:type="dxa" w:w="3388"/>
+          </w:tcPr>
+          <w:p>
+            <w:pPr>
+              <w:spacing w:after="40" w:before="40"/>
+            </w:pPr>
+            <w:r/>
+            <w:r>
+              <w:rPr>
+                <w:rFonts w:ascii="Times New Roman" w:hAnsi="Times New Roman" w:cs="Times New Roman"/>
+                <w:b w:val="0"/>
+                <w:i w:val="0"/>
+                <w:sz w:val="20"/>
+              </w:rPr>
+              <w:t>«Покупка» не значит «понравилось»</w:t>
+            </w:r>
+          </w:p>
+        </w:tc>
+      </w:tr>
+      <w:tr>
+        <w:tc>
+          <w:tcPr>
+            <w:tcW w:type="dxa" w:w="3253"/>
+          </w:tcPr>
+          <w:p>
+            <w:pPr>
+              <w:spacing w:after="40" w:before="40"/>
+            </w:pPr>
+            <w:r/>
+            <w:r>
+              <w:rPr>
+                <w:rFonts w:ascii="Times New Roman" w:hAnsi="Times New Roman" w:cs="Times New Roman"/>
+                <w:b w:val="0"/>
+                <w:i w:val="0"/>
+                <w:sz w:val="20"/>
+              </w:rPr>
+              <w:t>Пик покупок</w:t>
+            </w:r>
+          </w:p>
+        </w:tc>
+        <w:tc>
+          <w:tcPr>
+            <w:tcW w:type="dxa" w:w="2575"/>
+          </w:tcPr>
+          <w:p>
+            <w:pPr>
+              <w:spacing w:after="40" w:before="40"/>
+            </w:pPr>
+            <w:r/>
+            <w:r>
+              <w:rPr>
+                <w:rFonts w:ascii="Times New Roman" w:hAnsi="Times New Roman" w:cs="Times New Roman"/>
+                <w:b w:val="0"/>
+                <w:i w:val="0"/>
+                <w:sz w:val="20"/>
+              </w:rPr>
+              <w:t>декабрь–январь (22% за 2 месяца)</w:t>
+            </w:r>
+          </w:p>
+        </w:tc>
+        <w:tc>
+          <w:tcPr>
+            <w:tcW w:type="dxa" w:w="3388"/>
+          </w:tcPr>
+          <w:p>
+            <w:pPr>
+              <w:spacing w:after="40" w:before="40"/>
+            </w:pPr>
+            <w:r/>
+            <w:r>
+              <w:rPr>
+                <w:rFonts w:ascii="Times New Roman" w:hAnsi="Times New Roman" w:cs="Times New Roman"/>
+                <w:b w:val="0"/>
+                <w:i w:val="0"/>
+                <w:sz w:val="20"/>
+              </w:rPr>
+              <w:t>Сезонность (праздники)</w:t>
+            </w:r>
+          </w:p>
+        </w:tc>
+      </w:tr>
+      <w:tr>
+        <w:tc>
+          <w:tcPr>
+            <w:tcW w:type="dxa" w:w="3253"/>
+          </w:tcPr>
+          <w:p>
+            <w:pPr>
+              <w:spacing w:after="40" w:before="40"/>
+            </w:pPr>
+            <w:r/>
+            <w:r>
+              <w:rPr>
+                <w:rFonts w:ascii="Times New Roman" w:hAnsi="Times New Roman" w:cs="Times New Roman"/>
+                <w:b w:val="0"/>
+                <w:i w:val="0"/>
+                <w:sz w:val="20"/>
+              </w:rPr>
+              <w:t>Товаров без описания</w:t>
+            </w:r>
+          </w:p>
+        </w:tc>
+        <w:tc>
+          <w:tcPr>
+            <w:tcW w:type="dxa" w:w="2575"/>
+          </w:tcPr>
+          <w:p>
+            <w:pPr>
+              <w:spacing w:after="40" w:before="40"/>
+            </w:pPr>
+            <w:r/>
+            <w:r>
+              <w:rPr>
+                <w:rFonts w:ascii="Times New Roman" w:hAnsi="Times New Roman" w:cs="Times New Roman"/>
+                <w:b w:val="0"/>
+                <w:i w:val="0"/>
+                <w:sz w:val="20"/>
+              </w:rPr>
+              <w:t>27% (без описания и характеристик — 6%)</w:t>
+            </w:r>
+          </w:p>
+        </w:tc>
+        <w:tc>
+          <w:tcPr>
+            <w:tcW w:type="dxa" w:w="3388"/>
+          </w:tcPr>
+          <w:p>
+            <w:pPr>
+              <w:spacing w:after="40" w:before="40"/>
+            </w:pPr>
+            <w:r/>
+            <w:r>
+              <w:rPr>
+                <w:rFonts w:ascii="Times New Roman" w:hAnsi="Times New Roman" w:cs="Times New Roman"/>
+                <w:b w:val="0"/>
+                <w:i w:val="0"/>
+                <w:sz w:val="20"/>
+              </w:rPr>
+              <w:t>Ограничение content-based</w:t>
+            </w:r>
+          </w:p>
+        </w:tc>
+      </w:tr>
+    </w:tbl>
+    <w:p>
+      <w:pPr>
+        <w:spacing w:after="80"/>
+      </w:pPr>
+    </w:p>
+    <w:p>
+      <w:pPr>
+        <w:keepNext/>
+        <w:spacing w:before="120" w:after="40"/>
+        <w:jc w:val="center"/>
+      </w:pPr>
+      <w:r>
+        <w:drawing>
+          <wp:inline xmlns:a="http://schemas.openxmlformats.org/drawingml/2006/main" xmlns:pic="http://schemas.openxmlformats.org/drawingml/2006/picture">
+            <wp:extent cx="5824728" cy="2080260"/>
+            <wp:docPr id="1" name="Picture 1"/>
+            <wp:cNvGraphicFramePr>
+              <a:graphicFrameLocks noChangeAspect="1"/>
+            </wp:cNvGraphicFramePr>
+            <a:graphic>
+              <a:graphicData uri="http://schemas.openxmlformats.org/drawingml/2006/picture">
+                <pic:pic>
+                  <pic:nvPicPr>
+                    <pic:cNvPr id="0" name="data.png"/>
+                    <pic:cNvPicPr/>
+                  </pic:nvPicPr>
+                  <pic:blipFill>
+                    <a:blip r:embed="rId10"/>
+                    <a:stretch>
+                      <a:fillRect/>
+                    </a:stretch>
+                  </pic:blipFill>
+                  <pic:spPr>
+                    <a:xfrm>
+                      <a:off x="0" y="0"/>
+                      <a:ext cx="5824728" cy="2080260"/>
+                    </a:xfrm>
+                    <a:prstGeom prst="rect"/>
+                  </pic:spPr>
+                </pic:pic>
+              </a:graphicData>
+            </a:graphic>
+          </wp:inline>
+        </w:drawing>
+      </w:r>
+    </w:p>
+    <w:p>
+      <w:pPr>
+        <w:spacing w:after="240"/>
+        <w:jc w:val="center"/>
+      </w:pPr>
+      <w:r>
+        <w:rPr>
+          <w:rFonts w:ascii="Times New Roman" w:hAnsi="Times New Roman" w:cs="Times New Roman"/>
+          <w:b w:val="0"/>
+          <w:i/>
+          <w:color w:val="555555"/>
+          <w:sz w:val="20"/>
+        </w:rPr>
+        <w:t>Рисунок 1 — Длинный хвост и сезонность покупок</w:t>
+      </w:r>
+    </w:p>
+    <w:p>
+      <w:pPr>
+        <w:keepNext/>
+        <w:spacing w:before="280" w:after="120"/>
+      </w:pPr>
+      <w:r>
+        <w:rPr>
+          <w:rFonts w:ascii="Arial" w:hAnsi="Arial" w:cs="Arial"/>
+          <w:b/>
+          <w:i w:val="0"/>
+          <w:color w:val="1F3A5F"/>
+          <w:sz w:val="26"/>
+        </w:rPr>
+        <w:t>2.1. Схема валидации</w:t>
+      </w:r>
+    </w:p>
+    <w:p>
+      <w:pPr>
+        <w:spacing w:after="120" w:before="0" w:line="276" w:lineRule="auto"/>
+        <w:jc w:val="both"/>
+      </w:pPr>
+      <w:r>
+        <w:rPr>
+          <w:rFonts w:ascii="Times New Roman" w:hAnsi="Times New Roman" w:cs="Times New Roman"/>
+          <w:b w:val="0"/>
+          <w:i w:val="0"/>
+          <w:sz w:val="24"/>
+        </w:rPr>
+        <w:t>Глобальное разбиение по времени: последние 5% покупок (после 05.08.2022) — тест, остальное — обучение. Модель не видит будущего, и в тест естественно попадают новые пользователи. Релевантными считаются товары, купленные в тестовом периоде, кроме уже купленных ранее. Метрики считаются для K = 10.</w:t>
+      </w:r>
+    </w:p>
+    <w:p>
+      <w:pPr>
+        <w:spacing w:after="120" w:before="0" w:line="276" w:lineRule="auto"/>
+        <w:jc w:val="both"/>
+      </w:pPr>
+      <w:r>
+        <w:rPr>
+          <w:rFonts w:ascii="Times New Roman" w:hAnsi="Times New Roman" w:cs="Times New Roman"/>
+          <w:b w:val="0"/>
+          <w:i w:val="0"/>
+          <w:sz w:val="24"/>
+        </w:rPr>
+        <w:t>Тестовое окно получилось длинным — 13 месяцев (05.08.2022–02.09.2023), и модель за это время не переобучается. Это занижает абсолютные метрики и завышает долю новинок в тесте (см. 7.2). Веса гибрида подбираются на отдельной валидационной выборке: из train отделяются последние 5% покупок (после 26.07.2021), модели обучаются на оставшейся части, и перебором по сетке выбирается комбинация весов с лучшим NDCG@10. Тестовая выборка в подборе не участвует.</w:t>
+      </w:r>
+    </w:p>
+    <w:p>
+      <w:pPr>
+        <w:keepNext/>
+        <w:spacing w:before="400" w:after="200"/>
+      </w:pPr>
+      <w:r>
+        <w:rPr>
+          <w:rFonts w:ascii="Arial" w:hAnsi="Arial" w:cs="Arial"/>
+          <w:b/>
+          <w:i w:val="0"/>
+          <w:color w:val="1F3A5F"/>
+          <w:sz w:val="32"/>
+        </w:rPr>
+        <w:t>3. Архитектура и обоснование стека</w:t>
+      </w:r>
+    </w:p>
+    <w:p>
+      <w:pPr>
+        <w:keepNext/>
+        <w:spacing w:before="120" w:after="40"/>
+        <w:jc w:val="center"/>
+      </w:pPr>
+      <w:r>
+        <w:drawing>
+          <wp:inline xmlns:a="http://schemas.openxmlformats.org/drawingml/2006/main" xmlns:pic="http://schemas.openxmlformats.org/drawingml/2006/picture">
+            <wp:extent cx="5824728" cy="3152750"/>
+            <wp:docPr id="2" name="Picture 2"/>
+            <wp:cNvGraphicFramePr>
+              <a:graphicFrameLocks noChangeAspect="1"/>
+            </wp:cNvGraphicFramePr>
+            <a:graphic>
+              <a:graphicData uri="http://schemas.openxmlformats.org/drawingml/2006/picture">
+                <pic:pic>
+                  <pic:nvPicPr>
+                    <pic:cNvPr id="0" name="architecture.png"/>
+                    <pic:cNvPicPr/>
+                  </pic:nvPicPr>
+                  <pic:blipFill>
+                    <a:blip r:embed="rId11"/>
+                    <a:stretch>
+                      <a:fillRect/>
+                    </a:stretch>
+                  </pic:blipFill>
+                  <pic:spPr>
+                    <a:xfrm>
+                      <a:off x="0" y="0"/>
+                      <a:ext cx="5824728" cy="3152750"/>
+                    </a:xfrm>
+                    <a:prstGeom prst="rect"/>
+                  </pic:spPr>
+                </pic:pic>
+              </a:graphicData>
+            </a:graphic>
+          </wp:inline>
+        </w:drawing>
+      </w:r>
+    </w:p>
+    <w:p>
+      <w:pPr>
+        <w:spacing w:after="240"/>
+        <w:jc w:val="center"/>
+      </w:pPr>
+      <w:r>
+        <w:rPr>
+          <w:rFonts w:ascii="Times New Roman" w:hAnsi="Times New Roman" w:cs="Times New Roman"/>
+          <w:b w:val="0"/>
+          <w:i/>
+          <w:color w:val="555555"/>
+          <w:sz w:val="20"/>
+        </w:rPr>
+        <w:t>Рисунок 2 — Архитектура решения</w:t>
+      </w:r>
+    </w:p>
+    <w:p>
+      <w:pPr>
+        <w:keepNext/>
+        <w:spacing w:before="280" w:after="120"/>
+      </w:pPr>
+      <w:r>
+        <w:rPr>
+          <w:rFonts w:ascii="Arial" w:hAnsi="Arial" w:cs="Arial"/>
+          <w:b/>
+          <w:i w:val="0"/>
+          <w:color w:val="1F3A5F"/>
+          <w:sz w:val="26"/>
+        </w:rPr>
+        <w:t>3.1. Архитектурный стиль</w:t>
+      </w:r>
+    </w:p>
+    <w:p>
+      <w:pPr>
+        <w:spacing w:after="120" w:before="0" w:line="276" w:lineRule="auto"/>
+        <w:jc w:val="both"/>
+      </w:pPr>
+      <w:r>
+        <w:rPr>
+          <w:rFonts w:ascii="Times New Roman" w:hAnsi="Times New Roman" w:cs="Times New Roman"/>
+          <w:b w:val="0"/>
+          <w:i w:val="0"/>
+          <w:sz w:val="24"/>
+        </w:rPr>
+        <w:t>Выбран модульный пайплайн: данные → подготовка → общий контекст (индексы и матрица user × item) → модели с единым интерфейсом (fit, score, similar) → офлайн-оценка или REST API. Единый интерфейс позволяет одинаково оценивать любую модель и собирать из них гибрид без изменения остального кода.</w:t>
+      </w:r>
+    </w:p>
+    <w:p>
+      <w:pPr>
+        <w:spacing w:after="120" w:before="0" w:line="276" w:lineRule="auto"/>
+        <w:jc w:val="both"/>
+      </w:pPr>
+      <w:r>
+        <w:rPr>
+          <w:rFonts w:ascii="Times New Roman" w:hAnsi="Times New Roman" w:cs="Times New Roman"/>
+          <w:b w:val="0"/>
+          <w:i w:val="0"/>
+          <w:sz w:val="24"/>
+        </w:rPr>
+        <w:t>Оценка и сервис разделены: evaluate.py обучает модели на train и подбирает веса гибрида, а api.py обучает те же модели на всех данных при старте и берёт подобранные веса из reports/hybrid_weights.json.</w:t>
+      </w:r>
+    </w:p>
+    <w:p>
+      <w:pPr>
+        <w:keepNext/>
+        <w:spacing w:before="280" w:after="120"/>
+      </w:pPr>
+      <w:r>
+        <w:rPr>
+          <w:rFonts w:ascii="Arial" w:hAnsi="Arial" w:cs="Arial"/>
+          <w:b/>
+          <w:i w:val="0"/>
+          <w:color w:val="1F3A5F"/>
+          <w:sz w:val="26"/>
+        </w:rPr>
+        <w:t>3.2. Обоснование выбора библиотек</w:t>
+      </w:r>
+    </w:p>
+    <w:tbl>
+      <w:tblPr>
+        <w:tblStyle w:val="TableGrid"/>
+        <w:tblW w:type="auto" w:w="0"/>
+        <w:jc w:val="center"/>
+        <w:tblLayout w:type="fixed"/>
+        <w:tblLook w:firstColumn="1" w:firstRow="1" w:lastColumn="0" w:lastRow="0" w:noHBand="0" w:noVBand="1" w:val="04A0"/>
+      </w:tblPr>
+      <w:tblGrid>
+        <w:gridCol w:w="2094"/>
+        <w:gridCol w:w="2373"/>
+        <w:gridCol w:w="4747"/>
+      </w:tblGrid>
+      <w:tr>
+        <w:trPr>
+          <w:tblHeader w:val="true"/>
+        </w:trPr>
+        <w:tc>
+          <w:tcPr>
+            <w:tcW w:type="dxa" w:w="2095"/>
+            <w:shd w:val="clear" w:color="auto" w:fill="DCE6F1"/>
+          </w:tcPr>
+          <w:p>
+            <w:pPr>
+              <w:spacing w:after="40" w:before="40"/>
+            </w:pPr>
+            <w:r/>
+            <w:r>
+              <w:rPr>
+                <w:rFonts w:ascii="Arial" w:hAnsi="Arial" w:cs="Arial"/>
+                <w:b/>
+                <w:i w:val="0"/>
+                <w:sz w:val="20"/>
+              </w:rPr>
+              <w:t>Компонент</w:t>
+            </w:r>
+          </w:p>
+        </w:tc>
+        <w:tc>
+          <w:tcPr>
+            <w:tcW w:type="dxa" w:w="2374"/>
+            <w:shd w:val="clear" w:color="auto" w:fill="DCE6F1"/>
+          </w:tcPr>
+          <w:p>
+            <w:pPr>
+              <w:spacing w:after="40" w:before="40"/>
+            </w:pPr>
+            <w:r/>
+            <w:r>
+              <w:rPr>
+                <w:rFonts w:ascii="Arial" w:hAnsi="Arial" w:cs="Arial"/>
+                <w:b/>
+                <w:i w:val="0"/>
+                <w:sz w:val="20"/>
+              </w:rPr>
+              <w:t>Библиотека</w:t>
+            </w:r>
+          </w:p>
+        </w:tc>
+        <w:tc>
+          <w:tcPr>
+            <w:tcW w:type="dxa" w:w="4748"/>
+            <w:shd w:val="clear" w:color="auto" w:fill="DCE6F1"/>
+          </w:tcPr>
+          <w:p>
+            <w:pPr>
+              <w:spacing w:after="40" w:before="40"/>
+            </w:pPr>
+            <w:r/>
+            <w:r>
+              <w:rPr>
+                <w:rFonts w:ascii="Arial" w:hAnsi="Arial" w:cs="Arial"/>
+                <w:b/>
+                <w:i w:val="0"/>
+                <w:sz w:val="20"/>
+              </w:rPr>
+              <w:t>Почему именно она</w:t>
+            </w:r>
+          </w:p>
+        </w:tc>
+      </w:tr>
+      <w:tr>
+        <w:tc>
+          <w:tcPr>
+            <w:tcW w:type="dxa" w:w="2095"/>
+          </w:tcPr>
+          <w:p>
+            <w:pPr>
+              <w:spacing w:after="40" w:before="40"/>
+            </w:pPr>
+            <w:r/>
+            <w:r>
+              <w:rPr>
+                <w:rFonts w:ascii="Times New Roman" w:hAnsi="Times New Roman" w:cs="Times New Roman"/>
+                <w:b w:val="0"/>
+                <w:i w:val="0"/>
+                <w:sz w:val="20"/>
+              </w:rPr>
+              <w:t>Данные</w:t>
+            </w:r>
+          </w:p>
+        </w:tc>
+        <w:tc>
+          <w:tcPr>
+            <w:tcW w:type="dxa" w:w="2374"/>
+          </w:tcPr>
+          <w:p>
+            <w:pPr>
+              <w:spacing w:after="40" w:before="40"/>
+            </w:pPr>
+            <w:r/>
+            <w:r>
+              <w:rPr>
+                <w:rFonts w:ascii="Times New Roman" w:hAnsi="Times New Roman" w:cs="Times New Roman"/>
+                <w:b w:val="0"/>
+                <w:i w:val="0"/>
+                <w:sz w:val="20"/>
+              </w:rPr>
+              <w:t>pandas, pyarrow</w:t>
+            </w:r>
+          </w:p>
+        </w:tc>
+        <w:tc>
+          <w:tcPr>
+            <w:tcW w:type="dxa" w:w="4748"/>
+          </w:tcPr>
+          <w:p>
+            <w:pPr>
+              <w:spacing w:after="40" w:before="40"/>
+            </w:pPr>
+            <w:r/>
+            <w:r>
+              <w:rPr>
+                <w:rFonts w:ascii="Times New Roman" w:hAnsi="Times New Roman" w:cs="Times New Roman"/>
+                <w:b w:val="0"/>
+                <w:i w:val="0"/>
+                <w:sz w:val="20"/>
+              </w:rPr>
+              <w:t>Быстрая загрузка, parquet-кэш ускоряет повторные запуски</w:t>
+            </w:r>
+          </w:p>
+        </w:tc>
+      </w:tr>
+      <w:tr>
+        <w:tc>
+          <w:tcPr>
+            <w:tcW w:type="dxa" w:w="2095"/>
+          </w:tcPr>
+          <w:p>
+            <w:pPr>
+              <w:spacing w:after="40" w:before="40"/>
+            </w:pPr>
+            <w:r/>
+            <w:r>
+              <w:rPr>
+                <w:rFonts w:ascii="Times New Roman" w:hAnsi="Times New Roman" w:cs="Times New Roman"/>
+                <w:b w:val="0"/>
+                <w:i w:val="0"/>
+                <w:sz w:val="20"/>
+              </w:rPr>
+              <w:t>Разреженные матрицы</w:t>
+            </w:r>
+          </w:p>
+        </w:tc>
+        <w:tc>
+          <w:tcPr>
+            <w:tcW w:type="dxa" w:w="2374"/>
+          </w:tcPr>
+          <w:p>
+            <w:pPr>
+              <w:spacing w:after="40" w:before="40"/>
+            </w:pPr>
+            <w:r/>
+            <w:r>
+              <w:rPr>
+                <w:rFonts w:ascii="Times New Roman" w:hAnsi="Times New Roman" w:cs="Times New Roman"/>
+                <w:b w:val="0"/>
+                <w:i w:val="0"/>
+                <w:sz w:val="20"/>
+              </w:rPr>
+              <w:t>scipy.sparse</w:t>
+            </w:r>
+          </w:p>
+        </w:tc>
+        <w:tc>
+          <w:tcPr>
+            <w:tcW w:type="dxa" w:w="4748"/>
+          </w:tcPr>
+          <w:p>
+            <w:pPr>
+              <w:spacing w:after="40" w:before="40"/>
+            </w:pPr>
+            <w:r/>
+            <w:r>
+              <w:rPr>
+                <w:rFonts w:ascii="Times New Roman" w:hAnsi="Times New Roman" w:cs="Times New Roman"/>
+                <w:b w:val="0"/>
+                <w:i w:val="0"/>
+                <w:sz w:val="20"/>
+              </w:rPr>
+              <w:t>Матрица user × item заполнена на 0,034%, плотная не нужна</w:t>
+            </w:r>
+          </w:p>
+        </w:tc>
+      </w:tr>
+      <w:tr>
+        <w:tc>
+          <w:tcPr>
+            <w:tcW w:type="dxa" w:w="2095"/>
+          </w:tcPr>
+          <w:p>
+            <w:pPr>
+              <w:spacing w:after="40" w:before="40"/>
+            </w:pPr>
+            <w:r/>
+            <w:r>
+              <w:rPr>
+                <w:rFonts w:ascii="Times New Roman" w:hAnsi="Times New Roman" w:cs="Times New Roman"/>
+                <w:b w:val="0"/>
+                <w:i w:val="0"/>
+                <w:sz w:val="20"/>
+              </w:rPr>
+              <w:t>Content-based</w:t>
+            </w:r>
+          </w:p>
+        </w:tc>
+        <w:tc>
+          <w:tcPr>
+            <w:tcW w:type="dxa" w:w="2374"/>
+          </w:tcPr>
+          <w:p>
+            <w:pPr>
+              <w:spacing w:after="40" w:before="40"/>
+            </w:pPr>
+            <w:r/>
+            <w:r>
+              <w:rPr>
+                <w:rFonts w:ascii="Times New Roman" w:hAnsi="Times New Roman" w:cs="Times New Roman"/>
+                <w:b w:val="0"/>
+                <w:i w:val="0"/>
+                <w:sz w:val="20"/>
+              </w:rPr>
+              <w:t>scikit-learn (TF-IDF)</w:t>
+            </w:r>
+          </w:p>
+        </w:tc>
+        <w:tc>
+          <w:tcPr>
+            <w:tcW w:type="dxa" w:w="4748"/>
+          </w:tcPr>
+          <w:p>
+            <w:pPr>
+              <w:spacing w:after="40" w:before="40"/>
+            </w:pPr>
+            <w:r/>
+            <w:r>
+              <w:rPr>
+                <w:rFonts w:ascii="Times New Roman" w:hAnsi="Times New Roman" w:cs="Times New Roman"/>
+                <w:b w:val="0"/>
+                <w:i w:val="0"/>
+                <w:sz w:val="20"/>
+              </w:rPr>
+              <w:t>Простой, интерпретируемый, работает на процессоре за секунды</w:t>
+            </w:r>
+          </w:p>
+        </w:tc>
+      </w:tr>
+      <w:tr>
+        <w:tc>
+          <w:tcPr>
+            <w:tcW w:type="dxa" w:w="2095"/>
+          </w:tcPr>
+          <w:p>
+            <w:pPr>
+              <w:spacing w:after="40" w:before="40"/>
+            </w:pPr>
+            <w:r/>
+            <w:r>
+              <w:rPr>
+                <w:rFonts w:ascii="Times New Roman" w:hAnsi="Times New Roman" w:cs="Times New Roman"/>
+                <w:b w:val="0"/>
+                <w:i w:val="0"/>
+                <w:sz w:val="20"/>
+              </w:rPr>
+              <w:t>Collaborative</w:t>
+            </w:r>
+          </w:p>
+        </w:tc>
+        <w:tc>
+          <w:tcPr>
+            <w:tcW w:type="dxa" w:w="2374"/>
+          </w:tcPr>
+          <w:p>
+            <w:pPr>
+              <w:spacing w:after="40" w:before="40"/>
+            </w:pPr>
+            <w:r/>
+            <w:r>
+              <w:rPr>
+                <w:rFonts w:ascii="Times New Roman" w:hAnsi="Times New Roman" w:cs="Times New Roman"/>
+                <w:b w:val="0"/>
+                <w:i w:val="0"/>
+                <w:sz w:val="20"/>
+              </w:rPr>
+              <w:t>implicit (ALS, ItemKNN)</w:t>
+            </w:r>
+          </w:p>
+        </w:tc>
+        <w:tc>
+          <w:tcPr>
+            <w:tcW w:type="dxa" w:w="4748"/>
+          </w:tcPr>
+          <w:p>
+            <w:pPr>
+              <w:spacing w:after="40" w:before="40"/>
+            </w:pPr>
+            <w:r/>
+            <w:r>
+              <w:rPr>
+                <w:rFonts w:ascii="Times New Roman" w:hAnsi="Times New Roman" w:cs="Times New Roman"/>
+                <w:b w:val="0"/>
+                <w:i w:val="0"/>
+                <w:sz w:val="20"/>
+              </w:rPr>
+              <w:t>Готовая промышленная библиотека для неявного фидбека, сборки под Apple Silicon. Это и есть «развёрнутое существующее решение»</w:t>
+            </w:r>
+          </w:p>
+        </w:tc>
+      </w:tr>
+      <w:tr>
+        <w:tc>
+          <w:tcPr>
+            <w:tcW w:type="dxa" w:w="2095"/>
+          </w:tcPr>
+          <w:p>
+            <w:pPr>
+              <w:spacing w:after="40" w:before="40"/>
+            </w:pPr>
+            <w:r/>
+            <w:r>
+              <w:rPr>
+                <w:rFonts w:ascii="Times New Roman" w:hAnsi="Times New Roman" w:cs="Times New Roman"/>
+                <w:b w:val="0"/>
+                <w:i w:val="0"/>
+                <w:sz w:val="20"/>
+              </w:rPr>
+              <w:t>Сервис</w:t>
+            </w:r>
+          </w:p>
+        </w:tc>
+        <w:tc>
+          <w:tcPr>
+            <w:tcW w:type="dxa" w:w="2374"/>
+          </w:tcPr>
+          <w:p>
+            <w:pPr>
+              <w:spacing w:after="40" w:before="40"/>
+            </w:pPr>
+            <w:r/>
+            <w:r>
+              <w:rPr>
+                <w:rFonts w:ascii="Times New Roman" w:hAnsi="Times New Roman" w:cs="Times New Roman"/>
+                <w:b w:val="0"/>
+                <w:i w:val="0"/>
+                <w:sz w:val="20"/>
+              </w:rPr>
+              <w:t>FastAPI + uvicorn</w:t>
+            </w:r>
+          </w:p>
+        </w:tc>
+        <w:tc>
+          <w:tcPr>
+            <w:tcW w:type="dxa" w:w="4748"/>
+          </w:tcPr>
+          <w:p>
+            <w:pPr>
+              <w:spacing w:after="40" w:before="40"/>
+            </w:pPr>
+            <w:r/>
+            <w:r>
+              <w:rPr>
+                <w:rFonts w:ascii="Times New Roman" w:hAnsi="Times New Roman" w:cs="Times New Roman"/>
+                <w:b w:val="0"/>
+                <w:i w:val="0"/>
+                <w:sz w:val="20"/>
+              </w:rPr>
+              <w:t>Минимальный REST API с автодокументацией (Swagger) для демонстрации блоков витрины</w:t>
+            </w:r>
+          </w:p>
+        </w:tc>
+      </w:tr>
+      <w:tr>
+        <w:tc>
+          <w:tcPr>
+            <w:tcW w:type="dxa" w:w="2095"/>
+          </w:tcPr>
+          <w:p>
+            <w:pPr>
+              <w:spacing w:after="40" w:before="40"/>
+            </w:pPr>
+            <w:r/>
+            <w:r>
+              <w:rPr>
+                <w:rFonts w:ascii="Times New Roman" w:hAnsi="Times New Roman" w:cs="Times New Roman"/>
+                <w:b w:val="0"/>
+                <w:i w:val="0"/>
+                <w:sz w:val="20"/>
+              </w:rPr>
+              <w:t>Графики и отчёт</w:t>
+            </w:r>
+          </w:p>
+        </w:tc>
+        <w:tc>
+          <w:tcPr>
+            <w:tcW w:type="dxa" w:w="2374"/>
+          </w:tcPr>
+          <w:p>
+            <w:pPr>
+              <w:spacing w:after="40" w:before="40"/>
+            </w:pPr>
+            <w:r/>
+            <w:r>
+              <w:rPr>
+                <w:rFonts w:ascii="Times New Roman" w:hAnsi="Times New Roman" w:cs="Times New Roman"/>
+                <w:b w:val="0"/>
+                <w:i w:val="0"/>
+                <w:sz w:val="20"/>
+              </w:rPr>
+              <w:t>matplotlib, python-docx</w:t>
+            </w:r>
+          </w:p>
+        </w:tc>
+        <w:tc>
+          <w:tcPr>
+            <w:tcW w:type="dxa" w:w="4748"/>
+          </w:tcPr>
+          <w:p>
+            <w:pPr>
+              <w:spacing w:after="40" w:before="40"/>
+            </w:pPr>
+            <w:r/>
+            <w:r>
+              <w:rPr>
+                <w:rFonts w:ascii="Times New Roman" w:hAnsi="Times New Roman" w:cs="Times New Roman"/>
+                <w:b w:val="0"/>
+                <w:i w:val="0"/>
+                <w:sz w:val="20"/>
+              </w:rPr>
+              <w:t>Графики и этот отчёт собираются скриптами из сохранённых метрик</w:t>
+            </w:r>
+          </w:p>
+        </w:tc>
+      </w:tr>
+    </w:tbl>
+    <w:p>
+      <w:pPr>
+        <w:spacing w:after="80"/>
+      </w:pPr>
+    </w:p>
+    <w:p>
+      <w:pPr>
+        <w:keepNext/>
+        <w:spacing w:before="280" w:after="120"/>
+      </w:pPr>
+      <w:r>
+        <w:rPr>
+          <w:rFonts w:ascii="Arial" w:hAnsi="Arial" w:cs="Arial"/>
+          <w:b/>
+          <w:i w:val="0"/>
+          <w:color w:val="1F3A5F"/>
+          <w:sz w:val="26"/>
+        </w:rPr>
+        <w:t>3.3. Что рассматривалось и не вошло</w:t>
       </w:r>
     </w:p>
     <w:p>
@@ -1255,30 +2382,6 @@
     </w:p>
     <w:p>
       <w:pPr>
-        <w:spacing w:after="120" w:before="0" w:line="276" w:lineRule="auto"/>
-        <w:jc w:val="both"/>
-      </w:pPr>
-      <w:r>
-        <w:rPr>
-          <w:rFonts w:ascii="Times New Roman" w:hAnsi="Times New Roman" w:cs="Times New Roman"/>
-          <w:b/>
-          <w:i w:val="0"/>
-          <w:sz w:val="24"/>
-        </w:rPr>
-        <w:t>Архитектурный стиль:</w:t>
-      </w:r>
-      <w:r>
-        <w:rPr>
-          <w:rFonts w:ascii="Times New Roman" w:hAnsi="Times New Roman" w:cs="Times New Roman"/>
-          <w:b w:val="0"/>
-          <w:i w:val="0"/>
-          <w:sz w:val="24"/>
-        </w:rPr>
-        <w:t xml:space="preserve"> модульный пайплайн на Python. Данные → подготовка → общий контекст (индексы и матрица) → модели с единым интерфейсом (fit, score, similar) → офлайн-оценка или REST API. Единый интерфейс позволяет одинаково оценивать любую модель и собирать из них гибрид без изменения остального кода.</w:t>
-      </w:r>
-    </w:p>
-    <w:p>
-      <w:pPr>
         <w:keepNext/>
         <w:spacing w:before="400" w:after="200"/>
       </w:pPr>
@@ -1290,55 +2393,7 @@
           <w:color w:val="1F3A5F"/>
           <w:sz w:val="32"/>
         </w:rPr>
-        <w:t>3. Данные</w:t>
-      </w:r>
-    </w:p>
-    <w:p>
-      <w:pPr>
-        <w:spacing w:after="120" w:before="0" w:line="276" w:lineRule="auto"/>
-        <w:jc w:val="both"/>
-      </w:pPr>
-      <w:r>
-        <w:rPr>
-          <w:rFonts w:ascii="Times New Roman" w:hAnsi="Times New Roman" w:cs="Times New Roman"/>
-          <w:b/>
-          <w:i w:val="0"/>
-          <w:sz w:val="24"/>
-        </w:rPr>
-        <w:t>Датасет:</w:t>
-      </w:r>
-      <w:r>
-        <w:rPr>
-          <w:rFonts w:ascii="Times New Roman" w:hAnsi="Times New Roman" w:cs="Times New Roman"/>
-          <w:b w:val="0"/>
-          <w:i w:val="0"/>
-          <w:sz w:val="24"/>
-        </w:rPr>
-        <w:t xml:space="preserve"> Amazon Reviews 2023 (McAuley Lab, UCSD), категория Video Games, вариант 5-core (каждый пользователь и товар имеет не менее 5 взаимодействий). Использованы файлы Video_Games.csv (47 МБ: пользователь, товар, оценка, время) и meta_Video_Games.jsonl (437 МБ: название, бренд, категории, описание, цена).</w:t>
-      </w:r>
-    </w:p>
-    <w:p>
-      <w:pPr>
-        <w:spacing w:after="120" w:before="0" w:line="276" w:lineRule="auto"/>
-        <w:jc w:val="both"/>
-      </w:pPr>
-      <w:r>
-        <w:rPr>
-          <w:rFonts w:ascii="Times New Roman" w:hAnsi="Times New Roman" w:cs="Times New Roman"/>
-          <w:b/>
-          <w:i w:val="0"/>
-          <w:sz w:val="24"/>
-        </w:rPr>
-        <w:t>Допущение:</w:t>
-      </w:r>
-      <w:r>
-        <w:rPr>
-          <w:rFonts w:ascii="Times New Roman" w:hAnsi="Times New Roman" w:cs="Times New Roman"/>
-          <w:b w:val="0"/>
-          <w:i w:val="0"/>
-          <w:sz w:val="24"/>
-        </w:rPr>
-        <w:t xml:space="preserve"> отзыв = факт покупки (implicit feedback). Оценка не используется как сила сигнала.</w:t>
+        <w:t>4. Ход работы и зоны ответственности</w:t>
       </w:r>
     </w:p>
     <w:tbl>
@@ -1350,9 +2405,8 @@
         <w:tblLook w:firstColumn="1" w:firstRow="1" w:lastColumn="0" w:lastRow="0" w:noHBand="0" w:noVBand="1" w:val="04A0"/>
       </w:tblPr>
       <w:tblGrid>
-        <w:gridCol w:w="3252"/>
-        <w:gridCol w:w="2575"/>
-        <w:gridCol w:w="3388"/>
+        <w:gridCol w:w="698"/>
+        <w:gridCol w:w="8517"/>
       </w:tblGrid>
       <w:tr>
         <w:trPr>
@@ -1360,7 +2414,7 @@
         </w:trPr>
         <w:tc>
           <w:tcPr>
-            <w:tcW w:type="dxa" w:w="3253"/>
+            <w:tcW w:type="dxa" w:w="698"/>
             <w:shd w:val="clear" w:color="auto" w:fill="DCE6F1"/>
           </w:tcPr>
           <w:p>
@@ -1375,13 +2429,13 @@
                 <w:i w:val="0"/>
                 <w:sz w:val="20"/>
               </w:rPr>
-              <w:t>Показатель</w:t>
-            </w:r>
-          </w:p>
-        </w:tc>
-        <w:tc>
-          <w:tcPr>
-            <w:tcW w:type="dxa" w:w="2575"/>
+              <w:t>Этап</w:t>
+            </w:r>
+          </w:p>
+        </w:tc>
+        <w:tc>
+          <w:tcPr>
+            <w:tcW w:type="dxa" w:w="8518"/>
             <w:shd w:val="clear" w:color="auto" w:fill="DCE6F1"/>
           </w:tcPr>
           <w:p>
@@ -1396,28 +2450,7 @@
                 <w:i w:val="0"/>
                 <w:sz w:val="20"/>
               </w:rPr>
-              <w:t>Значение</w:t>
-            </w:r>
-          </w:p>
-        </w:tc>
-        <w:tc>
-          <w:tcPr>
-            <w:tcW w:type="dxa" w:w="3388"/>
-            <w:shd w:val="clear" w:color="auto" w:fill="DCE6F1"/>
-          </w:tcPr>
-          <w:p>
-            <w:pPr>
-              <w:spacing w:after="40" w:before="40"/>
-            </w:pPr>
-            <w:r/>
-            <w:r>
-              <w:rPr>
-                <w:rFonts w:ascii="Arial" w:hAnsi="Arial" w:cs="Arial"/>
-                <w:b/>
-                <w:i w:val="0"/>
-                <w:sz w:val="20"/>
-              </w:rPr>
-              <w:t>Что это значит для RecSys</w:t>
+              <w:t>Содержание</w:t>
             </w:r>
           </w:p>
         </w:tc>
@@ -1425,7 +2458,7 @@
       <w:tr>
         <w:tc>
           <w:tcPr>
-            <w:tcW w:type="dxa" w:w="3253"/>
+            <w:tcW w:type="dxa" w:w="698"/>
           </w:tcPr>
           <w:p>
             <w:pPr>
@@ -1439,13 +2472,13 @@
                 <w:i w:val="0"/>
                 <w:sz w:val="20"/>
               </w:rPr>
-              <w:t>Покупки / пользователи / товары</w:t>
-            </w:r>
-          </w:p>
-        </w:tc>
-        <w:tc>
-          <w:tcPr>
-            <w:tcW w:type="dxa" w:w="2575"/>
+              <w:t>1</w:t>
+            </w:r>
+          </w:p>
+        </w:tc>
+        <w:tc>
+          <w:tcPr>
+            <w:tcW w:type="dxa" w:w="8518"/>
           </w:tcPr>
           <w:p>
             <w:pPr>
@@ -1459,27 +2492,7 @@
                 <w:i w:val="0"/>
                 <w:sz w:val="20"/>
               </w:rPr>
-              <w:t>814,6 тыс. / 94,8 тыс. / 24,2 тыс.</w:t>
-            </w:r>
-          </w:p>
-        </w:tc>
-        <w:tc>
-          <w:tcPr>
-            <w:tcW w:type="dxa" w:w="3388"/>
-          </w:tcPr>
-          <w:p>
-            <w:pPr>
-              <w:spacing w:after="40" w:before="40"/>
-            </w:pPr>
-            <w:r/>
-            <w:r>
-              <w:rPr>
-                <w:rFonts w:ascii="Times New Roman" w:hAnsi="Times New Roman" w:cs="Times New Roman"/>
-                <w:b w:val="0"/>
-                <w:i w:val="0"/>
-                <w:sz w:val="20"/>
-              </w:rPr>
-              <w:t>Небольшой, но реалистичный каталог</w:t>
+              <w:t>Разбор задания, выбор предметной области (маркетплейс) и плана работ</w:t>
             </w:r>
           </w:p>
         </w:tc>
@@ -1487,7 +2500,7 @@
       <w:tr>
         <w:tc>
           <w:tcPr>
-            <w:tcW w:type="dxa" w:w="3253"/>
+            <w:tcW w:type="dxa" w:w="698"/>
           </w:tcPr>
           <w:p>
             <w:pPr>
@@ -1501,13 +2514,13 @@
                 <w:i w:val="0"/>
                 <w:sz w:val="20"/>
               </w:rPr>
-              <w:t>Период</w:t>
-            </w:r>
-          </w:p>
-        </w:tc>
-        <w:tc>
-          <w:tcPr>
-            <w:tcW w:type="dxa" w:w="2575"/>
+              <w:t>2</w:t>
+            </w:r>
+          </w:p>
+        </w:tc>
+        <w:tc>
+          <w:tcPr>
+            <w:tcW w:type="dxa" w:w="8518"/>
           </w:tcPr>
           <w:p>
             <w:pPr>
@@ -1521,27 +2534,7 @@
                 <w:i w:val="0"/>
                 <w:sz w:val="20"/>
               </w:rPr>
-              <w:t>1999–2023</w:t>
-            </w:r>
-          </w:p>
-        </w:tc>
-        <w:tc>
-          <w:tcPr>
-            <w:tcW w:type="dxa" w:w="3388"/>
-          </w:tcPr>
-          <w:p>
-            <w:pPr>
-              <w:spacing w:after="40" w:before="40"/>
-            </w:pPr>
-            <w:r/>
-            <w:r>
-              <w:rPr>
-                <w:rFonts w:ascii="Times New Roman" w:hAnsi="Times New Roman" w:cs="Times New Roman"/>
-                <w:b w:val="0"/>
-                <w:i w:val="0"/>
-                <w:sz w:val="20"/>
-              </w:rPr>
-              <w:t>Длинная история, сильная смена ассортимента</w:t>
+              <w:t>Выбор датасета: сравнение H&amp;M (Kaggle), Retailrocket, Olist и Amazon Reviews 2023. Выбран Amazon Video Games (раздел 6.1)</w:t>
             </w:r>
           </w:p>
         </w:tc>
@@ -1549,7 +2542,7 @@
       <w:tr>
         <w:tc>
           <w:tcPr>
-            <w:tcW w:type="dxa" w:w="3253"/>
+            <w:tcW w:type="dxa" w:w="698"/>
           </w:tcPr>
           <w:p>
             <w:pPr>
@@ -1563,13 +2556,13 @@
                 <w:i w:val="0"/>
                 <w:sz w:val="20"/>
               </w:rPr>
-              <w:t>Плотность матрицы user × item</w:t>
-            </w:r>
-          </w:p>
-        </w:tc>
-        <w:tc>
-          <w:tcPr>
-            <w:tcW w:type="dxa" w:w="2575"/>
+              <w:t>3</w:t>
+            </w:r>
+          </w:p>
+        </w:tc>
+        <w:tc>
+          <w:tcPr>
+            <w:tcW w:type="dxa" w:w="8518"/>
           </w:tcPr>
           <w:p>
             <w:pPr>
@@ -1583,27 +2576,7 @@
                 <w:i w:val="0"/>
                 <w:sz w:val="20"/>
               </w:rPr>
-              <w:t>0,034%</w:t>
-            </w:r>
-          </w:p>
-        </w:tc>
-        <w:tc>
-          <w:tcPr>
-            <w:tcW w:type="dxa" w:w="3388"/>
-          </w:tcPr>
-          <w:p>
-            <w:pPr>
-              <w:spacing w:after="40" w:before="40"/>
-            </w:pPr>
-            <w:r/>
-            <w:r>
-              <w:rPr>
-                <w:rFonts w:ascii="Times New Roman" w:hAnsi="Times New Roman" w:cs="Times New Roman"/>
-                <w:b w:val="0"/>
-                <w:i w:val="0"/>
-                <w:sz w:val="20"/>
-              </w:rPr>
-              <w:t>Сильная разреженность</w:t>
+              <w:t>Окружение: Python 3.12 в изолированном виртуальном окружении, установка библиотек</w:t>
             </w:r>
           </w:p>
         </w:tc>
@@ -1611,7 +2584,7 @@
       <w:tr>
         <w:tc>
           <w:tcPr>
-            <w:tcW w:type="dxa" w:w="3253"/>
+            <w:tcW w:type="dxa" w:w="698"/>
           </w:tcPr>
           <w:p>
             <w:pPr>
@@ -1625,13 +2598,13 @@
                 <w:i w:val="0"/>
                 <w:sz w:val="20"/>
               </w:rPr>
-              <w:t>Покупок на пользователя (медиана)</w:t>
-            </w:r>
-          </w:p>
-        </w:tc>
-        <w:tc>
-          <w:tcPr>
-            <w:tcW w:type="dxa" w:w="2575"/>
+              <w:t>4</w:t>
+            </w:r>
+          </w:p>
+        </w:tc>
+        <w:tc>
+          <w:tcPr>
+            <w:tcW w:type="dxa" w:w="8518"/>
           </w:tcPr>
           <w:p>
             <w:pPr>
@@ -1645,27 +2618,7 @@
                 <w:i w:val="0"/>
                 <w:sz w:val="20"/>
               </w:rPr>
-              <w:t>6</w:t>
-            </w:r>
-          </w:p>
-        </w:tc>
-        <w:tc>
-          <w:tcPr>
-            <w:tcW w:type="dxa" w:w="3388"/>
-          </w:tcPr>
-          <w:p>
-            <w:pPr>
-              <w:spacing w:after="40" w:before="40"/>
-            </w:pPr>
-            <w:r/>
-            <w:r>
-              <w:rPr>
-                <w:rFonts w:ascii="Times New Roman" w:hAnsi="Times New Roman" w:cs="Times New Roman"/>
-                <w:b w:val="0"/>
-                <w:i w:val="0"/>
-                <w:sz w:val="20"/>
-              </w:rPr>
-              <w:t>У 32% пользователей не больше 5 покупок</w:t>
+              <w:t>Загрузка данных, подготовка, разбиение по времени, расчёт статистики (раздел 2)</w:t>
             </w:r>
           </w:p>
         </w:tc>
@@ -1673,7 +2626,7 @@
       <w:tr>
         <w:tc>
           <w:tcPr>
-            <w:tcW w:type="dxa" w:w="3253"/>
+            <w:tcW w:type="dxa" w:w="698"/>
           </w:tcPr>
           <w:p>
             <w:pPr>
@@ -1687,13 +2640,13 @@
                 <w:i w:val="0"/>
                 <w:sz w:val="20"/>
               </w:rPr>
-              <w:t>Доля покупок топ-1% / топ-20% товаров</w:t>
-            </w:r>
-          </w:p>
-        </w:tc>
-        <w:tc>
-          <w:tcPr>
-            <w:tcW w:type="dxa" w:w="2575"/>
+              <w:t>5</w:t>
+            </w:r>
+          </w:p>
+        </w:tc>
+        <w:tc>
+          <w:tcPr>
+            <w:tcW w:type="dxa" w:w="8518"/>
           </w:tcPr>
           <w:p>
             <w:pPr>
@@ -1707,27 +2660,7 @@
                 <w:i w:val="0"/>
                 <w:sz w:val="20"/>
               </w:rPr>
-              <w:t>19% / 70%</w:t>
-            </w:r>
-          </w:p>
-        </w:tc>
-        <w:tc>
-          <w:tcPr>
-            <w:tcW w:type="dxa" w:w="3388"/>
-          </w:tcPr>
-          <w:p>
-            <w:pPr>
-              <w:spacing w:after="40" w:before="40"/>
-            </w:pPr>
-            <w:r/>
-            <w:r>
-              <w:rPr>
-                <w:rFonts w:ascii="Times New Roman" w:hAnsi="Times New Roman" w:cs="Times New Roman"/>
-                <w:b w:val="0"/>
-                <w:i w:val="0"/>
-                <w:sz w:val="20"/>
-              </w:rPr>
-              <w:t>Длинный хвост, риск popularity bias</w:t>
+              <w:t>Бизнес-эвристики: Popular, Trending, AlsoBought, SameBrand, история покупок</w:t>
             </w:r>
           </w:p>
         </w:tc>
@@ -1735,7 +2668,7 @@
       <w:tr>
         <w:tc>
           <w:tcPr>
-            <w:tcW w:type="dxa" w:w="3253"/>
+            <w:tcW w:type="dxa" w:w="698"/>
           </w:tcPr>
           <w:p>
             <w:pPr>
@@ -1749,13 +2682,13 @@
                 <w:i w:val="0"/>
                 <w:sz w:val="20"/>
               </w:rPr>
-              <w:t>Товаров с ≤ 10 покупками</w:t>
-            </w:r>
-          </w:p>
-        </w:tc>
-        <w:tc>
-          <w:tcPr>
-            <w:tcW w:type="dxa" w:w="2575"/>
+              <w:t>6</w:t>
+            </w:r>
+          </w:p>
+        </w:tc>
+        <w:tc>
+          <w:tcPr>
+            <w:tcW w:type="dxa" w:w="8518"/>
           </w:tcPr>
           <w:p>
             <w:pPr>
@@ -1769,27 +2702,7 @@
                 <w:i w:val="0"/>
                 <w:sz w:val="20"/>
               </w:rPr>
-              <w:t>45%</w:t>
-            </w:r>
-          </w:p>
-        </w:tc>
-        <w:tc>
-          <w:tcPr>
-            <w:tcW w:type="dxa" w:w="3388"/>
-          </w:tcPr>
-          <w:p>
-            <w:pPr>
-              <w:spacing w:after="40" w:before="40"/>
-            </w:pPr>
-            <w:r/>
-            <w:r>
-              <w:rPr>
-                <w:rFonts w:ascii="Times New Roman" w:hAnsi="Times New Roman" w:cs="Times New Roman"/>
-                <w:b w:val="0"/>
-                <w:i w:val="0"/>
-                <w:sz w:val="20"/>
-              </w:rPr>
-              <w:t>Для половины каталога CF почти не работает</w:t>
+              <w:t>Content-based (TF-IDF) и коллаборативные модели (UserKNN, ItemKNN, ALS)</w:t>
             </w:r>
           </w:p>
         </w:tc>
@@ -1797,7 +2710,7 @@
       <w:tr>
         <w:tc>
           <w:tcPr>
-            <w:tcW w:type="dxa" w:w="3253"/>
+            <w:tcW w:type="dxa" w:w="698"/>
           </w:tcPr>
           <w:p>
             <w:pPr>
@@ -1811,13 +2724,13 @@
                 <w:i w:val="0"/>
                 <w:sz w:val="20"/>
               </w:rPr>
-              <w:t>Покупки в тесте товаров, которых нет в train</w:t>
-            </w:r>
-          </w:p>
-        </w:tc>
-        <w:tc>
-          <w:tcPr>
-            <w:tcW w:type="dxa" w:w="2575"/>
+              <w:t>7</w:t>
+            </w:r>
+          </w:p>
+        </w:tc>
+        <w:tc>
+          <w:tcPr>
+            <w:tcW w:type="dxa" w:w="8518"/>
           </w:tcPr>
           <w:p>
             <w:pPr>
@@ -1831,27 +2744,7 @@
                 <w:i w:val="0"/>
                 <w:sz w:val="20"/>
               </w:rPr>
-              <w:t>43%</w:t>
-            </w:r>
-          </w:p>
-        </w:tc>
-        <w:tc>
-          <w:tcPr>
-            <w:tcW w:type="dxa" w:w="3388"/>
-          </w:tcPr>
-          <w:p>
-            <w:pPr>
-              <w:spacing w:after="40" w:before="40"/>
-            </w:pPr>
-            <w:r/>
-            <w:r>
-              <w:rPr>
-                <w:rFonts w:ascii="Times New Roman" w:hAnsi="Times New Roman" w:cs="Times New Roman"/>
-                <w:b w:val="0"/>
-                <w:i w:val="0"/>
-                <w:sz w:val="20"/>
-              </w:rPr>
-              <w:t>Холодный старт товаров (новые релизы)</w:t>
+              <w:t>Гибрид: switching для новых пользователей + смешивание рангов (RRF), подбор весов на валидации</w:t>
             </w:r>
           </w:p>
         </w:tc>
@@ -1859,7 +2752,7 @@
       <w:tr>
         <w:tc>
           <w:tcPr>
-            <w:tcW w:type="dxa" w:w="3253"/>
+            <w:tcW w:type="dxa" w:w="698"/>
           </w:tcPr>
           <w:p>
             <w:pPr>
@@ -1873,13 +2766,13 @@
                 <w:i w:val="0"/>
                 <w:sz w:val="20"/>
               </w:rPr>
-              <w:t>Новые пользователи среди тестовых</w:t>
-            </w:r>
-          </w:p>
-        </w:tc>
-        <w:tc>
-          <w:tcPr>
-            <w:tcW w:type="dxa" w:w="2575"/>
+              <w:t>8</w:t>
+            </w:r>
+          </w:p>
+        </w:tc>
+        <w:tc>
+          <w:tcPr>
+            <w:tcW w:type="dxa" w:w="8518"/>
           </w:tcPr>
           <w:p>
             <w:pPr>
@@ -1893,27 +2786,7 @@
                 <w:i w:val="0"/>
                 <w:sz w:val="20"/>
               </w:rPr>
-              <w:t>12%</w:t>
-            </w:r>
-          </w:p>
-        </w:tc>
-        <w:tc>
-          <w:tcPr>
-            <w:tcW w:type="dxa" w:w="3388"/>
-          </w:tcPr>
-          <w:p>
-            <w:pPr>
-              <w:spacing w:after="40" w:before="40"/>
-            </w:pPr>
-            <w:r/>
-            <w:r>
-              <w:rPr>
-                <w:rFonts w:ascii="Times New Roman" w:hAnsi="Times New Roman" w:cs="Times New Roman"/>
-                <w:b w:val="0"/>
-                <w:i w:val="0"/>
-                <w:sz w:val="20"/>
-              </w:rPr>
-              <w:t>Холодный старт пользователей</w:t>
+              <w:t>Офлайн-сравнение всех моделей и анализ результатов (раздел 5)</w:t>
             </w:r>
           </w:p>
         </w:tc>
@@ -1921,7 +2794,7 @@
       <w:tr>
         <w:tc>
           <w:tcPr>
-            <w:tcW w:type="dxa" w:w="3253"/>
+            <w:tcW w:type="dxa" w:w="698"/>
           </w:tcPr>
           <w:p>
             <w:pPr>
@@ -1935,13 +2808,13 @@
                 <w:i w:val="0"/>
                 <w:sz w:val="20"/>
               </w:rPr>
-              <w:t>Оценок 1–2 звезды</w:t>
-            </w:r>
-          </w:p>
-        </w:tc>
-        <w:tc>
-          <w:tcPr>
-            <w:tcW w:type="dxa" w:w="2575"/>
+              <w:t>9</w:t>
+            </w:r>
+          </w:p>
+        </w:tc>
+        <w:tc>
+          <w:tcPr>
+            <w:tcW w:type="dxa" w:w="8518"/>
           </w:tcPr>
           <w:p>
             <w:pPr>
@@ -1955,27 +2828,7 @@
                 <w:i w:val="0"/>
                 <w:sz w:val="20"/>
               </w:rPr>
-              <w:t>11%</w:t>
-            </w:r>
-          </w:p>
-        </w:tc>
-        <w:tc>
-          <w:tcPr>
-            <w:tcW w:type="dxa" w:w="3388"/>
-          </w:tcPr>
-          <w:p>
-            <w:pPr>
-              <w:spacing w:after="40" w:before="40"/>
-            </w:pPr>
-            <w:r/>
-            <w:r>
-              <w:rPr>
-                <w:rFonts w:ascii="Times New Roman" w:hAnsi="Times New Roman" w:cs="Times New Roman"/>
-                <w:b w:val="0"/>
-                <w:i w:val="0"/>
-                <w:sz w:val="20"/>
-              </w:rPr>
-              <w:t>«Покупка» не значит «понравилось»</w:t>
+              <w:t>REST API для демонстрации блоков витрины, проверка всех эндпоинтов</w:t>
             </w:r>
           </w:p>
         </w:tc>
@@ -1983,7 +2836,7 @@
       <w:tr>
         <w:tc>
           <w:tcPr>
-            <w:tcW w:type="dxa" w:w="3253"/>
+            <w:tcW w:type="dxa" w:w="698"/>
           </w:tcPr>
           <w:p>
             <w:pPr>
@@ -1997,13 +2850,13 @@
                 <w:i w:val="0"/>
                 <w:sz w:val="20"/>
               </w:rPr>
-              <w:t>Пик покупок</w:t>
-            </w:r>
-          </w:p>
-        </w:tc>
-        <w:tc>
-          <w:tcPr>
-            <w:tcW w:type="dxa" w:w="2575"/>
+              <w:t>10</w:t>
+            </w:r>
+          </w:p>
+        </w:tc>
+        <w:tc>
+          <w:tcPr>
+            <w:tcW w:type="dxa" w:w="8518"/>
           </w:tcPr>
           <w:p>
             <w:pPr>
@@ -2017,27 +2870,7 @@
                 <w:i w:val="0"/>
                 <w:sz w:val="20"/>
               </w:rPr>
-              <w:t>декабрь–январь (22% за 2 месяца)</w:t>
-            </w:r>
-          </w:p>
-        </w:tc>
-        <w:tc>
-          <w:tcPr>
-            <w:tcW w:type="dxa" w:w="3388"/>
-          </w:tcPr>
-          <w:p>
-            <w:pPr>
-              <w:spacing w:after="40" w:before="40"/>
-            </w:pPr>
-            <w:r/>
-            <w:r>
-              <w:rPr>
-                <w:rFonts w:ascii="Times New Roman" w:hAnsi="Times New Roman" w:cs="Times New Roman"/>
-                <w:b w:val="0"/>
-                <w:i w:val="0"/>
-                <w:sz w:val="20"/>
-              </w:rPr>
-              <w:t>Сезонность (праздники)</w:t>
+              <w:t>Ревью готовой работы и исправление найденных ошибок (разделы 6.2 и 6.3)</w:t>
             </w:r>
           </w:p>
         </w:tc>
@@ -2045,7 +2878,7 @@
       <w:tr>
         <w:tc>
           <w:tcPr>
-            <w:tcW w:type="dxa" w:w="3253"/>
+            <w:tcW w:type="dxa" w:w="698"/>
           </w:tcPr>
           <w:p>
             <w:pPr>
@@ -2059,13 +2892,13 @@
                 <w:i w:val="0"/>
                 <w:sz w:val="20"/>
               </w:rPr>
-              <w:t>Товаров без описания</w:t>
-            </w:r>
-          </w:p>
-        </w:tc>
-        <w:tc>
-          <w:tcPr>
-            <w:tcW w:type="dxa" w:w="2575"/>
+              <w:t>11</w:t>
+            </w:r>
+          </w:p>
+        </w:tc>
+        <w:tc>
+          <w:tcPr>
+            <w:tcW w:type="dxa" w:w="8518"/>
           </w:tcPr>
           <w:p>
             <w:pPr>
@@ -2079,276 +2912,7 @@
                 <w:i w:val="0"/>
                 <w:sz w:val="20"/>
               </w:rPr>
-              <w:t>27% (без описания и характеристик — 6%)</w:t>
-            </w:r>
-          </w:p>
-        </w:tc>
-        <w:tc>
-          <w:tcPr>
-            <w:tcW w:type="dxa" w:w="3388"/>
-          </w:tcPr>
-          <w:p>
-            <w:pPr>
-              <w:spacing w:after="40" w:before="40"/>
-            </w:pPr>
-            <w:r/>
-            <w:r>
-              <w:rPr>
-                <w:rFonts w:ascii="Times New Roman" w:hAnsi="Times New Roman" w:cs="Times New Roman"/>
-                <w:b w:val="0"/>
-                <w:i w:val="0"/>
-                <w:sz w:val="20"/>
-              </w:rPr>
-              <w:t>Ограничение content-based</w:t>
-            </w:r>
-          </w:p>
-        </w:tc>
-      </w:tr>
-    </w:tbl>
-    <w:p>
-      <w:pPr>
-        <w:spacing w:after="80"/>
-      </w:pPr>
-    </w:p>
-    <w:p>
-      <w:pPr>
-        <w:keepNext/>
-        <w:spacing w:before="120" w:after="40"/>
-        <w:jc w:val="center"/>
-      </w:pPr>
-      <w:r>
-        <w:drawing>
-          <wp:inline xmlns:a="http://schemas.openxmlformats.org/drawingml/2006/main" xmlns:pic="http://schemas.openxmlformats.org/drawingml/2006/picture">
-            <wp:extent cx="5824728" cy="2080260"/>
-            <wp:docPr id="1" name="Picture 1"/>
-            <wp:cNvGraphicFramePr>
-              <a:graphicFrameLocks noChangeAspect="1"/>
-            </wp:cNvGraphicFramePr>
-            <a:graphic>
-              <a:graphicData uri="http://schemas.openxmlformats.org/drawingml/2006/picture">
-                <pic:pic>
-                  <pic:nvPicPr>
-                    <pic:cNvPr id="0" name="data.png"/>
-                    <pic:cNvPicPr/>
-                  </pic:nvPicPr>
-                  <pic:blipFill>
-                    <a:blip r:embed="rId10"/>
-                    <a:stretch>
-                      <a:fillRect/>
-                    </a:stretch>
-                  </pic:blipFill>
-                  <pic:spPr>
-                    <a:xfrm>
-                      <a:off x="0" y="0"/>
-                      <a:ext cx="5824728" cy="2080260"/>
-                    </a:xfrm>
-                    <a:prstGeom prst="rect"/>
-                  </pic:spPr>
-                </pic:pic>
-              </a:graphicData>
-            </a:graphic>
-          </wp:inline>
-        </w:drawing>
-      </w:r>
-    </w:p>
-    <w:p>
-      <w:pPr>
-        <w:spacing w:after="240"/>
-        <w:jc w:val="center"/>
-      </w:pPr>
-      <w:r>
-        <w:rPr>
-          <w:rFonts w:ascii="Times New Roman" w:hAnsi="Times New Roman" w:cs="Times New Roman"/>
-          <w:b w:val="0"/>
-          <w:i/>
-          <w:color w:val="555555"/>
-          <w:sz w:val="20"/>
-        </w:rPr>
-        <w:t>Рисунок 1 — Длинный хвост и сезонность покупок</w:t>
-      </w:r>
-    </w:p>
-    <w:p>
-      <w:pPr>
-        <w:spacing w:after="120" w:before="0" w:line="276" w:lineRule="auto"/>
-        <w:jc w:val="both"/>
-      </w:pPr>
-      <w:r>
-        <w:rPr>
-          <w:rFonts w:ascii="Times New Roman" w:hAnsi="Times New Roman" w:cs="Times New Roman"/>
-          <w:b/>
-          <w:i w:val="0"/>
-          <w:sz w:val="24"/>
-        </w:rPr>
-        <w:t>Схема валидации:</w:t>
-      </w:r>
-      <w:r>
-        <w:rPr>
-          <w:rFonts w:ascii="Times New Roman" w:hAnsi="Times New Roman" w:cs="Times New Roman"/>
-          <w:b w:val="0"/>
-          <w:i w:val="0"/>
-          <w:sz w:val="24"/>
-        </w:rPr>
-        <w:t xml:space="preserve"> глобальное разбиение по времени. Последние 5% покупок (после 05.08.2022) — тест, остальное — обучение. Модель не видит будущего, и в тест естественно попадают новые пользователи. Релевантными считаются товары, купленные в тестовом периоде, кроме уже купленных ранее. Метрики считаются для K = 10.</w:t>
-      </w:r>
-    </w:p>
-    <w:p>
-      <w:pPr>
-        <w:spacing w:after="120" w:before="0" w:line="276" w:lineRule="auto"/>
-        <w:jc w:val="both"/>
-      </w:pPr>
-      <w:r>
-        <w:rPr>
-          <w:rFonts w:ascii="Times New Roman" w:hAnsi="Times New Roman" w:cs="Times New Roman"/>
-          <w:b w:val="0"/>
-          <w:i w:val="0"/>
-          <w:sz w:val="24"/>
-        </w:rPr>
-        <w:t>Тестовое окно получилось длинным — 13 месяцев (05.08.2022–02.09.2023), и модель за это время не переобучается. Это занижает абсолютные метрики и завышает долю новинок в тесте (см. 7.2). Веса гибрида подбираются на отдельной валидационной выборке: из train отделяются последние 5% покупок (после 26.07.2021), модели обучаются на оставшейся части, и перебором по сетке выбирается комбинация весов с лучшим NDCG@10. Тестовая выборка в подборе не участвует.</w:t>
-      </w:r>
-    </w:p>
-    <w:p>
-      <w:pPr>
-        <w:keepNext/>
-        <w:spacing w:before="400" w:after="200"/>
-      </w:pPr>
-      <w:r>
-        <w:rPr>
-          <w:rFonts w:ascii="Arial" w:hAnsi="Arial" w:cs="Arial"/>
-          <w:b/>
-          <w:i w:val="0"/>
-          <w:color w:val="1F3A5F"/>
-          <w:sz w:val="32"/>
-        </w:rPr>
-        <w:t>4. Архитектура и ход работы</w:t>
-      </w:r>
-    </w:p>
-    <w:p>
-      <w:pPr>
-        <w:keepNext/>
-        <w:spacing w:before="120" w:after="40"/>
-        <w:jc w:val="center"/>
-      </w:pPr>
-      <w:r>
-        <w:drawing>
-          <wp:inline xmlns:a="http://schemas.openxmlformats.org/drawingml/2006/main" xmlns:pic="http://schemas.openxmlformats.org/drawingml/2006/picture">
-            <wp:extent cx="5824728" cy="3152750"/>
-            <wp:docPr id="2" name="Picture 2"/>
-            <wp:cNvGraphicFramePr>
-              <a:graphicFrameLocks noChangeAspect="1"/>
-            </wp:cNvGraphicFramePr>
-            <a:graphic>
-              <a:graphicData uri="http://schemas.openxmlformats.org/drawingml/2006/picture">
-                <pic:pic>
-                  <pic:nvPicPr>
-                    <pic:cNvPr id="0" name="architecture.png"/>
-                    <pic:cNvPicPr/>
-                  </pic:nvPicPr>
-                  <pic:blipFill>
-                    <a:blip r:embed="rId11"/>
-                    <a:stretch>
-                      <a:fillRect/>
-                    </a:stretch>
-                  </pic:blipFill>
-                  <pic:spPr>
-                    <a:xfrm>
-                      <a:off x="0" y="0"/>
-                      <a:ext cx="5824728" cy="3152750"/>
-                    </a:xfrm>
-                    <a:prstGeom prst="rect"/>
-                  </pic:spPr>
-                </pic:pic>
-              </a:graphicData>
-            </a:graphic>
-          </wp:inline>
-        </w:drawing>
-      </w:r>
-    </w:p>
-    <w:p>
-      <w:pPr>
-        <w:spacing w:after="240"/>
-        <w:jc w:val="center"/>
-      </w:pPr>
-      <w:r>
-        <w:rPr>
-          <w:rFonts w:ascii="Times New Roman" w:hAnsi="Times New Roman" w:cs="Times New Roman"/>
-          <w:b w:val="0"/>
-          <w:i/>
-          <w:color w:val="555555"/>
-          <w:sz w:val="20"/>
-        </w:rPr>
-        <w:t>Рисунок 2 — Архитектура решения</w:t>
-      </w:r>
-    </w:p>
-    <w:p>
-      <w:pPr>
-        <w:spacing w:after="120" w:before="0" w:line="276" w:lineRule="auto"/>
-        <w:jc w:val="both"/>
-      </w:pPr>
-      <w:r>
-        <w:rPr>
-          <w:rFonts w:ascii="Times New Roman" w:hAnsi="Times New Roman" w:cs="Times New Roman"/>
-          <w:b w:val="0"/>
-          <w:i w:val="0"/>
-          <w:sz w:val="24"/>
-        </w:rPr>
-        <w:t>Структура репозитория:</w:t>
-      </w:r>
-    </w:p>
-    <w:tbl>
-      <w:tblPr>
-        <w:tblStyle w:val="TableGrid"/>
-        <w:tblW w:type="auto" w:w="0"/>
-        <w:jc w:val="center"/>
-        <w:tblLayout w:type="fixed"/>
-        <w:tblLook w:firstColumn="1" w:firstRow="1" w:lastColumn="0" w:lastRow="0" w:noHBand="0" w:noVBand="1" w:val="04A0"/>
-      </w:tblPr>
-      <w:tblGrid>
-        <w:gridCol w:w="3523"/>
-        <w:gridCol w:w="5692"/>
-      </w:tblGrid>
-      <w:tr>
-        <w:trPr>
-          <w:tblHeader w:val="true"/>
-        </w:trPr>
-        <w:tc>
-          <w:tcPr>
-            <w:tcW w:type="dxa" w:w="3524"/>
-            <w:shd w:val="clear" w:color="auto" w:fill="DCE6F1"/>
-          </w:tcPr>
-          <w:p>
-            <w:pPr>
-              <w:spacing w:after="40" w:before="40"/>
-            </w:pPr>
-            <w:r/>
-            <w:r>
-              <w:rPr>
-                <w:rFonts w:ascii="Arial" w:hAnsi="Arial" w:cs="Arial"/>
-                <w:b/>
-                <w:i w:val="0"/>
-                <w:sz w:val="20"/>
-              </w:rPr>
-              <w:t>Файл</w:t>
-            </w:r>
-          </w:p>
-        </w:tc>
-        <w:tc>
-          <w:tcPr>
-            <w:tcW w:type="dxa" w:w="5692"/>
-            <w:shd w:val="clear" w:color="auto" w:fill="DCE6F1"/>
-          </w:tcPr>
-          <w:p>
-            <w:pPr>
-              <w:spacing w:after="40" w:before="40"/>
-            </w:pPr>
-            <w:r/>
-            <w:r>
-              <w:rPr>
-                <w:rFonts w:ascii="Arial" w:hAnsi="Arial" w:cs="Arial"/>
-                <w:b/>
-                <w:i w:val="0"/>
-                <w:sz w:val="20"/>
-              </w:rPr>
-              <w:t>Назначение</w:t>
+              <w:t>Разбор проблем подходов и продакшена, метрики мониторинга (разделы 7–9)</w:t>
             </w:r>
           </w:p>
         </w:tc>
@@ -2356,7 +2920,7 @@
       <w:tr>
         <w:tc>
           <w:tcPr>
-            <w:tcW w:type="dxa" w:w="3524"/>
+            <w:tcW w:type="dxa" w:w="698"/>
           </w:tcPr>
           <w:p>
             <w:pPr>
@@ -2370,13 +2934,13 @@
                 <w:i w:val="0"/>
                 <w:sz w:val="20"/>
               </w:rPr>
-              <w:t>recsys/data.py</w:t>
-            </w:r>
-          </w:p>
-        </w:tc>
-        <w:tc>
-          <w:tcPr>
-            <w:tcW w:type="dxa" w:w="5692"/>
+              <w:t>12</w:t>
+            </w:r>
+          </w:p>
+        </w:tc>
+        <w:tc>
+          <w:tcPr>
+            <w:tcW w:type="dxa" w:w="8518"/>
           </w:tcPr>
           <w:p>
             <w:pPr>
@@ -2390,343 +2954,7 @@
                 <w:i w:val="0"/>
                 <w:sz w:val="20"/>
               </w:rPr>
-              <w:t>Загрузка, очистка, фильтр метаданных, parquet-кэш, разбиение по времени</w:t>
-            </w:r>
-          </w:p>
-        </w:tc>
-      </w:tr>
-      <w:tr>
-        <w:tc>
-          <w:tcPr>
-            <w:tcW w:type="dxa" w:w="3524"/>
-          </w:tcPr>
-          <w:p>
-            <w:pPr>
-              <w:spacing w:after="40" w:before="40"/>
-            </w:pPr>
-            <w:r/>
-            <w:r>
-              <w:rPr>
-                <w:rFonts w:ascii="Times New Roman" w:hAnsi="Times New Roman" w:cs="Times New Roman"/>
-                <w:b w:val="0"/>
-                <w:i w:val="0"/>
-                <w:sz w:val="20"/>
-              </w:rPr>
-              <w:t>recsys/models.py</w:t>
-            </w:r>
-          </w:p>
-        </w:tc>
-        <w:tc>
-          <w:tcPr>
-            <w:tcW w:type="dxa" w:w="5692"/>
-          </w:tcPr>
-          <w:p>
-            <w:pPr>
-              <w:spacing w:after="40" w:before="40"/>
-            </w:pPr>
-            <w:r/>
-            <w:r>
-              <w:rPr>
-                <w:rFonts w:ascii="Times New Roman" w:hAnsi="Times New Roman" w:cs="Times New Roman"/>
-                <w:b w:val="0"/>
-                <w:i w:val="0"/>
-                <w:sz w:val="20"/>
-              </w:rPr>
-              <w:t>Все модели с единым интерфейсом, общий контекст, функция top-K без уже купленного</w:t>
-            </w:r>
-          </w:p>
-        </w:tc>
-      </w:tr>
-      <w:tr>
-        <w:tc>
-          <w:tcPr>
-            <w:tcW w:type="dxa" w:w="3524"/>
-          </w:tcPr>
-          <w:p>
-            <w:pPr>
-              <w:spacing w:after="40" w:before="40"/>
-            </w:pPr>
-            <w:r/>
-            <w:r>
-              <w:rPr>
-                <w:rFonts w:ascii="Times New Roman" w:hAnsi="Times New Roman" w:cs="Times New Roman"/>
-                <w:b w:val="0"/>
-                <w:i w:val="0"/>
-                <w:sz w:val="20"/>
-              </w:rPr>
-              <w:t>recsys/metrics.py</w:t>
-            </w:r>
-          </w:p>
-        </w:tc>
-        <w:tc>
-          <w:tcPr>
-            <w:tcW w:type="dxa" w:w="5692"/>
-          </w:tcPr>
-          <w:p>
-            <w:pPr>
-              <w:spacing w:after="40" w:before="40"/>
-            </w:pPr>
-            <w:r/>
-            <w:r>
-              <w:rPr>
-                <w:rFonts w:ascii="Times New Roman" w:hAnsi="Times New Roman" w:cs="Times New Roman"/>
-                <w:b w:val="0"/>
-                <w:i w:val="0"/>
-                <w:sz w:val="20"/>
-              </w:rPr>
-              <w:t>Precision, Recall, NDCG, MAP, HitRate@K, Coverage, Novelty, TrendShare</w:t>
-            </w:r>
-          </w:p>
-        </w:tc>
-      </w:tr>
-      <w:tr>
-        <w:tc>
-          <w:tcPr>
-            <w:tcW w:type="dxa" w:w="3524"/>
-          </w:tcPr>
-          <w:p>
-            <w:pPr>
-              <w:spacing w:after="40" w:before="40"/>
-            </w:pPr>
-            <w:r/>
-            <w:r>
-              <w:rPr>
-                <w:rFonts w:ascii="Times New Roman" w:hAnsi="Times New Roman" w:cs="Times New Roman"/>
-                <w:b w:val="0"/>
-                <w:i w:val="0"/>
-                <w:sz w:val="20"/>
-              </w:rPr>
-              <w:t>recsys/evaluate.py</w:t>
-            </w:r>
-          </w:p>
-        </w:tc>
-        <w:tc>
-          <w:tcPr>
-            <w:tcW w:type="dxa" w:w="5692"/>
-          </w:tcPr>
-          <w:p>
-            <w:pPr>
-              <w:spacing w:after="40" w:before="40"/>
-            </w:pPr>
-            <w:r/>
-            <w:r>
-              <w:rPr>
-                <w:rFonts w:ascii="Times New Roman" w:hAnsi="Times New Roman" w:cs="Times New Roman"/>
-                <w:b w:val="0"/>
-                <w:i w:val="0"/>
-                <w:sz w:val="20"/>
-              </w:rPr>
-              <w:t>Подбор весов гибрида на валидации, офлайн-сравнение всех моделей на тесте</w:t>
-            </w:r>
-          </w:p>
-        </w:tc>
-      </w:tr>
-      <w:tr>
-        <w:tc>
-          <w:tcPr>
-            <w:tcW w:type="dxa" w:w="3524"/>
-          </w:tcPr>
-          <w:p>
-            <w:pPr>
-              <w:spacing w:after="40" w:before="40"/>
-            </w:pPr>
-            <w:r/>
-            <w:r>
-              <w:rPr>
-                <w:rFonts w:ascii="Times New Roman" w:hAnsi="Times New Roman" w:cs="Times New Roman"/>
-                <w:b w:val="0"/>
-                <w:i w:val="0"/>
-                <w:sz w:val="20"/>
-              </w:rPr>
-              <w:t>recsys/api.py</w:t>
-            </w:r>
-          </w:p>
-        </w:tc>
-        <w:tc>
-          <w:tcPr>
-            <w:tcW w:type="dxa" w:w="5692"/>
-          </w:tcPr>
-          <w:p>
-            <w:pPr>
-              <w:spacing w:after="40" w:before="40"/>
-            </w:pPr>
-            <w:r/>
-            <w:r>
-              <w:rPr>
-                <w:rFonts w:ascii="Times New Roman" w:hAnsi="Times New Roman" w:cs="Times New Roman"/>
-                <w:b w:val="0"/>
-                <w:i w:val="0"/>
-                <w:sz w:val="20"/>
-              </w:rPr>
-              <w:t>REST API (FastAPI): по эндпоинту на каждый блок витрины</w:t>
-            </w:r>
-          </w:p>
-        </w:tc>
-      </w:tr>
-      <w:tr>
-        <w:tc>
-          <w:tcPr>
-            <w:tcW w:type="dxa" w:w="3524"/>
-          </w:tcPr>
-          <w:p>
-            <w:pPr>
-              <w:spacing w:after="40" w:before="40"/>
-            </w:pPr>
-            <w:r/>
-            <w:r>
-              <w:rPr>
-                <w:rFonts w:ascii="Times New Roman" w:hAnsi="Times New Roman" w:cs="Times New Roman"/>
-                <w:b w:val="0"/>
-                <w:i w:val="0"/>
-                <w:sz w:val="20"/>
-              </w:rPr>
-              <w:t>recsys/figures.py</w:t>
-            </w:r>
-          </w:p>
-        </w:tc>
-        <w:tc>
-          <w:tcPr>
-            <w:tcW w:type="dxa" w:w="5692"/>
-          </w:tcPr>
-          <w:p>
-            <w:pPr>
-              <w:spacing w:after="40" w:before="40"/>
-            </w:pPr>
-            <w:r/>
-            <w:r>
-              <w:rPr>
-                <w:rFonts w:ascii="Times New Roman" w:hAnsi="Times New Roman" w:cs="Times New Roman"/>
-                <w:b w:val="0"/>
-                <w:i w:val="0"/>
-                <w:sz w:val="20"/>
-              </w:rPr>
-              <w:t>Графики для отчёта (reports/figures)</w:t>
-            </w:r>
-          </w:p>
-        </w:tc>
-      </w:tr>
-      <w:tr>
-        <w:tc>
-          <w:tcPr>
-            <w:tcW w:type="dxa" w:w="3524"/>
-          </w:tcPr>
-          <w:p>
-            <w:pPr>
-              <w:spacing w:after="40" w:before="40"/>
-            </w:pPr>
-            <w:r/>
-            <w:r>
-              <w:rPr>
-                <w:rFonts w:ascii="Times New Roman" w:hAnsi="Times New Roman" w:cs="Times New Roman"/>
-                <w:b w:val="0"/>
-                <w:i w:val="0"/>
-                <w:sz w:val="20"/>
-              </w:rPr>
-              <w:t>scripts/download_data.sh</w:t>
-            </w:r>
-          </w:p>
-        </w:tc>
-        <w:tc>
-          <w:tcPr>
-            <w:tcW w:type="dxa" w:w="5692"/>
-          </w:tcPr>
-          <w:p>
-            <w:pPr>
-              <w:spacing w:after="40" w:before="40"/>
-            </w:pPr>
-            <w:r/>
-            <w:r>
-              <w:rPr>
-                <w:rFonts w:ascii="Times New Roman" w:hAnsi="Times New Roman" w:cs="Times New Roman"/>
-                <w:b w:val="0"/>
-                <w:i w:val="0"/>
-                <w:sz w:val="20"/>
-              </w:rPr>
-              <w:t>Скачивание датасета в data/raw</w:t>
-            </w:r>
-          </w:p>
-        </w:tc>
-      </w:tr>
-      <w:tr>
-        <w:tc>
-          <w:tcPr>
-            <w:tcW w:type="dxa" w:w="3524"/>
-          </w:tcPr>
-          <w:p>
-            <w:pPr>
-              <w:spacing w:after="40" w:before="40"/>
-            </w:pPr>
-            <w:r/>
-            <w:r>
-              <w:rPr>
-                <w:rFonts w:ascii="Times New Roman" w:hAnsi="Times New Roman" w:cs="Times New Roman"/>
-                <w:b w:val="0"/>
-                <w:i w:val="0"/>
-                <w:sz w:val="20"/>
-              </w:rPr>
-              <w:t>reports/metrics.csv, data_stats.json, hybrid_weights.json</w:t>
-            </w:r>
-          </w:p>
-        </w:tc>
-        <w:tc>
-          <w:tcPr>
-            <w:tcW w:type="dxa" w:w="5692"/>
-          </w:tcPr>
-          <w:p>
-            <w:pPr>
-              <w:spacing w:after="40" w:before="40"/>
-            </w:pPr>
-            <w:r/>
-            <w:r>
-              <w:rPr>
-                <w:rFonts w:ascii="Times New Roman" w:hAnsi="Times New Roman" w:cs="Times New Roman"/>
-                <w:b w:val="0"/>
-                <w:i w:val="0"/>
-                <w:sz w:val="20"/>
-              </w:rPr>
-              <w:t>Результаты оценки; веса гибрида читает API, все числа отчёта берутся отсюда</w:t>
-            </w:r>
-          </w:p>
-        </w:tc>
-      </w:tr>
-      <w:tr>
-        <w:tc>
-          <w:tcPr>
-            <w:tcW w:type="dxa" w:w="3524"/>
-          </w:tcPr>
-          <w:p>
-            <w:pPr>
-              <w:spacing w:after="40" w:before="40"/>
-            </w:pPr>
-            <w:r/>
-            <w:r>
-              <w:rPr>
-                <w:rFonts w:ascii="Times New Roman" w:hAnsi="Times New Roman" w:cs="Times New Roman"/>
-                <w:b w:val="0"/>
-                <w:i w:val="0"/>
-                <w:sz w:val="20"/>
-              </w:rPr>
-              <w:t>reports/make_docx.py</w:t>
-            </w:r>
-          </w:p>
-        </w:tc>
-        <w:tc>
-          <w:tcPr>
-            <w:tcW w:type="dxa" w:w="5692"/>
-          </w:tcPr>
-          <w:p>
-            <w:pPr>
-              <w:spacing w:after="40" w:before="40"/>
-            </w:pPr>
-            <w:r/>
-            <w:r>
-              <w:rPr>
-                <w:rFonts w:ascii="Times New Roman" w:hAnsi="Times New Roman" w:cs="Times New Roman"/>
-                <w:b w:val="0"/>
-                <w:i w:val="0"/>
-                <w:sz w:val="20"/>
-              </w:rPr>
-              <w:t>Сборка этого отчёта из сохранённых метрик</w:t>
+              <w:t>Отчётность: результаты оценки сохраняются машиночитаемо, отчёт собирается из них скриптом</w:t>
             </w:r>
           </w:p>
         </w:tc>
@@ -2745,287 +2973,12 @@
       <w:r>
         <w:rPr>
           <w:rFonts w:ascii="Times New Roman" w:hAnsi="Times New Roman" w:cs="Times New Roman"/>
-          <w:b/>
-          <w:i w:val="0"/>
-          <w:sz w:val="24"/>
-        </w:rPr>
-        <w:t>Ход работы:</w:t>
-      </w:r>
-    </w:p>
-    <w:p>
-      <w:pPr>
-        <w:spacing w:after="60" w:before="0" w:line="276" w:lineRule="auto"/>
-        <w:ind w:left="432" w:hanging="360"/>
-      </w:pPr>
-      <w:r>
-        <w:rPr>
-          <w:rFonts w:ascii="Times New Roman" w:hAnsi="Times New Roman" w:cs="Times New Roman"/>
           <w:b w:val="0"/>
           <w:i w:val="0"/>
           <w:sz w:val="24"/>
         </w:rPr>
-        <w:t>1. Разбор задания, выбор предметной области (маркетплейс) и плана работ.</w:t>
+        <w:t>Работа выполнена индивидуально с помощью ИИ-агента; распределение ролей между участниками не производилось. Как была организована работа с агентом и сколько ресурсов она заняла — в разделе 12.</w:t>
       </w:r>
-    </w:p>
-    <w:p>
-      <w:pPr>
-        <w:spacing w:after="60" w:before="0" w:line="276" w:lineRule="auto"/>
-        <w:ind w:left="432" w:hanging="360"/>
-      </w:pPr>
-      <w:r>
-        <w:rPr>
-          <w:rFonts w:ascii="Times New Roman" w:hAnsi="Times New Roman" w:cs="Times New Roman"/>
-          <w:b w:val="0"/>
-          <w:i w:val="0"/>
-          <w:sz w:val="24"/>
-        </w:rPr>
-        <w:t>2. Выбор датасета: сравнение H&amp;M (Kaggle), Retailrocket, Olist и Amazon Reviews 2023. Выбран Amazon Video Games (раздел 6, проблема 1).</w:t>
-      </w:r>
-    </w:p>
-    <w:p>
-      <w:pPr>
-        <w:spacing w:after="60" w:before="0" w:line="276" w:lineRule="auto"/>
-        <w:ind w:left="432" w:hanging="360"/>
-      </w:pPr>
-      <w:r>
-        <w:rPr>
-          <w:rFonts w:ascii="Times New Roman" w:hAnsi="Times New Roman" w:cs="Times New Roman"/>
-          <w:b w:val="0"/>
-          <w:i w:val="0"/>
-          <w:sz w:val="24"/>
-        </w:rPr>
-        <w:t>3. Подготовка окружения: виртуальное окружение Python 3.12, установка библиотек.</w:t>
-      </w:r>
-    </w:p>
-    <w:p>
-      <w:pPr>
-        <w:spacing w:after="60" w:before="0" w:line="276" w:lineRule="auto"/>
-        <w:ind w:left="432" w:hanging="360"/>
-      </w:pPr>
-      <w:r>
-        <w:rPr>
-          <w:rFonts w:ascii="Times New Roman" w:hAnsi="Times New Roman" w:cs="Times New Roman"/>
-          <w:b w:val="0"/>
-          <w:i w:val="0"/>
-          <w:sz w:val="24"/>
-        </w:rPr>
-        <w:t>4. Загрузка данных, подготовка, разбиение по времени, расчёт статистики (раздел 3).</w:t>
-      </w:r>
-    </w:p>
-    <w:p>
-      <w:pPr>
-        <w:spacing w:after="60" w:before="0" w:line="276" w:lineRule="auto"/>
-        <w:ind w:left="432" w:hanging="360"/>
-      </w:pPr>
-      <w:r>
-        <w:rPr>
-          <w:rFonts w:ascii="Times New Roman" w:hAnsi="Times New Roman" w:cs="Times New Roman"/>
-          <w:b w:val="0"/>
-          <w:i w:val="0"/>
-          <w:sz w:val="24"/>
-        </w:rPr>
-        <w:t>5. Реализация бизнес-эвристик: Popular, Trending, AlsoBought, SameBrand, история покупок.</w:t>
-      </w:r>
-    </w:p>
-    <w:p>
-      <w:pPr>
-        <w:spacing w:after="60" w:before="0" w:line="276" w:lineRule="auto"/>
-        <w:ind w:left="432" w:hanging="360"/>
-      </w:pPr>
-      <w:r>
-        <w:rPr>
-          <w:rFonts w:ascii="Times New Roman" w:hAnsi="Times New Roman" w:cs="Times New Roman"/>
-          <w:b w:val="0"/>
-          <w:i w:val="0"/>
-          <w:sz w:val="24"/>
-        </w:rPr>
-        <w:t>6. Реализация content-based (TF-IDF) и коллаборативных моделей (UserKNN, ItemKNN, ALS).</w:t>
-      </w:r>
-    </w:p>
-    <w:p>
-      <w:pPr>
-        <w:spacing w:after="60" w:before="0" w:line="276" w:lineRule="auto"/>
-        <w:ind w:left="432" w:hanging="360"/>
-      </w:pPr>
-      <w:r>
-        <w:rPr>
-          <w:rFonts w:ascii="Times New Roman" w:hAnsi="Times New Roman" w:cs="Times New Roman"/>
-          <w:b w:val="0"/>
-          <w:i w:val="0"/>
-          <w:sz w:val="24"/>
-        </w:rPr>
-        <w:t>7. Реализация гибрида: switching для новых пользователей + смешивание рангов (RRF), подбор весов на валидации.</w:t>
-      </w:r>
-    </w:p>
-    <w:p>
-      <w:pPr>
-        <w:spacing w:after="60" w:before="0" w:line="276" w:lineRule="auto"/>
-        <w:ind w:left="432" w:hanging="360"/>
-      </w:pPr>
-      <w:r>
-        <w:rPr>
-          <w:rFonts w:ascii="Times New Roman" w:hAnsi="Times New Roman" w:cs="Times New Roman"/>
-          <w:b w:val="0"/>
-          <w:i w:val="0"/>
-          <w:sz w:val="24"/>
-        </w:rPr>
-        <w:t>8. Офлайн-сравнение всех моделей и анализ результатов (раздел 5).</w:t>
-      </w:r>
-    </w:p>
-    <w:p>
-      <w:pPr>
-        <w:spacing w:after="60" w:before="0" w:line="276" w:lineRule="auto"/>
-        <w:ind w:left="432" w:hanging="360"/>
-      </w:pPr>
-      <w:r>
-        <w:rPr>
-          <w:rFonts w:ascii="Times New Roman" w:hAnsi="Times New Roman" w:cs="Times New Roman"/>
-          <w:b w:val="0"/>
-          <w:i w:val="0"/>
-          <w:sz w:val="24"/>
-        </w:rPr>
-        <w:t>9. REST API для демонстрации блоков витрины, проверка всех эндпоинтов.</w:t>
-      </w:r>
-    </w:p>
-    <w:p>
-      <w:pPr>
-        <w:spacing w:after="60" w:before="0" w:line="276" w:lineRule="auto"/>
-        <w:ind w:left="432" w:hanging="360"/>
-      </w:pPr>
-      <w:r>
-        <w:rPr>
-          <w:rFonts w:ascii="Times New Roman" w:hAnsi="Times New Roman" w:cs="Times New Roman"/>
-          <w:b w:val="0"/>
-          <w:i w:val="0"/>
-          <w:sz w:val="24"/>
-        </w:rPr>
-        <w:t>10. Ревью готовой работы и исправление найденных ошибок (раздел 6, проблемы 10–12).</w:t>
-      </w:r>
-    </w:p>
-    <w:p>
-      <w:pPr>
-        <w:spacing w:after="60" w:before="0" w:line="276" w:lineRule="auto"/>
-        <w:ind w:left="432" w:hanging="360"/>
-      </w:pPr>
-      <w:r>
-        <w:rPr>
-          <w:rFonts w:ascii="Times New Roman" w:hAnsi="Times New Roman" w:cs="Times New Roman"/>
-          <w:b w:val="0"/>
-          <w:i w:val="0"/>
-          <w:sz w:val="24"/>
-        </w:rPr>
-        <w:t>11. Теоретический разбор проблем подходов и продакшена, метрики мониторинга (разделы 7–9).</w:t>
-      </w:r>
-    </w:p>
-    <w:p>
-      <w:pPr>
-        <w:spacing w:after="120" w:before="0" w:line="276" w:lineRule="auto"/>
-        <w:jc w:val="both"/>
-      </w:pPr>
-      <w:r>
-        <w:rPr>
-          <w:rFonts w:ascii="Times New Roman" w:hAnsi="Times New Roman" w:cs="Times New Roman"/>
-          <w:b/>
-          <w:i w:val="0"/>
-          <w:sz w:val="24"/>
-        </w:rPr>
-        <w:t>Запуск:</w:t>
-      </w:r>
-    </w:p>
-    <w:p>
-      <w:pPr>
-        <w:spacing w:after="0" w:before="0" w:line="240" w:lineRule="auto"/>
-        <w:ind w:left="432"/>
-      </w:pPr>
-      <w:r>
-        <w:rPr>
-          <w:rFonts w:ascii="Courier New" w:hAnsi="Courier New" w:cs="Courier New"/>
-          <w:b w:val="0"/>
-          <w:i w:val="0"/>
-          <w:sz w:val="19"/>
-        </w:rPr>
-        <w:t>python3.12 -m venv .venv &amp;&amp; .venv/bin/pip install -r requirements.txt</w:t>
-      </w:r>
-    </w:p>
-    <w:p>
-      <w:pPr>
-        <w:spacing w:after="0" w:before="0" w:line="240" w:lineRule="auto"/>
-        <w:ind w:left="432"/>
-      </w:pPr>
-      <w:r>
-        <w:rPr>
-          <w:rFonts w:ascii="Courier New" w:hAnsi="Courier New" w:cs="Courier New"/>
-          <w:b w:val="0"/>
-          <w:i w:val="0"/>
-          <w:sz w:val="19"/>
-        </w:rPr>
-        <w:t>./scripts/download_data.sh</w:t>
-      </w:r>
-    </w:p>
-    <w:p>
-      <w:pPr>
-        <w:spacing w:after="0" w:before="0" w:line="240" w:lineRule="auto"/>
-        <w:ind w:left="432"/>
-      </w:pPr>
-      <w:r>
-        <w:rPr>
-          <w:rFonts w:ascii="Courier New" w:hAnsi="Courier New" w:cs="Courier New"/>
-          <w:b w:val="0"/>
-          <w:i w:val="0"/>
-          <w:sz w:val="19"/>
-        </w:rPr>
-        <w:t>.venv/bin/python -m recsys.evaluate</w:t>
-      </w:r>
-    </w:p>
-    <w:p>
-      <w:pPr>
-        <w:spacing w:after="0" w:before="0" w:line="240" w:lineRule="auto"/>
-        <w:ind w:left="432"/>
-      </w:pPr>
-      <w:r>
-        <w:rPr>
-          <w:rFonts w:ascii="Courier New" w:hAnsi="Courier New" w:cs="Courier New"/>
-          <w:b w:val="0"/>
-          <w:i w:val="0"/>
-          <w:sz w:val="19"/>
-        </w:rPr>
-        <w:t>.venv/bin/python -m recsys.figures</w:t>
-      </w:r>
-    </w:p>
-    <w:p>
-      <w:pPr>
-        <w:spacing w:after="0" w:before="0" w:line="240" w:lineRule="auto"/>
-        <w:ind w:left="432"/>
-      </w:pPr>
-      <w:r>
-        <w:rPr>
-          <w:rFonts w:ascii="Courier New" w:hAnsi="Courier New" w:cs="Courier New"/>
-          <w:b w:val="0"/>
-          <w:i w:val="0"/>
-          <w:sz w:val="19"/>
-        </w:rPr>
-        <w:t>.venv/bin/uvicorn recsys.api:app --port 8000</w:t>
-      </w:r>
-    </w:p>
-    <w:p>
-      <w:pPr>
-        <w:spacing w:after="0" w:before="0" w:line="240" w:lineRule="auto"/>
-        <w:ind w:left="432"/>
-      </w:pPr>
-      <w:r>
-        <w:rPr>
-          <w:rFonts w:ascii="Courier New" w:hAnsi="Courier New" w:cs="Courier New"/>
-          <w:b w:val="0"/>
-          <w:i w:val="0"/>
-          <w:sz w:val="19"/>
-        </w:rPr>
-        <w:t>.venv/bin/python reports/make_docx.py --pdf</w:t>
-      </w:r>
-    </w:p>
-    <w:p>
-      <w:pPr>
-        <w:spacing w:after="80"/>
-      </w:pPr>
     </w:p>
     <w:p>
       <w:pPr>
@@ -3113,7 +3066,7 @@
           <w:color w:val="1F3A5F"/>
           <w:sz w:val="26"/>
         </w:rPr>
-        <w:t>5.1 Подходы</w:t>
+        <w:t>5.1. Подходы</w:t>
       </w:r>
     </w:p>
     <w:tbl>
@@ -4073,7 +4026,7 @@
           <w:color w:val="1F3A5F"/>
           <w:sz w:val="26"/>
         </w:rPr>
-        <w:t>5.2 Результаты офлайн-оценки</w:t>
+        <w:t>5.2. Результаты офлайн-оценки</w:t>
       </w:r>
     </w:p>
     <w:p>
@@ -6158,7 +6111,7 @@
           <w:color w:val="1F3A5F"/>
           <w:sz w:val="26"/>
         </w:rPr>
-        <w:t>5.3 Демонстрация сервиса</w:t>
+        <w:t>5.3. Демонстрация сервиса</w:t>
       </w:r>
     </w:p>
     <w:p>
@@ -6792,7 +6745,23 @@
           <w:color w:val="1F3A5F"/>
           <w:sz w:val="32"/>
         </w:rPr>
-        <w:t>6. Проблемы в ходе работы и их решение</w:t>
+        <w:t>6. Возникшие проблемы и их решения</w:t>
+      </w:r>
+    </w:p>
+    <w:p>
+      <w:pPr>
+        <w:keepNext/>
+        <w:spacing w:before="280" w:after="120"/>
+      </w:pPr>
+      <w:r>
+        <w:rPr>
+          <w:rFonts w:ascii="Arial" w:hAnsi="Arial" w:cs="Arial"/>
+          <w:b/>
+          <w:i w:val="0"/>
+          <w:color w:val="1F3A5F"/>
+          <w:sz w:val="26"/>
+        </w:rPr>
+        <w:t>6.1. Данные и окружение</w:t>
       </w:r>
     </w:p>
     <w:tbl>
@@ -6804,9 +6773,8 @@
         <w:tblLook w:firstColumn="1" w:firstRow="1" w:lastColumn="0" w:lastRow="0" w:noHBand="0" w:noVBand="1" w:val="04A0"/>
       </w:tblPr>
       <w:tblGrid>
-        <w:gridCol w:w="477"/>
-        <w:gridCol w:w="4232"/>
-        <w:gridCol w:w="4505"/>
+        <w:gridCol w:w="4468"/>
+        <w:gridCol w:w="4747"/>
       </w:tblGrid>
       <w:tr>
         <w:trPr>
@@ -6814,7 +6782,7 @@
         </w:trPr>
         <w:tc>
           <w:tcPr>
-            <w:tcW w:type="dxa" w:w="478"/>
+            <w:tcW w:type="dxa" w:w="4468"/>
             <w:shd w:val="clear" w:color="auto" w:fill="DCE6F1"/>
           </w:tcPr>
           <w:p>
@@ -6829,13 +6797,13 @@
                 <w:i w:val="0"/>
                 <w:sz w:val="20"/>
               </w:rPr>
-              <w:t>#</w:t>
-            </w:r>
-          </w:p>
-        </w:tc>
-        <w:tc>
-          <w:tcPr>
-            <w:tcW w:type="dxa" w:w="4233"/>
+              <w:t>Проблема</w:t>
+            </w:r>
+          </w:p>
+        </w:tc>
+        <w:tc>
+          <w:tcPr>
+            <w:tcW w:type="dxa" w:w="4748"/>
             <w:shd w:val="clear" w:color="auto" w:fill="DCE6F1"/>
           </w:tcPr>
           <w:p>
@@ -6850,27 +6818,6 @@
                 <w:i w:val="0"/>
                 <w:sz w:val="20"/>
               </w:rPr>
-              <w:t>Проблема</w:t>
-            </w:r>
-          </w:p>
-        </w:tc>
-        <w:tc>
-          <w:tcPr>
-            <w:tcW w:type="dxa" w:w="4506"/>
-            <w:shd w:val="clear" w:color="auto" w:fill="DCE6F1"/>
-          </w:tcPr>
-          <w:p>
-            <w:pPr>
-              <w:spacing w:after="40" w:before="40"/>
-            </w:pPr>
-            <w:r/>
-            <w:r>
-              <w:rPr>
-                <w:rFonts w:ascii="Arial" w:hAnsi="Arial" w:cs="Arial"/>
-                <w:b/>
-                <w:i w:val="0"/>
-                <w:sz w:val="20"/>
-              </w:rPr>
               <w:t>Решение</w:t>
             </w:r>
           </w:p>
@@ -6879,7 +6826,7 @@
       <w:tr>
         <w:tc>
           <w:tcPr>
-            <w:tcW w:type="dxa" w:w="478"/>
+            <w:tcW w:type="dxa" w:w="4468"/>
           </w:tcPr>
           <w:p>
             <w:pPr>
@@ -6893,33 +6840,13 @@
                 <w:i w:val="0"/>
                 <w:sz w:val="20"/>
               </w:rPr>
-              <w:t>1</w:t>
-            </w:r>
-          </w:p>
-        </w:tc>
-        <w:tc>
-          <w:tcPr>
-            <w:tcW w:type="dxa" w:w="4233"/>
-          </w:tcPr>
-          <w:p>
-            <w:pPr>
-              <w:spacing w:after="40" w:before="40"/>
-            </w:pPr>
-            <w:r/>
-            <w:r>
-              <w:rPr>
-                <w:rFonts w:ascii="Times New Roman" w:hAnsi="Times New Roman" w:cs="Times New Roman"/>
-                <w:b w:val="0"/>
-                <w:i w:val="0"/>
-                <w:sz w:val="20"/>
-              </w:rPr>
               <w:t>Изначально выбранный датасет H&amp;M (Kaggle) требует регистрации и принятия правил соревнования, API-ключа Kaggle не было</w:t>
             </w:r>
           </w:p>
         </w:tc>
         <w:tc>
           <w:tcPr>
-            <w:tcW w:type="dxa" w:w="4506"/>
+            <w:tcW w:type="dxa" w:w="4748"/>
           </w:tcPr>
           <w:p>
             <w:pPr>
@@ -6941,7 +6868,7 @@
       <w:tr>
         <w:tc>
           <w:tcPr>
-            <w:tcW w:type="dxa" w:w="478"/>
+            <w:tcW w:type="dxa" w:w="4468"/>
           </w:tcPr>
           <w:p>
             <w:pPr>
@@ -6955,33 +6882,13 @@
                 <w:i w:val="0"/>
                 <w:sz w:val="20"/>
               </w:rPr>
-              <w:t>2</w:t>
-            </w:r>
-          </w:p>
-        </w:tc>
-        <w:tc>
-          <w:tcPr>
-            <w:tcW w:type="dxa" w:w="4233"/>
-          </w:tcPr>
-          <w:p>
-            <w:pPr>
-              <w:spacing w:after="40" w:before="40"/>
-            </w:pPr>
-            <w:r/>
-            <w:r>
-              <w:rPr>
-                <w:rFonts w:ascii="Times New Roman" w:hAnsi="Times New Roman" w:cs="Times New Roman"/>
-                <w:b w:val="0"/>
-                <w:i w:val="0"/>
-                <w:sz w:val="20"/>
-              </w:rPr>
-              <w:t>Основной сервер датасета (mcauleylab.ucsd.edu) не отвечал</w:t>
-            </w:r>
-          </w:p>
-        </w:tc>
-        <w:tc>
-          <w:tcPr>
-            <w:tcW w:type="dxa" w:w="4506"/>
+              <w:t>Основной сервер датасета не отвечал</w:t>
+            </w:r>
+          </w:p>
+        </w:tc>
+        <w:tc>
+          <w:tcPr>
+            <w:tcW w:type="dxa" w:w="4748"/>
           </w:tcPr>
           <w:p>
             <w:pPr>
@@ -7003,7 +6910,7 @@
       <w:tr>
         <w:tc>
           <w:tcPr>
-            <w:tcW w:type="dxa" w:w="478"/>
+            <w:tcW w:type="dxa" w:w="4468"/>
           </w:tcPr>
           <w:p>
             <w:pPr>
@@ -7017,33 +6924,13 @@
                 <w:i w:val="0"/>
                 <w:sz w:val="20"/>
               </w:rPr>
-              <w:t>3</w:t>
-            </w:r>
-          </w:p>
-        </w:tc>
-        <w:tc>
-          <w:tcPr>
-            <w:tcW w:type="dxa" w:w="4233"/>
-          </w:tcPr>
-          <w:p>
-            <w:pPr>
-              <w:spacing w:after="40" w:before="40"/>
-            </w:pPr>
-            <w:r/>
-            <w:r>
-              <w:rPr>
-                <w:rFonts w:ascii="Times New Roman" w:hAnsi="Times New Roman" w:cs="Times New Roman"/>
-                <w:b w:val="0"/>
-                <w:i w:val="0"/>
-                <w:sz w:val="20"/>
-              </w:rPr>
               <w:t>Системный Python 3.14 слишком новый для ML-библиотек</w:t>
             </w:r>
           </w:p>
         </w:tc>
         <w:tc>
           <w:tcPr>
-            <w:tcW w:type="dxa" w:w="4506"/>
+            <w:tcW w:type="dxa" w:w="4748"/>
           </w:tcPr>
           <w:p>
             <w:pPr>
@@ -7065,7 +6952,7 @@
       <w:tr>
         <w:tc>
           <w:tcPr>
-            <w:tcW w:type="dxa" w:w="478"/>
+            <w:tcW w:type="dxa" w:w="4468"/>
           </w:tcPr>
           <w:p>
             <w:pPr>
@@ -7079,13 +6966,13 @@
                 <w:i w:val="0"/>
                 <w:sz w:val="20"/>
               </w:rPr>
-              <w:t>4</w:t>
-            </w:r>
-          </w:p>
-        </w:tc>
-        <w:tc>
-          <w:tcPr>
-            <w:tcW w:type="dxa" w:w="4233"/>
+              <w:t>Файл метаданных 437 МБ, большая часть товаров не нужна</w:t>
+            </w:r>
+          </w:p>
+        </w:tc>
+        <w:tc>
+          <w:tcPr>
+            <w:tcW w:type="dxa" w:w="4748"/>
           </w:tcPr>
           <w:p>
             <w:pPr>
@@ -7099,523 +6986,7 @@
                 <w:i w:val="0"/>
                 <w:sz w:val="20"/>
               </w:rPr>
-              <w:t>Файл метаданных 437 МБ, большая часть товаров не нужна</w:t>
-            </w:r>
-          </w:p>
-        </w:tc>
-        <w:tc>
-          <w:tcPr>
-            <w:tcW w:type="dxa" w:w="4506"/>
-          </w:tcPr>
-          <w:p>
-            <w:pPr>
-              <w:spacing w:after="40" w:before="40"/>
-            </w:pPr>
-            <w:r/>
-            <w:r>
-              <w:rPr>
-                <w:rFonts w:ascii="Times New Roman" w:hAnsi="Times New Roman" w:cs="Times New Roman"/>
-                <w:b w:val="0"/>
-                <w:i w:val="0"/>
-                <w:sz w:val="20"/>
-              </w:rPr>
               <w:t>Построчное чтение с фильтром по нужным товарам, результат кэшируется в parquet. Повторный запуск — секунды</w:t>
-            </w:r>
-          </w:p>
-        </w:tc>
-      </w:tr>
-      <w:tr>
-        <w:tc>
-          <w:tcPr>
-            <w:tcW w:type="dxa" w:w="478"/>
-          </w:tcPr>
-          <w:p>
-            <w:pPr>
-              <w:spacing w:after="40" w:before="40"/>
-            </w:pPr>
-            <w:r/>
-            <w:r>
-              <w:rPr>
-                <w:rFonts w:ascii="Times New Roman" w:hAnsi="Times New Roman" w:cs="Times New Roman"/>
-                <w:b w:val="0"/>
-                <w:i w:val="0"/>
-                <w:sz w:val="20"/>
-              </w:rPr>
-              <w:t>5</w:t>
-            </w:r>
-          </w:p>
-        </w:tc>
-        <w:tc>
-          <w:tcPr>
-            <w:tcW w:type="dxa" w:w="4233"/>
-          </w:tcPr>
-          <w:p>
-            <w:pPr>
-              <w:spacing w:after="40" w:before="40"/>
-            </w:pPr>
-            <w:r/>
-            <w:r>
-              <w:rPr>
-                <w:rFonts w:ascii="Times New Roman" w:hAnsi="Times New Roman" w:cs="Times New Roman"/>
-                <w:b w:val="0"/>
-                <w:i w:val="0"/>
-                <w:sz w:val="20"/>
-              </w:rPr>
-              <w:t>Риск нечестной оценки при случайном разбиении (утечка будущего)</w:t>
-            </w:r>
-          </w:p>
-        </w:tc>
-        <w:tc>
-          <w:tcPr>
-            <w:tcW w:type="dxa" w:w="4506"/>
-          </w:tcPr>
-          <w:p>
-            <w:pPr>
-              <w:spacing w:after="40" w:before="40"/>
-            </w:pPr>
-            <w:r/>
-            <w:r>
-              <w:rPr>
-                <w:rFonts w:ascii="Times New Roman" w:hAnsi="Times New Roman" w:cs="Times New Roman"/>
-                <w:b w:val="0"/>
-                <w:i w:val="0"/>
-                <w:sz w:val="20"/>
-              </w:rPr>
-              <w:t>Глобальное разбиение по времени</w:t>
-            </w:r>
-          </w:p>
-        </w:tc>
-      </w:tr>
-      <w:tr>
-        <w:tc>
-          <w:tcPr>
-            <w:tcW w:type="dxa" w:w="478"/>
-          </w:tcPr>
-          <w:p>
-            <w:pPr>
-              <w:spacing w:after="40" w:before="40"/>
-            </w:pPr>
-            <w:r/>
-            <w:r>
-              <w:rPr>
-                <w:rFonts w:ascii="Times New Roman" w:hAnsi="Times New Roman" w:cs="Times New Roman"/>
-                <w:b w:val="0"/>
-                <w:i w:val="0"/>
-                <w:sz w:val="20"/>
-              </w:rPr>
-              <w:t>6</w:t>
-            </w:r>
-          </w:p>
-        </w:tc>
-        <w:tc>
-          <w:tcPr>
-            <w:tcW w:type="dxa" w:w="4233"/>
-          </w:tcPr>
-          <w:p>
-            <w:pPr>
-              <w:spacing w:after="40" w:before="40"/>
-            </w:pPr>
-            <w:r/>
-            <w:r>
-              <w:rPr>
-                <w:rFonts w:ascii="Times New Roman" w:hAnsi="Times New Roman" w:cs="Times New Roman"/>
-                <w:b w:val="0"/>
-                <w:i w:val="0"/>
-                <w:sz w:val="20"/>
-              </w:rPr>
-              <w:t>Неперсональная эвристика Trending оказалась лучше всех ML-моделей</w:t>
-            </w:r>
-          </w:p>
-        </w:tc>
-        <w:tc>
-          <w:tcPr>
-            <w:tcW w:type="dxa" w:w="4506"/>
-          </w:tcPr>
-          <w:p>
-            <w:pPr>
-              <w:spacing w:after="40" w:before="40"/>
-            </w:pPr>
-            <w:r/>
-            <w:r>
-              <w:rPr>
-                <w:rFonts w:ascii="Times New Roman" w:hAnsi="Times New Roman" w:cs="Times New Roman"/>
-                <w:b w:val="0"/>
-                <w:i w:val="0"/>
-                <w:sz w:val="20"/>
-              </w:rPr>
-              <w:t>Trending добавлен в гибрид компонентом «свежести». Итог: +37% NDCG к Trending</w:t>
-            </w:r>
-          </w:p>
-        </w:tc>
-      </w:tr>
-      <w:tr>
-        <w:tc>
-          <w:tcPr>
-            <w:tcW w:type="dxa" w:w="478"/>
-          </w:tcPr>
-          <w:p>
-            <w:pPr>
-              <w:spacing w:after="40" w:before="40"/>
-            </w:pPr>
-            <w:r/>
-            <w:r>
-              <w:rPr>
-                <w:rFonts w:ascii="Times New Roman" w:hAnsi="Times New Roman" w:cs="Times New Roman"/>
-                <w:b w:val="0"/>
-                <w:i w:val="0"/>
-                <w:sz w:val="20"/>
-              </w:rPr>
-              <w:t>7</w:t>
-            </w:r>
-          </w:p>
-        </w:tc>
-        <w:tc>
-          <w:tcPr>
-            <w:tcW w:type="dxa" w:w="4233"/>
-          </w:tcPr>
-          <w:p>
-            <w:pPr>
-              <w:spacing w:after="40" w:before="40"/>
-            </w:pPr>
-            <w:r/>
-            <w:r>
-              <w:rPr>
-                <w:rFonts w:ascii="Times New Roman" w:hAnsi="Times New Roman" w:cs="Times New Roman"/>
-                <w:b w:val="0"/>
-                <w:i w:val="0"/>
-                <w:sz w:val="20"/>
-              </w:rPr>
-              <w:t>Скоры моделей несравнимы, простое сложение не работает</w:t>
-            </w:r>
-          </w:p>
-        </w:tc>
-        <w:tc>
-          <w:tcPr>
-            <w:tcW w:type="dxa" w:w="4506"/>
-          </w:tcPr>
-          <w:p>
-            <w:pPr>
-              <w:spacing w:after="40" w:before="40"/>
-            </w:pPr>
-            <w:r/>
-            <w:r>
-              <w:rPr>
-                <w:rFonts w:ascii="Times New Roman" w:hAnsi="Times New Roman" w:cs="Times New Roman"/>
-                <w:b w:val="0"/>
-                <w:i w:val="0"/>
-                <w:sz w:val="20"/>
-              </w:rPr>
-              <w:t>Смешивание по позициям (Reciprocal Rank Fusion) вместо скоров</w:t>
-            </w:r>
-          </w:p>
-        </w:tc>
-      </w:tr>
-      <w:tr>
-        <w:tc>
-          <w:tcPr>
-            <w:tcW w:type="dxa" w:w="478"/>
-          </w:tcPr>
-          <w:p>
-            <w:pPr>
-              <w:spacing w:after="40" w:before="40"/>
-            </w:pPr>
-            <w:r/>
-            <w:r>
-              <w:rPr>
-                <w:rFonts w:ascii="Times New Roman" w:hAnsi="Times New Roman" w:cs="Times New Roman"/>
-                <w:b w:val="0"/>
-                <w:i w:val="0"/>
-                <w:sz w:val="20"/>
-              </w:rPr>
-              <w:t>8</w:t>
-            </w:r>
-          </w:p>
-        </w:tc>
-        <w:tc>
-          <w:tcPr>
-            <w:tcW w:type="dxa" w:w="4233"/>
-          </w:tcPr>
-          <w:p>
-            <w:pPr>
-              <w:spacing w:after="40" w:before="40"/>
-            </w:pPr>
-            <w:r/>
-            <w:r>
-              <w:rPr>
-                <w:rFonts w:ascii="Times New Roman" w:hAnsi="Times New Roman" w:cs="Times New Roman"/>
-                <w:b w:val="0"/>
-                <w:i w:val="0"/>
-                <w:sz w:val="20"/>
-              </w:rPr>
-              <w:t>Гибрид в основном повторяет Trending: 80% выдачи из топ-30 Trending, покрытие 5%</w:t>
-            </w:r>
-          </w:p>
-        </w:tc>
-        <w:tc>
-          <w:tcPr>
-            <w:tcW w:type="dxa" w:w="4506"/>
-          </w:tcPr>
-          <w:p>
-            <w:pPr>
-              <w:spacing w:after="40" w:before="40"/>
-            </w:pPr>
-            <w:r/>
-            <w:r>
-              <w:rPr>
-                <w:rFonts w:ascii="Times New Roman" w:hAnsi="Times New Roman" w:cs="Times New Roman"/>
-                <w:b w:val="0"/>
-                <w:i w:val="0"/>
-                <w:sz w:val="20"/>
-              </w:rPr>
-              <w:t>Добавлена метрика TrendShare, проблема зафиксирована как popularity bias, предложены решения (разделы 7.4 и 10)</w:t>
-            </w:r>
-          </w:p>
-        </w:tc>
-      </w:tr>
-      <w:tr>
-        <w:tc>
-          <w:tcPr>
-            <w:tcW w:type="dxa" w:w="478"/>
-          </w:tcPr>
-          <w:p>
-            <w:pPr>
-              <w:spacing w:after="40" w:before="40"/>
-            </w:pPr>
-            <w:r/>
-            <w:r>
-              <w:rPr>
-                <w:rFonts w:ascii="Times New Roman" w:hAnsi="Times New Roman" w:cs="Times New Roman"/>
-                <w:b w:val="0"/>
-                <w:i w:val="0"/>
-                <w:sz w:val="20"/>
-              </w:rPr>
-              <w:t>9</w:t>
-            </w:r>
-          </w:p>
-        </w:tc>
-        <w:tc>
-          <w:tcPr>
-            <w:tcW w:type="dxa" w:w="4233"/>
-          </w:tcPr>
-          <w:p>
-            <w:pPr>
-              <w:spacing w:after="40" w:before="40"/>
-            </w:pPr>
-            <w:r/>
-            <w:r>
-              <w:rPr>
-                <w:rFonts w:ascii="Times New Roman" w:hAnsi="Times New Roman" w:cs="Times New Roman"/>
-                <w:b w:val="0"/>
-                <w:i w:val="0"/>
-                <w:sz w:val="20"/>
-              </w:rPr>
-              <w:t>43% тестовых покупок — товары, которых не было в обучении: CF их не видит, а офлайн-оценка их отбрасывает</w:t>
-            </w:r>
-          </w:p>
-        </w:tc>
-        <w:tc>
-          <w:tcPr>
-            <w:tcW w:type="dxa" w:w="4506"/>
-          </w:tcPr>
-          <w:p>
-            <w:pPr>
-              <w:spacing w:after="40" w:before="40"/>
-            </w:pPr>
-            <w:r/>
-            <w:r>
-              <w:rPr>
-                <w:rFonts w:ascii="Times New Roman" w:hAnsi="Times New Roman" w:cs="Times New Roman"/>
-                <w:b w:val="0"/>
-                <w:i w:val="0"/>
-                <w:sz w:val="20"/>
-              </w:rPr>
-              <w:t>Зафиксировано как ограничение, предложены решения (разделы 7.2 и 10)</w:t>
-            </w:r>
-          </w:p>
-        </w:tc>
-      </w:tr>
-      <w:tr>
-        <w:tc>
-          <w:tcPr>
-            <w:tcW w:type="dxa" w:w="478"/>
-          </w:tcPr>
-          <w:p>
-            <w:pPr>
-              <w:spacing w:after="40" w:before="40"/>
-            </w:pPr>
-            <w:r/>
-            <w:r>
-              <w:rPr>
-                <w:rFonts w:ascii="Times New Roman" w:hAnsi="Times New Roman" w:cs="Times New Roman"/>
-                <w:b w:val="0"/>
-                <w:i w:val="0"/>
-                <w:sz w:val="20"/>
-              </w:rPr>
-              <w:t>10</w:t>
-            </w:r>
-          </w:p>
-        </w:tc>
-        <w:tc>
-          <w:tcPr>
-            <w:tcW w:type="dxa" w:w="4233"/>
-          </w:tcPr>
-          <w:p>
-            <w:pPr>
-              <w:spacing w:after="40" w:before="40"/>
-            </w:pPr>
-            <w:r/>
-            <w:r>
-              <w:rPr>
-                <w:rFonts w:ascii="Times New Roman" w:hAnsi="Times New Roman" w:cs="Times New Roman"/>
-                <w:b w:val="0"/>
-                <w:i w:val="0"/>
-                <w:sz w:val="20"/>
-              </w:rPr>
-              <w:t>В первой версии веса гибрида подбирались на тестовой выборке, результат был завышен</w:t>
-            </w:r>
-          </w:p>
-        </w:tc>
-        <w:tc>
-          <w:tcPr>
-            <w:tcW w:type="dxa" w:w="4506"/>
-          </w:tcPr>
-          <w:p>
-            <w:pPr>
-              <w:spacing w:after="40" w:before="40"/>
-            </w:pPr>
-            <w:r/>
-            <w:r>
-              <w:rPr>
-                <w:rFonts w:ascii="Times New Roman" w:hAnsi="Times New Roman" w:cs="Times New Roman"/>
-                <w:b w:val="0"/>
-                <w:i w:val="0"/>
-                <w:sz w:val="20"/>
-              </w:rPr>
-              <w:t>Подбор весов вынесен на валидацию (последние 5% train). Веса сохраняются в reports/hybrid_weights.json, API берёт их оттуда</w:t>
-            </w:r>
-          </w:p>
-        </w:tc>
-      </w:tr>
-      <w:tr>
-        <w:tc>
-          <w:tcPr>
-            <w:tcW w:type="dxa" w:w="478"/>
-          </w:tcPr>
-          <w:p>
-            <w:pPr>
-              <w:spacing w:after="40" w:before="40"/>
-            </w:pPr>
-            <w:r/>
-            <w:r>
-              <w:rPr>
-                <w:rFonts w:ascii="Times New Roman" w:hAnsi="Times New Roman" w:cs="Times New Roman"/>
-                <w:b w:val="0"/>
-                <w:i w:val="0"/>
-                <w:sz w:val="20"/>
-              </w:rPr>
-              <w:t>11</w:t>
-            </w:r>
-          </w:p>
-        </w:tc>
-        <w:tc>
-          <w:tcPr>
-            <w:tcW w:type="dxa" w:w="4233"/>
-          </w:tcPr>
-          <w:p>
-            <w:pPr>
-              <w:spacing w:after="40" w:before="40"/>
-            </w:pPr>
-            <w:r/>
-            <w:r>
-              <w:rPr>
-                <w:rFonts w:ascii="Times New Roman" w:hAnsi="Times New Roman" w:cs="Times New Roman"/>
-                <w:b w:val="0"/>
-                <w:i w:val="0"/>
-                <w:sz w:val="20"/>
-              </w:rPr>
-              <w:t>Уже купленные товары занимали места среди кандидатов компонент гибрида (у ALS ~5 из 200)</w:t>
-            </w:r>
-          </w:p>
-        </w:tc>
-        <w:tc>
-          <w:tcPr>
-            <w:tcW w:type="dxa" w:w="4506"/>
-          </w:tcPr>
-          <w:p>
-            <w:pPr>
-              <w:spacing w:after="40" w:before="40"/>
-            </w:pPr>
-            <w:r/>
-            <w:r>
-              <w:rPr>
-                <w:rFonts w:ascii="Times New Roman" w:hAnsi="Times New Roman" w:cs="Times New Roman"/>
-                <w:b w:val="0"/>
-                <w:i w:val="0"/>
-                <w:sz w:val="20"/>
-              </w:rPr>
-              <w:t>Фильтр купленного перенесён до отбора кандидатов</w:t>
-            </w:r>
-          </w:p>
-        </w:tc>
-      </w:tr>
-      <w:tr>
-        <w:tc>
-          <w:tcPr>
-            <w:tcW w:type="dxa" w:w="478"/>
-          </w:tcPr>
-          <w:p>
-            <w:pPr>
-              <w:spacing w:after="40" w:before="40"/>
-            </w:pPr>
-            <w:r/>
-            <w:r>
-              <w:rPr>
-                <w:rFonts w:ascii="Times New Roman" w:hAnsi="Times New Roman" w:cs="Times New Roman"/>
-                <w:b w:val="0"/>
-                <w:i w:val="0"/>
-                <w:sz w:val="20"/>
-              </w:rPr>
-              <w:t>12</w:t>
-            </w:r>
-          </w:p>
-        </w:tc>
-        <w:tc>
-          <w:tcPr>
-            <w:tcW w:type="dxa" w:w="4233"/>
-          </w:tcPr>
-          <w:p>
-            <w:pPr>
-              <w:spacing w:after="40" w:before="40"/>
-            </w:pPr>
-            <w:r/>
-            <w:r>
-              <w:rPr>
-                <w:rFonts w:ascii="Times New Roman" w:hAnsi="Times New Roman" w:cs="Times New Roman"/>
-                <w:b w:val="0"/>
-                <w:i w:val="0"/>
-                <w:sz w:val="20"/>
-              </w:rPr>
-              <w:t>API падал с ошибкой 500 при k=100000 и возвращал почти весь каталог при отрицательном k</w:t>
-            </w:r>
-          </w:p>
-        </w:tc>
-        <w:tc>
-          <w:tcPr>
-            <w:tcW w:type="dxa" w:w="4506"/>
-          </w:tcPr>
-          <w:p>
-            <w:pPr>
-              <w:spacing w:after="40" w:before="40"/>
-            </w:pPr>
-            <w:r/>
-            <w:r>
-              <w:rPr>
-                <w:rFonts w:ascii="Times New Roman" w:hAnsi="Times New Roman" w:cs="Times New Roman"/>
-                <w:b w:val="0"/>
-                <w:i w:val="0"/>
-                <w:sz w:val="20"/>
-              </w:rPr>
-              <w:t>Проверка параметра k (1–100), неверное значение → 422</w:t>
             </w:r>
           </w:p>
         </w:tc>
@@ -7628,78 +6999,501 @@
     </w:p>
     <w:p>
       <w:pPr>
-        <w:spacing w:after="120" w:before="0" w:line="276" w:lineRule="auto"/>
-        <w:jc w:val="both"/>
+        <w:keepNext/>
+        <w:spacing w:before="280" w:after="120"/>
       </w:pPr>
       <w:r>
         <w:rPr>
-          <w:rFonts w:ascii="Times New Roman" w:hAnsi="Times New Roman" w:cs="Times New Roman"/>
+          <w:rFonts w:ascii="Arial" w:hAnsi="Arial" w:cs="Arial"/>
           <w:b/>
           <w:i w:val="0"/>
-          <w:sz w:val="24"/>
+          <w:color w:val="1F3A5F"/>
+          <w:sz w:val="26"/>
         </w:rPr>
-        <w:t>Ограничения работы:</w:t>
+        <w:t>6.2. Оценка и модели</w:t>
       </w:r>
+    </w:p>
+    <w:tbl>
+      <w:tblPr>
+        <w:tblStyle w:val="TableGrid"/>
+        <w:tblW w:type="auto" w:w="0"/>
+        <w:jc w:val="center"/>
+        <w:tblLayout w:type="fixed"/>
+        <w:tblLook w:firstColumn="1" w:firstRow="1" w:lastColumn="0" w:lastRow="0" w:noHBand="0" w:noVBand="1" w:val="04A0"/>
+      </w:tblPr>
+      <w:tblGrid>
+        <w:gridCol w:w="4468"/>
+        <w:gridCol w:w="4747"/>
+      </w:tblGrid>
+      <w:tr>
+        <w:trPr>
+          <w:tblHeader w:val="true"/>
+        </w:trPr>
+        <w:tc>
+          <w:tcPr>
+            <w:tcW w:type="dxa" w:w="4468"/>
+            <w:shd w:val="clear" w:color="auto" w:fill="DCE6F1"/>
+          </w:tcPr>
+          <w:p>
+            <w:pPr>
+              <w:spacing w:after="40" w:before="40"/>
+            </w:pPr>
+            <w:r/>
+            <w:r>
+              <w:rPr>
+                <w:rFonts w:ascii="Arial" w:hAnsi="Arial" w:cs="Arial"/>
+                <w:b/>
+                <w:i w:val="0"/>
+                <w:sz w:val="20"/>
+              </w:rPr>
+              <w:t>Проблема</w:t>
+            </w:r>
+          </w:p>
+        </w:tc>
+        <w:tc>
+          <w:tcPr>
+            <w:tcW w:type="dxa" w:w="4748"/>
+            <w:shd w:val="clear" w:color="auto" w:fill="DCE6F1"/>
+          </w:tcPr>
+          <w:p>
+            <w:pPr>
+              <w:spacing w:after="40" w:before="40"/>
+            </w:pPr>
+            <w:r/>
+            <w:r>
+              <w:rPr>
+                <w:rFonts w:ascii="Arial" w:hAnsi="Arial" w:cs="Arial"/>
+                <w:b/>
+                <w:i w:val="0"/>
+                <w:sz w:val="20"/>
+              </w:rPr>
+              <w:t>Решение</w:t>
+            </w:r>
+          </w:p>
+        </w:tc>
+      </w:tr>
+      <w:tr>
+        <w:tc>
+          <w:tcPr>
+            <w:tcW w:type="dxa" w:w="4468"/>
+          </w:tcPr>
+          <w:p>
+            <w:pPr>
+              <w:spacing w:after="40" w:before="40"/>
+            </w:pPr>
+            <w:r/>
+            <w:r>
+              <w:rPr>
+                <w:rFonts w:ascii="Times New Roman" w:hAnsi="Times New Roman" w:cs="Times New Roman"/>
+                <w:b w:val="0"/>
+                <w:i w:val="0"/>
+                <w:sz w:val="20"/>
+              </w:rPr>
+              <w:t>Риск нечестной оценки при случайном разбиении (утечка будущего)</w:t>
+            </w:r>
+          </w:p>
+        </w:tc>
+        <w:tc>
+          <w:tcPr>
+            <w:tcW w:type="dxa" w:w="4748"/>
+          </w:tcPr>
+          <w:p>
+            <w:pPr>
+              <w:spacing w:after="40" w:before="40"/>
+            </w:pPr>
+            <w:r/>
+            <w:r>
+              <w:rPr>
+                <w:rFonts w:ascii="Times New Roman" w:hAnsi="Times New Roman" w:cs="Times New Roman"/>
+                <w:b w:val="0"/>
+                <w:i w:val="0"/>
+                <w:sz w:val="20"/>
+              </w:rPr>
+              <w:t>Глобальное разбиение по времени</w:t>
+            </w:r>
+          </w:p>
+        </w:tc>
+      </w:tr>
+      <w:tr>
+        <w:tc>
+          <w:tcPr>
+            <w:tcW w:type="dxa" w:w="4468"/>
+          </w:tcPr>
+          <w:p>
+            <w:pPr>
+              <w:spacing w:after="40" w:before="40"/>
+            </w:pPr>
+            <w:r/>
+            <w:r>
+              <w:rPr>
+                <w:rFonts w:ascii="Times New Roman" w:hAnsi="Times New Roman" w:cs="Times New Roman"/>
+                <w:b w:val="0"/>
+                <w:i w:val="0"/>
+                <w:sz w:val="20"/>
+              </w:rPr>
+              <w:t>Неперсональная эвристика Trending оказалась лучше всех ML-моделей</w:t>
+            </w:r>
+          </w:p>
+        </w:tc>
+        <w:tc>
+          <w:tcPr>
+            <w:tcW w:type="dxa" w:w="4748"/>
+          </w:tcPr>
+          <w:p>
+            <w:pPr>
+              <w:spacing w:after="40" w:before="40"/>
+            </w:pPr>
+            <w:r/>
+            <w:r>
+              <w:rPr>
+                <w:rFonts w:ascii="Times New Roman" w:hAnsi="Times New Roman" w:cs="Times New Roman"/>
+                <w:b w:val="0"/>
+                <w:i w:val="0"/>
+                <w:sz w:val="20"/>
+              </w:rPr>
+              <w:t>Trending добавлен в гибрид компонентом «свежести». Итог: +37% NDCG к Trending</w:t>
+            </w:r>
+          </w:p>
+        </w:tc>
+      </w:tr>
+      <w:tr>
+        <w:tc>
+          <w:tcPr>
+            <w:tcW w:type="dxa" w:w="4468"/>
+          </w:tcPr>
+          <w:p>
+            <w:pPr>
+              <w:spacing w:after="40" w:before="40"/>
+            </w:pPr>
+            <w:r/>
+            <w:r>
+              <w:rPr>
+                <w:rFonts w:ascii="Times New Roman" w:hAnsi="Times New Roman" w:cs="Times New Roman"/>
+                <w:b w:val="0"/>
+                <w:i w:val="0"/>
+                <w:sz w:val="20"/>
+              </w:rPr>
+              <w:t>Скоры моделей несравнимы, простое сложение не работает</w:t>
+            </w:r>
+          </w:p>
+        </w:tc>
+        <w:tc>
+          <w:tcPr>
+            <w:tcW w:type="dxa" w:w="4748"/>
+          </w:tcPr>
+          <w:p>
+            <w:pPr>
+              <w:spacing w:after="40" w:before="40"/>
+            </w:pPr>
+            <w:r/>
+            <w:r>
+              <w:rPr>
+                <w:rFonts w:ascii="Times New Roman" w:hAnsi="Times New Roman" w:cs="Times New Roman"/>
+                <w:b w:val="0"/>
+                <w:i w:val="0"/>
+                <w:sz w:val="20"/>
+              </w:rPr>
+              <w:t>Смешивание по позициям (Reciprocal Rank Fusion) вместо скоров</w:t>
+            </w:r>
+          </w:p>
+        </w:tc>
+      </w:tr>
+      <w:tr>
+        <w:tc>
+          <w:tcPr>
+            <w:tcW w:type="dxa" w:w="4468"/>
+          </w:tcPr>
+          <w:p>
+            <w:pPr>
+              <w:spacing w:after="40" w:before="40"/>
+            </w:pPr>
+            <w:r/>
+            <w:r>
+              <w:rPr>
+                <w:rFonts w:ascii="Times New Roman" w:hAnsi="Times New Roman" w:cs="Times New Roman"/>
+                <w:b w:val="0"/>
+                <w:i w:val="0"/>
+                <w:sz w:val="20"/>
+              </w:rPr>
+              <w:t>Гибрид в основном повторяет Trending: 80% выдачи из топ-30 Trending, покрытие 5%</w:t>
+            </w:r>
+          </w:p>
+        </w:tc>
+        <w:tc>
+          <w:tcPr>
+            <w:tcW w:type="dxa" w:w="4748"/>
+          </w:tcPr>
+          <w:p>
+            <w:pPr>
+              <w:spacing w:after="40" w:before="40"/>
+            </w:pPr>
+            <w:r/>
+            <w:r>
+              <w:rPr>
+                <w:rFonts w:ascii="Times New Roman" w:hAnsi="Times New Roman" w:cs="Times New Roman"/>
+                <w:b w:val="0"/>
+                <w:i w:val="0"/>
+                <w:sz w:val="20"/>
+              </w:rPr>
+              <w:t>Добавлена метрика TrendShare, проблема зафиксирована как popularity bias, предложены решения (разделы 7.4 и 10)</w:t>
+            </w:r>
+          </w:p>
+        </w:tc>
+      </w:tr>
+      <w:tr>
+        <w:tc>
+          <w:tcPr>
+            <w:tcW w:type="dxa" w:w="4468"/>
+          </w:tcPr>
+          <w:p>
+            <w:pPr>
+              <w:spacing w:after="40" w:before="40"/>
+            </w:pPr>
+            <w:r/>
+            <w:r>
+              <w:rPr>
+                <w:rFonts w:ascii="Times New Roman" w:hAnsi="Times New Roman" w:cs="Times New Roman"/>
+                <w:b w:val="0"/>
+                <w:i w:val="0"/>
+                <w:sz w:val="20"/>
+              </w:rPr>
+              <w:t>43% тестовых покупок — товары, которых не было в обучении: CF их не видит, а офлайн-оценка их отбрасывает</w:t>
+            </w:r>
+          </w:p>
+        </w:tc>
+        <w:tc>
+          <w:tcPr>
+            <w:tcW w:type="dxa" w:w="4748"/>
+          </w:tcPr>
+          <w:p>
+            <w:pPr>
+              <w:spacing w:after="40" w:before="40"/>
+            </w:pPr>
+            <w:r/>
+            <w:r>
+              <w:rPr>
+                <w:rFonts w:ascii="Times New Roman" w:hAnsi="Times New Roman" w:cs="Times New Roman"/>
+                <w:b w:val="0"/>
+                <w:i w:val="0"/>
+                <w:sz w:val="20"/>
+              </w:rPr>
+              <w:t>Зафиксировано как ограничение, предложены решения (разделы 7.2 и 10)</w:t>
+            </w:r>
+          </w:p>
+        </w:tc>
+      </w:tr>
+      <w:tr>
+        <w:tc>
+          <w:tcPr>
+            <w:tcW w:type="dxa" w:w="4468"/>
+          </w:tcPr>
+          <w:p>
+            <w:pPr>
+              <w:spacing w:after="40" w:before="40"/>
+            </w:pPr>
+            <w:r/>
+            <w:r>
+              <w:rPr>
+                <w:rFonts w:ascii="Times New Roman" w:hAnsi="Times New Roman" w:cs="Times New Roman"/>
+                <w:b w:val="0"/>
+                <w:i w:val="0"/>
+                <w:sz w:val="20"/>
+              </w:rPr>
+              <w:t>В первой версии веса гибрида подбирались на тестовой выборке, результат был завышен</w:t>
+            </w:r>
+          </w:p>
+        </w:tc>
+        <w:tc>
+          <w:tcPr>
+            <w:tcW w:type="dxa" w:w="4748"/>
+          </w:tcPr>
+          <w:p>
+            <w:pPr>
+              <w:spacing w:after="40" w:before="40"/>
+            </w:pPr>
+            <w:r/>
+            <w:r>
+              <w:rPr>
+                <w:rFonts w:ascii="Times New Roman" w:hAnsi="Times New Roman" w:cs="Times New Roman"/>
+                <w:b w:val="0"/>
+                <w:i w:val="0"/>
+                <w:sz w:val="20"/>
+              </w:rPr>
+              <w:t>Подбор весов вынесен на валидацию (последние 5% train). Веса сохраняются в reports/hybrid_weights.json, API берёт их оттуда</w:t>
+            </w:r>
+          </w:p>
+        </w:tc>
+      </w:tr>
+      <w:tr>
+        <w:tc>
+          <w:tcPr>
+            <w:tcW w:type="dxa" w:w="4468"/>
+          </w:tcPr>
+          <w:p>
+            <w:pPr>
+              <w:spacing w:after="40" w:before="40"/>
+            </w:pPr>
+            <w:r/>
+            <w:r>
+              <w:rPr>
+                <w:rFonts w:ascii="Times New Roman" w:hAnsi="Times New Roman" w:cs="Times New Roman"/>
+                <w:b w:val="0"/>
+                <w:i w:val="0"/>
+                <w:sz w:val="20"/>
+              </w:rPr>
+              <w:t>Уже купленные товары занимали места среди кандидатов компонент гибрида (у ALS ~5 из 200)</w:t>
+            </w:r>
+          </w:p>
+        </w:tc>
+        <w:tc>
+          <w:tcPr>
+            <w:tcW w:type="dxa" w:w="4748"/>
+          </w:tcPr>
+          <w:p>
+            <w:pPr>
+              <w:spacing w:after="40" w:before="40"/>
+            </w:pPr>
+            <w:r/>
+            <w:r>
+              <w:rPr>
+                <w:rFonts w:ascii="Times New Roman" w:hAnsi="Times New Roman" w:cs="Times New Roman"/>
+                <w:b w:val="0"/>
+                <w:i w:val="0"/>
+                <w:sz w:val="20"/>
+              </w:rPr>
+              <w:t>Фильтр купленного перенесён до отбора кандидатов</w:t>
+            </w:r>
+          </w:p>
+        </w:tc>
+      </w:tr>
+    </w:tbl>
+    <w:p>
+      <w:pPr>
+        <w:spacing w:after="80"/>
+      </w:pPr>
     </w:p>
     <w:p>
       <w:pPr>
-        <w:pStyle w:val="ListBullet"/>
-        <w:spacing w:after="60" w:line="276" w:lineRule="auto"/>
+        <w:keepNext/>
+        <w:spacing w:before="280" w:after="120"/>
       </w:pPr>
       <w:r>
         <w:rPr>
-          <w:rFonts w:ascii="Times New Roman" w:hAnsi="Times New Roman" w:cs="Times New Roman"/>
-          <w:b w:val="0"/>
+          <w:rFonts w:ascii="Arial" w:hAnsi="Arial" w:cs="Arial"/>
+          <w:b/>
           <w:i w:val="0"/>
-          <w:sz w:val="24"/>
+          <w:color w:val="1F3A5F"/>
+          <w:sz w:val="26"/>
         </w:rPr>
-        <w:t>Тестовое окно — 13 месяцев без переобучения модели: абсолютные метрики занижены, доля новинок завышена. Ближе к проду — скользящая валидация с окном в 1–2 недели и регулярным переобучением.</w:t>
+        <w:t>6.3. Сервис</w:t>
       </w:r>
     </w:p>
+    <w:tbl>
+      <w:tblPr>
+        <w:tblStyle w:val="TableGrid"/>
+        <w:tblW w:type="auto" w:w="0"/>
+        <w:jc w:val="center"/>
+        <w:tblLayout w:type="fixed"/>
+        <w:tblLook w:firstColumn="1" w:firstRow="1" w:lastColumn="0" w:lastRow="0" w:noHBand="0" w:noVBand="1" w:val="04A0"/>
+      </w:tblPr>
+      <w:tblGrid>
+        <w:gridCol w:w="4468"/>
+        <w:gridCol w:w="4747"/>
+      </w:tblGrid>
+      <w:tr>
+        <w:trPr>
+          <w:tblHeader w:val="true"/>
+        </w:trPr>
+        <w:tc>
+          <w:tcPr>
+            <w:tcW w:type="dxa" w:w="4468"/>
+            <w:shd w:val="clear" w:color="auto" w:fill="DCE6F1"/>
+          </w:tcPr>
+          <w:p>
+            <w:pPr>
+              <w:spacing w:after="40" w:before="40"/>
+            </w:pPr>
+            <w:r/>
+            <w:r>
+              <w:rPr>
+                <w:rFonts w:ascii="Arial" w:hAnsi="Arial" w:cs="Arial"/>
+                <w:b/>
+                <w:i w:val="0"/>
+                <w:sz w:val="20"/>
+              </w:rPr>
+              <w:t>Проблема</w:t>
+            </w:r>
+          </w:p>
+        </w:tc>
+        <w:tc>
+          <w:tcPr>
+            <w:tcW w:type="dxa" w:w="4748"/>
+            <w:shd w:val="clear" w:color="auto" w:fill="DCE6F1"/>
+          </w:tcPr>
+          <w:p>
+            <w:pPr>
+              <w:spacing w:after="40" w:before="40"/>
+            </w:pPr>
+            <w:r/>
+            <w:r>
+              <w:rPr>
+                <w:rFonts w:ascii="Arial" w:hAnsi="Arial" w:cs="Arial"/>
+                <w:b/>
+                <w:i w:val="0"/>
+                <w:sz w:val="20"/>
+              </w:rPr>
+              <w:t>Решение</w:t>
+            </w:r>
+          </w:p>
+        </w:tc>
+      </w:tr>
+      <w:tr>
+        <w:tc>
+          <w:tcPr>
+            <w:tcW w:type="dxa" w:w="4468"/>
+          </w:tcPr>
+          <w:p>
+            <w:pPr>
+              <w:spacing w:after="40" w:before="40"/>
+            </w:pPr>
+            <w:r/>
+            <w:r>
+              <w:rPr>
+                <w:rFonts w:ascii="Times New Roman" w:hAnsi="Times New Roman" w:cs="Times New Roman"/>
+                <w:b w:val="0"/>
+                <w:i w:val="0"/>
+                <w:sz w:val="20"/>
+              </w:rPr>
+              <w:t>API падал с ошибкой 500 при k=100000 и возвращал почти весь каталог при отрицательном k</w:t>
+            </w:r>
+          </w:p>
+        </w:tc>
+        <w:tc>
+          <w:tcPr>
+            <w:tcW w:type="dxa" w:w="4748"/>
+          </w:tcPr>
+          <w:p>
+            <w:pPr>
+              <w:spacing w:after="40" w:before="40"/>
+            </w:pPr>
+            <w:r/>
+            <w:r>
+              <w:rPr>
+                <w:rFonts w:ascii="Times New Roman" w:hAnsi="Times New Roman" w:cs="Times New Roman"/>
+                <w:b w:val="0"/>
+                <w:i w:val="0"/>
+                <w:sz w:val="20"/>
+              </w:rPr>
+              <w:t>Проверка параметра k (1–100), неверное значение → 422</w:t>
+            </w:r>
+          </w:p>
+        </w:tc>
+      </w:tr>
+    </w:tbl>
     <w:p>
       <w:pPr>
-        <w:pStyle w:val="ListBullet"/>
-        <w:spacing w:after="60" w:line="276" w:lineRule="auto"/>
+        <w:spacing w:after="80"/>
       </w:pPr>
-      <w:r>
-        <w:rPr>
-          <w:rFonts w:ascii="Times New Roman" w:hAnsi="Times New Roman" w:cs="Times New Roman"/>
-          <w:b w:val="0"/>
-          <w:i w:val="0"/>
-          <w:sz w:val="24"/>
-        </w:rPr>
-        <w:t>Каталог ограничен товарами, у которых есть покупки. Для нового товара без продаж «Похожие товары» в MVP не строятся, хотя content-based это позволяет: достаточно векторизовать его карточку.</w:t>
-      </w:r>
-    </w:p>
-    <w:p>
-      <w:pPr>
-        <w:pStyle w:val="ListBullet"/>
-        <w:spacing w:after="60" w:line="276" w:lineRule="auto"/>
-      </w:pPr>
-      <w:r>
-        <w:rPr>
-          <w:rFonts w:ascii="Times New Roman" w:hAnsi="Times New Roman" w:cs="Times New Roman"/>
-          <w:b w:val="0"/>
-          <w:i w:val="0"/>
-          <w:sz w:val="24"/>
-        </w:rPr>
-        <w:t>Отзыв используется как замена покупки. Просмотров, корзины и возвратов в данных нет.</w:t>
-      </w:r>
-    </w:p>
-    <w:p>
-      <w:pPr>
-        <w:pStyle w:val="ListBullet"/>
-        <w:spacing w:after="60" w:line="276" w:lineRule="auto"/>
-      </w:pPr>
-      <w:r>
-        <w:rPr>
-          <w:rFonts w:ascii="Times New Roman" w:hAnsi="Times New Roman" w:cs="Times New Roman"/>
-          <w:b w:val="0"/>
-          <w:i w:val="0"/>
-          <w:sz w:val="24"/>
-        </w:rPr>
-        <w:t>Эффект на бизнес не измерен: для этого нужен A/B-тест на реальном трафике (раздел 9).</w:t>
-      </w:r>
     </w:p>
     <w:p>
       <w:pPr>
@@ -7730,7 +7524,7 @@
           <w:color w:val="1F3A5F"/>
           <w:sz w:val="26"/>
         </w:rPr>
-        <w:t>7.1 Холодный старт пользователя (все персональные модели)</w:t>
+        <w:t>7.1. Холодный старт пользователя (все персональные модели)</w:t>
       </w:r>
     </w:p>
     <w:p>
@@ -7842,7 +7636,7 @@
           <w:color w:val="1F3A5F"/>
           <w:sz w:val="26"/>
         </w:rPr>
-        <w:t>7.2 Холодный старт товара (CF: ItemKNN, UserKNN, ALS, AlsoBought)</w:t>
+        <w:t>7.2. Холодный старт товара (CF: ItemKNN, UserKNN, ALS, AlsoBought)</w:t>
       </w:r>
     </w:p>
     <w:p>
@@ -7954,7 +7748,7 @@
           <w:color w:val="1F3A5F"/>
           <w:sz w:val="26"/>
         </w:rPr>
-        <w:t>7.3 Разреженность данных (CF)</w:t>
+        <w:t>7.3. Разреженность данных (CF)</w:t>
       </w:r>
     </w:p>
     <w:p>
@@ -8066,7 +7860,7 @@
           <w:color w:val="1F3A5F"/>
           <w:sz w:val="26"/>
         </w:rPr>
-        <w:t>7.4 Popularity bias и длинный хвост (Popular, Trending, ALS, Hybrid)</w:t>
+        <w:t>7.4. Popularity bias и длинный хвост (Popular, Trending, ALS, Hybrid)</w:t>
       </w:r>
     </w:p>
     <w:p>
@@ -8178,7 +7972,7 @@
           <w:color w:val="1F3A5F"/>
           <w:sz w:val="26"/>
         </w:rPr>
-        <w:t>7.5 Пузырь фильтров и переспециализация (Content-based, SameBrand)</w:t>
+        <w:t>7.5. Пузырь фильтров и переспециализация (Content-based, SameBrand)</w:t>
       </w:r>
     </w:p>
     <w:p>
@@ -8290,7 +8084,7 @@
           <w:color w:val="1F3A5F"/>
           <w:sz w:val="26"/>
         </w:rPr>
-        <w:t>7.6 Взаимозаменяемые и уже купленные товары (все модели)</w:t>
+        <w:t>7.6. Взаимозаменяемые и уже купленные товары (все модели)</w:t>
       </w:r>
     </w:p>
     <w:p>
@@ -8402,7 +8196,7 @@
           <w:color w:val="1F3A5F"/>
           <w:sz w:val="26"/>
         </w:rPr>
-        <w:t>7.7 Неявный фидбек без негатива (все модели)</w:t>
+        <w:t>7.7. Неявный фидбек без негатива (все модели)</w:t>
       </w:r>
     </w:p>
     <w:p>
@@ -8514,7 +8308,7 @@
           <w:color w:val="1F3A5F"/>
           <w:sz w:val="26"/>
         </w:rPr>
-        <w:t>7.8 Сезонность и дрейф (все модели, особенно ALS и kNN)</w:t>
+        <w:t>7.8. Сезонность и дрейф (все модели, особенно ALS и kNN)</w:t>
       </w:r>
     </w:p>
     <w:p>
@@ -8626,7 +8420,7 @@
           <w:color w:val="1F3A5F"/>
           <w:sz w:val="26"/>
         </w:rPr>
-        <w:t>7.9 Масштабируемость (UserKNN, Content-based)</w:t>
+        <w:t>7.9. Масштабируемость (UserKNN, Content-based)</w:t>
       </w:r>
     </w:p>
     <w:p>
@@ -8722,7 +8516,7 @@
           <w:i w:val="0"/>
           <w:sz w:val="24"/>
         </w:rPr>
-        <w:t xml:space="preserve"> user-based в индустрии почти не используют в чистом виде. Стандарт — item-to-item (Amazon, 2003) и эмбеддинги + ANN.</w:t>
+        <w:t xml:space="preserve"> user-based в индустрии почти не используют в чистом виде. Стандарт — item-to-item и эмбеддинги + ANN.</w:t>
       </w:r>
     </w:p>
     <w:p>
@@ -8738,7 +8532,7 @@
           <w:color w:val="1F3A5F"/>
           <w:sz w:val="26"/>
         </w:rPr>
-        <w:t>7.10 Этические проблемы (AlsoBought, «люди также покупают»)</w:t>
+        <w:t>7.10. Этические проблемы (AlsoBought, «люди также покупают»)</w:t>
       </w:r>
     </w:p>
     <w:p>
@@ -8762,7 +8556,7 @@
           <w:i w:val="0"/>
           <w:sz w:val="24"/>
         </w:rPr>
-        <w:t xml:space="preserve"> без фильтрации «с этим покупают» и персональная выдача показывают неуместные связи. Примеры: Amazon в 2017 году предлагал вместе покупать компоненты для взрывчатки (расследование Channel 4). Target по покупкам вычислил беременность подростка раньше её семьи (NYT, 2012). В нашем каталоге — игры с рейтингом Mature, которые могут попасть детскому аккаунту. Также лутбоксы и внутриигровая валюта (близко к азартным играм) и продвижение собственных товаров площадки в ущерб продавцам.</w:t>
+        <w:t xml:space="preserve"> без фильтрации «с этим покупают» и персональная выдача показывают неуместные связи. Примеры: Amazon в 2017 году предлагал вместе покупать компоненты для взрывчатки, а Target по покупкам вычислил беременность подростка раньше её семьи. В нашем каталоге — игры с рейтингом Mature, которые могут попасть детскому аккаунту. Также лутбоксы и внутриигровая валюта (близко к азартным играм) и продвижение собственных товаров площадки в ущерб продавцам.</w:t>
       </w:r>
     </w:p>
     <w:p>
@@ -8850,7 +8644,7 @@
           <w:color w:val="1F3A5F"/>
           <w:sz w:val="26"/>
         </w:rPr>
-        <w:t>7.11 Уязвимости: манипуляции и утечки (CF, AlsoBought)</w:t>
+        <w:t>7.11. Уязвимости: манипуляции и утечки (CF, AlsoBought)</w:t>
       </w:r>
     </w:p>
     <w:p>
@@ -8910,7 +8704,7 @@
           <w:i w:val="0"/>
           <w:sz w:val="24"/>
         </w:rPr>
-        <w:t xml:space="preserve"> По изменениям публичных списков «с этим покупают» можно восстановить покупки конкретного человека (Calandrino et al., «You Might Also Like», 2011).</w:t>
+        <w:t xml:space="preserve"> По изменениям публичных списков «с этим покупают» можно восстановить покупки конкретного человека.</w:t>
       </w:r>
     </w:p>
     <w:p>
@@ -9922,7 +9716,7 @@
           <w:color w:val="1F3A5F"/>
           <w:sz w:val="26"/>
         </w:rPr>
-        <w:t>9.1 Уровни метрик</w:t>
+        <w:t>9.1. Уровни метрик</w:t>
       </w:r>
     </w:p>
     <w:tbl>
@@ -10415,7 +10209,7 @@
           <w:color w:val="1F3A5F"/>
           <w:sz w:val="26"/>
         </w:rPr>
-        <w:t>9.2 Как измерять эффект</w:t>
+        <w:t>9.2. Как измерять эффект</w:t>
       </w:r>
     </w:p>
     <w:p>
@@ -10509,7 +10303,7 @@
           <w:color w:val="1F3A5F"/>
           <w:sz w:val="26"/>
         </w:rPr>
-        <w:t>9.3 Что бизнес ожидает и что получит на самом деле</w:t>
+        <w:t>9.3. Что бизнес ожидает и что получит на самом деле</w:t>
       </w:r>
     </w:p>
     <w:tbl>
@@ -10608,7 +10402,7 @@
                 <w:i w:val="0"/>
                 <w:sz w:val="20"/>
               </w:rPr>
-              <w:t>Цифра 35% — давняя оценка McKinsey, не результат A/B. В исследованиях (Jannach &amp; Jugovac, 2019) реальный инкрементальный эффект обычно в единицах процентов</w:t>
+              <w:t>Цифра 35% — давняя консалтинговая оценка, а не результат A/B-теста. В опубликованных A/B-экспериментах реальный инкрементальный эффект обычно в единицах процентов</w:t>
             </w:r>
           </w:p>
         </w:tc>
@@ -11109,6 +10903,22 @@
     </w:p>
     <w:p>
       <w:pPr>
+        <w:keepNext/>
+        <w:spacing w:before="280" w:after="120"/>
+      </w:pPr>
+      <w:r>
+        <w:rPr>
+          <w:rFonts w:ascii="Arial" w:hAnsi="Arial" w:cs="Arial"/>
+          <w:b/>
+          <w:i w:val="0"/>
+          <w:color w:val="1F3A5F"/>
+          <w:sz w:val="26"/>
+        </w:rPr>
+        <w:t>11.1. Что подтвердилось на практике</w:t>
+      </w:r>
+    </w:p>
+    <w:p>
+      <w:pPr>
         <w:spacing w:after="60" w:before="0" w:line="276" w:lineRule="auto"/>
         <w:ind w:left="432" w:hanging="360"/>
       </w:pPr>
@@ -11185,6 +10995,255 @@
     <w:p>
       <w:pPr>
         <w:keepNext/>
+        <w:spacing w:before="280" w:after="120"/>
+      </w:pPr>
+      <w:r>
+        <w:rPr>
+          <w:rFonts w:ascii="Arial" w:hAnsi="Arial" w:cs="Arial"/>
+          <w:b/>
+          <w:i w:val="0"/>
+          <w:color w:val="1F3A5F"/>
+          <w:sz w:val="26"/>
+        </w:rPr>
+        <w:t>11.2. Ограничения работы</w:t>
+      </w:r>
+    </w:p>
+    <w:tbl>
+      <w:tblPr>
+        <w:tblStyle w:val="TableGrid"/>
+        <w:tblW w:type="auto" w:w="0"/>
+        <w:jc w:val="center"/>
+        <w:tblLayout w:type="fixed"/>
+        <w:tblLook w:firstColumn="1" w:firstRow="1" w:lastColumn="0" w:lastRow="0" w:noHBand="0" w:noVBand="1" w:val="04A0"/>
+      </w:tblPr>
+      <w:tblGrid>
+        <w:gridCol w:w="2513"/>
+        <w:gridCol w:w="6702"/>
+      </w:tblGrid>
+      <w:tr>
+        <w:trPr>
+          <w:tblHeader w:val="true"/>
+        </w:trPr>
+        <w:tc>
+          <w:tcPr>
+            <w:tcW w:type="dxa" w:w="2513"/>
+            <w:shd w:val="clear" w:color="auto" w:fill="DCE6F1"/>
+          </w:tcPr>
+          <w:p>
+            <w:pPr>
+              <w:spacing w:after="40" w:before="40"/>
+            </w:pPr>
+            <w:r/>
+            <w:r>
+              <w:rPr>
+                <w:rFonts w:ascii="Arial" w:hAnsi="Arial" w:cs="Arial"/>
+                <w:b/>
+                <w:i w:val="0"/>
+                <w:sz w:val="20"/>
+              </w:rPr>
+              <w:t>Что</w:t>
+            </w:r>
+          </w:p>
+        </w:tc>
+        <w:tc>
+          <w:tcPr>
+            <w:tcW w:type="dxa" w:w="6703"/>
+            <w:shd w:val="clear" w:color="auto" w:fill="DCE6F1"/>
+          </w:tcPr>
+          <w:p>
+            <w:pPr>
+              <w:spacing w:after="40" w:before="40"/>
+            </w:pPr>
+            <w:r/>
+            <w:r>
+              <w:rPr>
+                <w:rFonts w:ascii="Arial" w:hAnsi="Arial" w:cs="Arial"/>
+                <w:b/>
+                <w:i w:val="0"/>
+                <w:sz w:val="20"/>
+              </w:rPr>
+              <w:t>В чём ограничение</w:t>
+            </w:r>
+          </w:p>
+        </w:tc>
+      </w:tr>
+      <w:tr>
+        <w:tc>
+          <w:tcPr>
+            <w:tcW w:type="dxa" w:w="2513"/>
+          </w:tcPr>
+          <w:p>
+            <w:pPr>
+              <w:spacing w:after="40" w:before="40"/>
+            </w:pPr>
+            <w:r/>
+            <w:r>
+              <w:rPr>
+                <w:rFonts w:ascii="Times New Roman" w:hAnsi="Times New Roman" w:cs="Times New Roman"/>
+                <w:b w:val="0"/>
+                <w:i w:val="0"/>
+                <w:sz w:val="20"/>
+              </w:rPr>
+              <w:t>Тестовое окно</w:t>
+            </w:r>
+          </w:p>
+        </w:tc>
+        <w:tc>
+          <w:tcPr>
+            <w:tcW w:type="dxa" w:w="6703"/>
+          </w:tcPr>
+          <w:p>
+            <w:pPr>
+              <w:spacing w:after="40" w:before="40"/>
+            </w:pPr>
+            <w:r/>
+            <w:r>
+              <w:rPr>
+                <w:rFonts w:ascii="Times New Roman" w:hAnsi="Times New Roman" w:cs="Times New Roman"/>
+                <w:b w:val="0"/>
+                <w:i w:val="0"/>
+                <w:sz w:val="20"/>
+              </w:rPr>
+              <w:t>13 месяцев без переобучения модели: абсолютные метрики занижены, доля новинок завышена. Ближе к проду — скользящая валидация с окном в 1–2 недели</w:t>
+            </w:r>
+          </w:p>
+        </w:tc>
+      </w:tr>
+      <w:tr>
+        <w:tc>
+          <w:tcPr>
+            <w:tcW w:type="dxa" w:w="2513"/>
+          </w:tcPr>
+          <w:p>
+            <w:pPr>
+              <w:spacing w:after="40" w:before="40"/>
+            </w:pPr>
+            <w:r/>
+            <w:r>
+              <w:rPr>
+                <w:rFonts w:ascii="Times New Roman" w:hAnsi="Times New Roman" w:cs="Times New Roman"/>
+                <w:b w:val="0"/>
+                <w:i w:val="0"/>
+                <w:sz w:val="20"/>
+              </w:rPr>
+              <w:t>Каталог</w:t>
+            </w:r>
+          </w:p>
+        </w:tc>
+        <w:tc>
+          <w:tcPr>
+            <w:tcW w:type="dxa" w:w="6703"/>
+          </w:tcPr>
+          <w:p>
+            <w:pPr>
+              <w:spacing w:after="40" w:before="40"/>
+            </w:pPr>
+            <w:r/>
+            <w:r>
+              <w:rPr>
+                <w:rFonts w:ascii="Times New Roman" w:hAnsi="Times New Roman" w:cs="Times New Roman"/>
+                <w:b w:val="0"/>
+                <w:i w:val="0"/>
+                <w:sz w:val="20"/>
+              </w:rPr>
+              <w:t>ограничен товарами, у которых есть покупки: для нового товара без продаж «Похожие товары» в MVP не строятся, хотя content-based это позволяет</w:t>
+            </w:r>
+          </w:p>
+        </w:tc>
+      </w:tr>
+      <w:tr>
+        <w:tc>
+          <w:tcPr>
+            <w:tcW w:type="dxa" w:w="2513"/>
+          </w:tcPr>
+          <w:p>
+            <w:pPr>
+              <w:spacing w:after="40" w:before="40"/>
+            </w:pPr>
+            <w:r/>
+            <w:r>
+              <w:rPr>
+                <w:rFonts w:ascii="Times New Roman" w:hAnsi="Times New Roman" w:cs="Times New Roman"/>
+                <w:b w:val="0"/>
+                <w:i w:val="0"/>
+                <w:sz w:val="20"/>
+              </w:rPr>
+              <w:t>Сигнал</w:t>
+            </w:r>
+          </w:p>
+        </w:tc>
+        <w:tc>
+          <w:tcPr>
+            <w:tcW w:type="dxa" w:w="6703"/>
+          </w:tcPr>
+          <w:p>
+            <w:pPr>
+              <w:spacing w:after="40" w:before="40"/>
+            </w:pPr>
+            <w:r/>
+            <w:r>
+              <w:rPr>
+                <w:rFonts w:ascii="Times New Roman" w:hAnsi="Times New Roman" w:cs="Times New Roman"/>
+                <w:b w:val="0"/>
+                <w:i w:val="0"/>
+                <w:sz w:val="20"/>
+              </w:rPr>
+              <w:t>отзыв используется как замена покупки; просмотров, корзины и возвратов в данных нет</w:t>
+            </w:r>
+          </w:p>
+        </w:tc>
+      </w:tr>
+      <w:tr>
+        <w:tc>
+          <w:tcPr>
+            <w:tcW w:type="dxa" w:w="2513"/>
+          </w:tcPr>
+          <w:p>
+            <w:pPr>
+              <w:spacing w:after="40" w:before="40"/>
+            </w:pPr>
+            <w:r/>
+            <w:r>
+              <w:rPr>
+                <w:rFonts w:ascii="Times New Roman" w:hAnsi="Times New Roman" w:cs="Times New Roman"/>
+                <w:b w:val="0"/>
+                <w:i w:val="0"/>
+                <w:sz w:val="20"/>
+              </w:rPr>
+              <w:t>Эффект для бизнеса</w:t>
+            </w:r>
+          </w:p>
+        </w:tc>
+        <w:tc>
+          <w:tcPr>
+            <w:tcW w:type="dxa" w:w="6703"/>
+          </w:tcPr>
+          <w:p>
+            <w:pPr>
+              <w:spacing w:after="40" w:before="40"/>
+            </w:pPr>
+            <w:r/>
+            <w:r>
+              <w:rPr>
+                <w:rFonts w:ascii="Times New Roman" w:hAnsi="Times New Roman" w:cs="Times New Roman"/>
+                <w:b w:val="0"/>
+                <w:i w:val="0"/>
+                <w:sz w:val="20"/>
+              </w:rPr>
+              <w:t>не измерен: для этого нужен A/B-тест на реальном трафике (раздел 9)</w:t>
+            </w:r>
+          </w:p>
+        </w:tc>
+      </w:tr>
+    </w:tbl>
+    <w:p>
+      <w:pPr>
+        <w:spacing w:after="80"/>
+      </w:pPr>
+    </w:p>
+    <w:p>
+      <w:pPr>
+        <w:keepNext/>
         <w:spacing w:before="400" w:after="200"/>
       </w:pPr>
       <w:r>
@@ -11195,21 +11254,7 @@
           <w:color w:val="1F3A5F"/>
           <w:sz w:val="32"/>
         </w:rPr>
-        <w:t>12. Ссылки</w:t>
-      </w:r>
-    </w:p>
-    <w:p>
-      <w:pPr>
-        <w:spacing w:after="120" w:before="0" w:line="276" w:lineRule="auto"/>
-      </w:pPr>
-      <w:r>
-        <w:rPr>
-          <w:rFonts w:ascii="Times New Roman" w:hAnsi="Times New Roman" w:cs="Times New Roman"/>
-          <w:b/>
-          <w:i w:val="0"/>
-          <w:sz w:val="24"/>
-        </w:rPr>
-        <w:t>Репозиторий проекта: https://github.com/Mapc27/devops-prime-era-rec-sys</w:t>
+        <w:t>12. Процесс разработки с ИИ-агентом</w:t>
       </w:r>
     </w:p>
     <w:p>
@@ -11224,82 +11269,356 @@
           <w:i w:val="0"/>
           <w:sz w:val="24"/>
         </w:rPr>
-        <w:t>Данные и библиотеки (открытый доступ):</w:t>
+        <w:t>Работа выполнялась в режиме агентной разработки: код, эксперименты и этот отчёт сделаны ИИ-агентом по постановке и под контролем автора. Ниже описаны инструменты, модель, пайплайн и расход ресурсов.</w:t>
       </w:r>
     </w:p>
     <w:p>
       <w:pPr>
-        <w:pStyle w:val="ListBullet"/>
-        <w:spacing w:after="60" w:line="276" w:lineRule="auto"/>
+        <w:keepNext/>
+        <w:spacing w:before="280" w:after="120"/>
       </w:pPr>
       <w:r>
         <w:rPr>
-          <w:rFonts w:ascii="Times New Roman" w:hAnsi="Times New Roman" w:cs="Times New Roman"/>
-          <w:b w:val="0"/>
+          <w:rFonts w:ascii="Arial" w:hAnsi="Arial" w:cs="Arial"/>
+          <w:b/>
           <w:i w:val="0"/>
-          <w:sz w:val="24"/>
+          <w:color w:val="1F3A5F"/>
+          <w:sz w:val="26"/>
         </w:rPr>
-        <w:t>Amazon Reviews 2023: https://huggingface.co/datasets/McAuley-Lab/Amazon-Reviews-2023</w:t>
+        <w:t>12.1. Сетап</w:t>
       </w:r>
+    </w:p>
+    <w:tbl>
+      <w:tblPr>
+        <w:tblStyle w:val="TableGrid"/>
+        <w:tblW w:type="auto" w:w="0"/>
+        <w:jc w:val="center"/>
+        <w:tblLayout w:type="fixed"/>
+        <w:tblLook w:firstColumn="1" w:firstRow="1" w:lastColumn="0" w:lastRow="0" w:noHBand="0" w:noVBand="1" w:val="04A0"/>
+      </w:tblPr>
+      <w:tblGrid>
+        <w:gridCol w:w="2373"/>
+        <w:gridCol w:w="6842"/>
+      </w:tblGrid>
+      <w:tr>
+        <w:trPr>
+          <w:tblHeader w:val="true"/>
+        </w:trPr>
+        <w:tc>
+          <w:tcPr>
+            <w:tcW w:type="dxa" w:w="2374"/>
+            <w:shd w:val="clear" w:color="auto" w:fill="DCE6F1"/>
+          </w:tcPr>
+          <w:p>
+            <w:pPr>
+              <w:spacing w:after="40" w:before="40"/>
+            </w:pPr>
+            <w:r/>
+            <w:r>
+              <w:rPr>
+                <w:rFonts w:ascii="Arial" w:hAnsi="Arial" w:cs="Arial"/>
+                <w:b/>
+                <w:i w:val="0"/>
+                <w:sz w:val="20"/>
+              </w:rPr>
+              <w:t>Компонент</w:t>
+            </w:r>
+          </w:p>
+        </w:tc>
+        <w:tc>
+          <w:tcPr>
+            <w:tcW w:type="dxa" w:w="6842"/>
+            <w:shd w:val="clear" w:color="auto" w:fill="DCE6F1"/>
+          </w:tcPr>
+          <w:p>
+            <w:pPr>
+              <w:spacing w:after="40" w:before="40"/>
+            </w:pPr>
+            <w:r/>
+            <w:r>
+              <w:rPr>
+                <w:rFonts w:ascii="Arial" w:hAnsi="Arial" w:cs="Arial"/>
+                <w:b/>
+                <w:i w:val="0"/>
+                <w:sz w:val="20"/>
+              </w:rPr>
+              <w:t>Что использовалось</w:t>
+            </w:r>
+          </w:p>
+        </w:tc>
+      </w:tr>
+      <w:tr>
+        <w:tc>
+          <w:tcPr>
+            <w:tcW w:type="dxa" w:w="2374"/>
+          </w:tcPr>
+          <w:p>
+            <w:pPr>
+              <w:spacing w:after="40" w:before="40"/>
+            </w:pPr>
+            <w:r/>
+            <w:r>
+              <w:rPr>
+                <w:rFonts w:ascii="Times New Roman" w:hAnsi="Times New Roman" w:cs="Times New Roman"/>
+                <w:b w:val="0"/>
+                <w:i w:val="0"/>
+                <w:sz w:val="20"/>
+              </w:rPr>
+              <w:t>Агент</w:t>
+            </w:r>
+          </w:p>
+        </w:tc>
+        <w:tc>
+          <w:tcPr>
+            <w:tcW w:type="dxa" w:w="6842"/>
+          </w:tcPr>
+          <w:p>
+            <w:pPr>
+              <w:spacing w:after="40" w:before="40"/>
+            </w:pPr>
+            <w:r/>
+            <w:r>
+              <w:rPr>
+                <w:rFonts w:ascii="Times New Roman" w:hAnsi="Times New Roman" w:cs="Times New Roman"/>
+                <w:b w:val="0"/>
+                <w:i w:val="0"/>
+                <w:sz w:val="20"/>
+              </w:rPr>
+              <w:t>Claude Code, десктопное приложение</w:t>
+            </w:r>
+          </w:p>
+        </w:tc>
+      </w:tr>
+      <w:tr>
+        <w:tc>
+          <w:tcPr>
+            <w:tcW w:type="dxa" w:w="2374"/>
+          </w:tcPr>
+          <w:p>
+            <w:pPr>
+              <w:spacing w:after="40" w:before="40"/>
+            </w:pPr>
+            <w:r/>
+            <w:r>
+              <w:rPr>
+                <w:rFonts w:ascii="Times New Roman" w:hAnsi="Times New Roman" w:cs="Times New Roman"/>
+                <w:b w:val="0"/>
+                <w:i w:val="0"/>
+                <w:sz w:val="20"/>
+              </w:rPr>
+              <w:t>Модель</w:t>
+            </w:r>
+          </w:p>
+        </w:tc>
+        <w:tc>
+          <w:tcPr>
+            <w:tcW w:type="dxa" w:w="6842"/>
+          </w:tcPr>
+          <w:p>
+            <w:pPr>
+              <w:spacing w:after="40" w:before="40"/>
+            </w:pPr>
+            <w:r/>
+            <w:r>
+              <w:rPr>
+                <w:rFonts w:ascii="Times New Roman" w:hAnsi="Times New Roman" w:cs="Times New Roman"/>
+                <w:b w:val="0"/>
+                <w:i w:val="0"/>
+                <w:sz w:val="20"/>
+              </w:rPr>
+              <w:t>Claude Opus 5.5, уровень рассуждений medium</w:t>
+            </w:r>
+          </w:p>
+        </w:tc>
+      </w:tr>
+      <w:tr>
+        <w:tc>
+          <w:tcPr>
+            <w:tcW w:type="dxa" w:w="2374"/>
+          </w:tcPr>
+          <w:p>
+            <w:pPr>
+              <w:spacing w:after="40" w:before="40"/>
+            </w:pPr>
+            <w:r/>
+            <w:r>
+              <w:rPr>
+                <w:rFonts w:ascii="Times New Roman" w:hAnsi="Times New Roman" w:cs="Times New Roman"/>
+                <w:b w:val="0"/>
+                <w:i w:val="0"/>
+                <w:sz w:val="20"/>
+              </w:rPr>
+              <w:t>Режим</w:t>
+            </w:r>
+          </w:p>
+        </w:tc>
+        <w:tc>
+          <w:tcPr>
+            <w:tcW w:type="dxa" w:w="6842"/>
+          </w:tcPr>
+          <w:p>
+            <w:pPr>
+              <w:spacing w:after="40" w:before="40"/>
+            </w:pPr>
+            <w:r/>
+            <w:r>
+              <w:rPr>
+                <w:rFonts w:ascii="Times New Roman" w:hAnsi="Times New Roman" w:cs="Times New Roman"/>
+                <w:b w:val="0"/>
+                <w:i w:val="0"/>
+                <w:sz w:val="20"/>
+              </w:rPr>
+              <w:t>auto: агент сам выполняет команды и правит файлы, рискованные действия подтверждает пользователь</w:t>
+            </w:r>
+          </w:p>
+        </w:tc>
+      </w:tr>
+      <w:tr>
+        <w:tc>
+          <w:tcPr>
+            <w:tcW w:type="dxa" w:w="2374"/>
+          </w:tcPr>
+          <w:p>
+            <w:pPr>
+              <w:spacing w:after="40" w:before="40"/>
+            </w:pPr>
+            <w:r/>
+            <w:r>
+              <w:rPr>
+                <w:rFonts w:ascii="Times New Roman" w:hAnsi="Times New Roman" w:cs="Times New Roman"/>
+                <w:b w:val="0"/>
+                <w:i w:val="0"/>
+                <w:sz w:val="20"/>
+              </w:rPr>
+              <w:t>Инструменты агента</w:t>
+            </w:r>
+          </w:p>
+        </w:tc>
+        <w:tc>
+          <w:tcPr>
+            <w:tcW w:type="dxa" w:w="6842"/>
+          </w:tcPr>
+          <w:p>
+            <w:pPr>
+              <w:spacing w:after="40" w:before="40"/>
+            </w:pPr>
+            <w:r/>
+            <w:r>
+              <w:rPr>
+                <w:rFonts w:ascii="Times New Roman" w:hAnsi="Times New Roman" w:cs="Times New Roman"/>
+                <w:b w:val="0"/>
+                <w:i w:val="0"/>
+                <w:sz w:val="20"/>
+              </w:rPr>
+              <w:t>чтение и правка файлов, запуск команд оболочки, фоновые задачи для долгих загрузок, встроенная панель браузера, скиллы генерации .docx и построения графиков, инструменты управления сессиями (для сбора статистики этого раздела)</w:t>
+            </w:r>
+          </w:p>
+        </w:tc>
+      </w:tr>
+      <w:tr>
+        <w:tc>
+          <w:tcPr>
+            <w:tcW w:type="dxa" w:w="2374"/>
+          </w:tcPr>
+          <w:p>
+            <w:pPr>
+              <w:spacing w:after="40" w:before="40"/>
+            </w:pPr>
+            <w:r/>
+            <w:r>
+              <w:rPr>
+                <w:rFonts w:ascii="Times New Roman" w:hAnsi="Times New Roman" w:cs="Times New Roman"/>
+                <w:b w:val="0"/>
+                <w:i w:val="0"/>
+                <w:sz w:val="20"/>
+              </w:rPr>
+              <w:t>Среда</w:t>
+            </w:r>
+          </w:p>
+        </w:tc>
+        <w:tc>
+          <w:tcPr>
+            <w:tcW w:type="dxa" w:w="6842"/>
+          </w:tcPr>
+          <w:p>
+            <w:pPr>
+              <w:spacing w:after="40" w:before="40"/>
+            </w:pPr>
+            <w:r/>
+            <w:r>
+              <w:rPr>
+                <w:rFonts w:ascii="Times New Roman" w:hAnsi="Times New Roman" w:cs="Times New Roman"/>
+                <w:b w:val="0"/>
+                <w:i w:val="0"/>
+                <w:sz w:val="20"/>
+              </w:rPr>
+              <w:t>macOS, Apple M4 Pro, Python 3.12 в изолированном окружении</w:t>
+            </w:r>
+          </w:p>
+        </w:tc>
+      </w:tr>
+      <w:tr>
+        <w:tc>
+          <w:tcPr>
+            <w:tcW w:type="dxa" w:w="2374"/>
+          </w:tcPr>
+          <w:p>
+            <w:pPr>
+              <w:spacing w:after="40" w:before="40"/>
+            </w:pPr>
+            <w:r/>
+            <w:r>
+              <w:rPr>
+                <w:rFonts w:ascii="Times New Roman" w:hAnsi="Times New Roman" w:cs="Times New Roman"/>
+                <w:b w:val="0"/>
+                <w:i w:val="0"/>
+                <w:sz w:val="20"/>
+              </w:rPr>
+              <w:t>Контроль версий</w:t>
+            </w:r>
+          </w:p>
+        </w:tc>
+        <w:tc>
+          <w:tcPr>
+            <w:tcW w:type="dxa" w:w="6842"/>
+          </w:tcPr>
+          <w:p>
+            <w:pPr>
+              <w:spacing w:after="40" w:before="40"/>
+            </w:pPr>
+            <w:r/>
+            <w:r>
+              <w:rPr>
+                <w:rFonts w:ascii="Times New Roman" w:hAnsi="Times New Roman" w:cs="Times New Roman"/>
+                <w:b w:val="0"/>
+                <w:i w:val="0"/>
+                <w:sz w:val="20"/>
+              </w:rPr>
+              <w:t>git, репозиторий создавался и пушился вручную</w:t>
+            </w:r>
+          </w:p>
+        </w:tc>
+      </w:tr>
+    </w:tbl>
+    <w:p>
+      <w:pPr>
+        <w:spacing w:after="80"/>
+      </w:pPr>
     </w:p>
     <w:p>
       <w:pPr>
-        <w:pStyle w:val="ListBullet"/>
-        <w:spacing w:after="60" w:line="276" w:lineRule="auto"/>
+        <w:keepNext/>
+        <w:spacing w:before="280" w:after="120"/>
       </w:pPr>
       <w:r>
         <w:rPr>
-          <w:rFonts w:ascii="Times New Roman" w:hAnsi="Times New Roman" w:cs="Times New Roman"/>
-          <w:b w:val="0"/>
+          <w:rFonts w:ascii="Arial" w:hAnsi="Arial" w:cs="Arial"/>
+          <w:b/>
           <w:i w:val="0"/>
-          <w:sz w:val="24"/>
+          <w:color w:val="1F3A5F"/>
+          <w:sz w:val="26"/>
         </w:rPr>
-        <w:t>Hou Y. et al. Bridging Language and Items for Retrieval and Recommendation, 2024 (статья о датасете): https://arxiv.org/abs/2403.03952</w:t>
-      </w:r>
-    </w:p>
-    <w:p>
-      <w:pPr>
-        <w:pStyle w:val="ListBullet"/>
-        <w:spacing w:after="60" w:line="276" w:lineRule="auto"/>
-      </w:pPr>
-      <w:r>
-        <w:rPr>
-          <w:rFonts w:ascii="Times New Roman" w:hAnsi="Times New Roman" w:cs="Times New Roman"/>
-          <w:b w:val="0"/>
-          <w:i w:val="0"/>
-          <w:sz w:val="24"/>
-        </w:rPr>
-        <w:t>implicit: https://github.com/benfred/implicit</w:t>
-      </w:r>
-    </w:p>
-    <w:p>
-      <w:pPr>
-        <w:pStyle w:val="ListBullet"/>
-        <w:spacing w:after="60" w:line="276" w:lineRule="auto"/>
-      </w:pPr>
-      <w:r>
-        <w:rPr>
-          <w:rFonts w:ascii="Times New Roman" w:hAnsi="Times New Roman" w:cs="Times New Roman"/>
-          <w:b w:val="0"/>
-          <w:i w:val="0"/>
-          <w:sz w:val="24"/>
-        </w:rPr>
-        <w:t>scikit-learn: https://scikit-learn.org</w:t>
-      </w:r>
-    </w:p>
-    <w:p>
-      <w:pPr>
-        <w:pStyle w:val="ListBullet"/>
-        <w:spacing w:after="60" w:line="276" w:lineRule="auto"/>
-      </w:pPr>
-      <w:r>
-        <w:rPr>
-          <w:rFonts w:ascii="Times New Roman" w:hAnsi="Times New Roman" w:cs="Times New Roman"/>
-          <w:b w:val="0"/>
-          <w:i w:val="0"/>
-          <w:sz w:val="24"/>
-        </w:rPr>
-        <w:t>FastAPI: https://fastapi.tiangolo.com</w:t>
+        <w:t>12.2. Расход ресурсов</w:t>
       </w:r>
     </w:p>
     <w:p>
@@ -11314,7 +11633,915 @@
           <w:i w:val="0"/>
           <w:sz w:val="24"/>
         </w:rPr>
-        <w:t>Литература и кейсы:</w:t>
+        <w:t>Работа заняла два чата (сессии агента). Расход посчитан по журналам сессий: для каждого ответа модели учтены входные токены, запись и чтение кэша контекста и выходные токены.</w:t>
+      </w:r>
+    </w:p>
+    <w:tbl>
+      <w:tblPr>
+        <w:tblStyle w:val="TableGrid"/>
+        <w:tblW w:type="auto" w:w="0"/>
+        <w:jc w:val="center"/>
+        <w:tblLayout w:type="fixed"/>
+        <w:tblLook w:firstColumn="1" w:firstRow="1" w:lastColumn="0" w:lastRow="0" w:noHBand="0" w:noVBand="1" w:val="04A0"/>
+      </w:tblPr>
+      <w:tblGrid>
+        <w:gridCol w:w="3071"/>
+        <w:gridCol w:w="2094"/>
+        <w:gridCol w:w="2234"/>
+        <w:gridCol w:w="1815"/>
+      </w:tblGrid>
+      <w:tr>
+        <w:trPr>
+          <w:tblHeader w:val="true"/>
+        </w:trPr>
+        <w:tc>
+          <w:tcPr>
+            <w:tcW w:type="dxa" w:w="3072"/>
+            <w:shd w:val="clear" w:color="auto" w:fill="DCE6F1"/>
+          </w:tcPr>
+          <w:p>
+            <w:pPr>
+              <w:spacing w:after="40" w:before="40"/>
+            </w:pPr>
+            <w:r/>
+            <w:r>
+              <w:rPr>
+                <w:rFonts w:ascii="Arial" w:hAnsi="Arial" w:cs="Arial"/>
+                <w:b/>
+                <w:i w:val="0"/>
+                <w:sz w:val="20"/>
+              </w:rPr>
+              <w:t>Показатель</w:t>
+            </w:r>
+          </w:p>
+        </w:tc>
+        <w:tc>
+          <w:tcPr>
+            <w:tcW w:type="dxa" w:w="2095"/>
+            <w:shd w:val="clear" w:color="auto" w:fill="DCE6F1"/>
+          </w:tcPr>
+          <w:p>
+            <w:pPr>
+              <w:spacing w:after="40" w:before="40"/>
+            </w:pPr>
+            <w:r/>
+            <w:r>
+              <w:rPr>
+                <w:rFonts w:ascii="Arial" w:hAnsi="Arial" w:cs="Arial"/>
+                <w:b/>
+                <w:i w:val="0"/>
+                <w:sz w:val="20"/>
+              </w:rPr>
+              <w:t>Чат 1: реализация</w:t>
+            </w:r>
+          </w:p>
+        </w:tc>
+        <w:tc>
+          <w:tcPr>
+            <w:tcW w:type="dxa" w:w="2234"/>
+            <w:shd w:val="clear" w:color="auto" w:fill="DCE6F1"/>
+          </w:tcPr>
+          <w:p>
+            <w:pPr>
+              <w:spacing w:after="40" w:before="40"/>
+            </w:pPr>
+            <w:r/>
+            <w:r>
+              <w:rPr>
+                <w:rFonts w:ascii="Arial" w:hAnsi="Arial" w:cs="Arial"/>
+                <w:b/>
+                <w:i w:val="0"/>
+                <w:sz w:val="20"/>
+              </w:rPr>
+              <w:t>Чат 2: ревью и отчёт</w:t>
+            </w:r>
+          </w:p>
+        </w:tc>
+        <w:tc>
+          <w:tcPr>
+            <w:tcW w:type="dxa" w:w="1815"/>
+            <w:shd w:val="clear" w:color="auto" w:fill="DCE6F1"/>
+          </w:tcPr>
+          <w:p>
+            <w:pPr>
+              <w:spacing w:after="40" w:before="40"/>
+            </w:pPr>
+            <w:r/>
+            <w:r>
+              <w:rPr>
+                <w:rFonts w:ascii="Arial" w:hAnsi="Arial" w:cs="Arial"/>
+                <w:b/>
+                <w:i w:val="0"/>
+                <w:sz w:val="20"/>
+              </w:rPr>
+              <w:t>Всего</w:t>
+            </w:r>
+          </w:p>
+        </w:tc>
+      </w:tr>
+      <w:tr>
+        <w:tc>
+          <w:tcPr>
+            <w:tcW w:type="dxa" w:w="3072"/>
+          </w:tcPr>
+          <w:p>
+            <w:pPr>
+              <w:spacing w:after="40" w:before="40"/>
+            </w:pPr>
+            <w:r/>
+            <w:r>
+              <w:rPr>
+                <w:rFonts w:ascii="Times New Roman" w:hAnsi="Times New Roman" w:cs="Times New Roman"/>
+                <w:b w:val="0"/>
+                <w:i w:val="0"/>
+                <w:sz w:val="20"/>
+              </w:rPr>
+              <w:t>Дата, длительность</w:t>
+            </w:r>
+          </w:p>
+        </w:tc>
+        <w:tc>
+          <w:tcPr>
+            <w:tcW w:type="dxa" w:w="2095"/>
+          </w:tcPr>
+          <w:p>
+            <w:pPr>
+              <w:spacing w:after="40" w:before="40"/>
+            </w:pPr>
+            <w:r/>
+            <w:r>
+              <w:rPr>
+                <w:rFonts w:ascii="Times New Roman" w:hAnsi="Times New Roman" w:cs="Times New Roman"/>
+                <w:b w:val="0"/>
+                <w:i w:val="0"/>
+                <w:sz w:val="20"/>
+              </w:rPr>
+              <w:t>05.10.2026, 1,5 ч</w:t>
+            </w:r>
+          </w:p>
+        </w:tc>
+        <w:tc>
+          <w:tcPr>
+            <w:tcW w:type="dxa" w:w="2234"/>
+          </w:tcPr>
+          <w:p>
+            <w:pPr>
+              <w:spacing w:after="40" w:before="40"/>
+            </w:pPr>
+            <w:r/>
+            <w:r>
+              <w:rPr>
+                <w:rFonts w:ascii="Times New Roman" w:hAnsi="Times New Roman" w:cs="Times New Roman"/>
+                <w:b w:val="0"/>
+                <w:i w:val="0"/>
+                <w:sz w:val="20"/>
+              </w:rPr>
+              <w:t>11.10.2026, 9,5 ч</w:t>
+            </w:r>
+          </w:p>
+        </w:tc>
+        <w:tc>
+          <w:tcPr>
+            <w:tcW w:type="dxa" w:w="1815"/>
+          </w:tcPr>
+          <w:p>
+            <w:pPr>
+              <w:spacing w:after="40" w:before="40"/>
+            </w:pPr>
+            <w:r/>
+            <w:r>
+              <w:rPr>
+                <w:rFonts w:ascii="Times New Roman" w:hAnsi="Times New Roman" w:cs="Times New Roman"/>
+                <w:b w:val="0"/>
+                <w:i w:val="0"/>
+                <w:sz w:val="20"/>
+              </w:rPr>
+              <w:t>—</w:t>
+            </w:r>
+          </w:p>
+        </w:tc>
+      </w:tr>
+      <w:tr>
+        <w:tc>
+          <w:tcPr>
+            <w:tcW w:type="dxa" w:w="3072"/>
+          </w:tcPr>
+          <w:p>
+            <w:pPr>
+              <w:spacing w:after="40" w:before="40"/>
+            </w:pPr>
+            <w:r/>
+            <w:r>
+              <w:rPr>
+                <w:rFonts w:ascii="Times New Roman" w:hAnsi="Times New Roman" w:cs="Times New Roman"/>
+                <w:b w:val="0"/>
+                <w:i w:val="0"/>
+                <w:sz w:val="20"/>
+              </w:rPr>
+              <w:t>Сообщений пользователя</w:t>
+            </w:r>
+          </w:p>
+        </w:tc>
+        <w:tc>
+          <w:tcPr>
+            <w:tcW w:type="dxa" w:w="2095"/>
+          </w:tcPr>
+          <w:p>
+            <w:pPr>
+              <w:spacing w:after="40" w:before="40"/>
+            </w:pPr>
+            <w:r/>
+            <w:r>
+              <w:rPr>
+                <w:rFonts w:ascii="Times New Roman" w:hAnsi="Times New Roman" w:cs="Times New Roman"/>
+                <w:b w:val="0"/>
+                <w:i w:val="0"/>
+                <w:sz w:val="20"/>
+              </w:rPr>
+              <w:t>5</w:t>
+            </w:r>
+          </w:p>
+        </w:tc>
+        <w:tc>
+          <w:tcPr>
+            <w:tcW w:type="dxa" w:w="2234"/>
+          </w:tcPr>
+          <w:p>
+            <w:pPr>
+              <w:spacing w:after="40" w:before="40"/>
+            </w:pPr>
+            <w:r/>
+            <w:r>
+              <w:rPr>
+                <w:rFonts w:ascii="Times New Roman" w:hAnsi="Times New Roman" w:cs="Times New Roman"/>
+                <w:b w:val="0"/>
+                <w:i w:val="0"/>
+                <w:sz w:val="20"/>
+              </w:rPr>
+              <w:t>7</w:t>
+            </w:r>
+          </w:p>
+        </w:tc>
+        <w:tc>
+          <w:tcPr>
+            <w:tcW w:type="dxa" w:w="1815"/>
+          </w:tcPr>
+          <w:p>
+            <w:pPr>
+              <w:spacing w:after="40" w:before="40"/>
+            </w:pPr>
+            <w:r/>
+            <w:r>
+              <w:rPr>
+                <w:rFonts w:ascii="Times New Roman" w:hAnsi="Times New Roman" w:cs="Times New Roman"/>
+                <w:b w:val="0"/>
+                <w:i w:val="0"/>
+                <w:sz w:val="20"/>
+              </w:rPr>
+              <w:t>12</w:t>
+            </w:r>
+          </w:p>
+        </w:tc>
+      </w:tr>
+      <w:tr>
+        <w:tc>
+          <w:tcPr>
+            <w:tcW w:type="dxa" w:w="3072"/>
+          </w:tcPr>
+          <w:p>
+            <w:pPr>
+              <w:spacing w:after="40" w:before="40"/>
+            </w:pPr>
+            <w:r/>
+            <w:r>
+              <w:rPr>
+                <w:rFonts w:ascii="Times New Roman" w:hAnsi="Times New Roman" w:cs="Times New Roman"/>
+                <w:b w:val="0"/>
+                <w:i w:val="0"/>
+                <w:sz w:val="20"/>
+              </w:rPr>
+              <w:t>Запросов к модели</w:t>
+            </w:r>
+          </w:p>
+        </w:tc>
+        <w:tc>
+          <w:tcPr>
+            <w:tcW w:type="dxa" w:w="2095"/>
+          </w:tcPr>
+          <w:p>
+            <w:pPr>
+              <w:spacing w:after="40" w:before="40"/>
+            </w:pPr>
+            <w:r/>
+            <w:r>
+              <w:rPr>
+                <w:rFonts w:ascii="Times New Roman" w:hAnsi="Times New Roman" w:cs="Times New Roman"/>
+                <w:b w:val="0"/>
+                <w:i w:val="0"/>
+                <w:sz w:val="20"/>
+              </w:rPr>
+              <w:t>62</w:t>
+            </w:r>
+          </w:p>
+        </w:tc>
+        <w:tc>
+          <w:tcPr>
+            <w:tcW w:type="dxa" w:w="2234"/>
+          </w:tcPr>
+          <w:p>
+            <w:pPr>
+              <w:spacing w:after="40" w:before="40"/>
+            </w:pPr>
+            <w:r/>
+            <w:r>
+              <w:rPr>
+                <w:rFonts w:ascii="Times New Roman" w:hAnsi="Times New Roman" w:cs="Times New Roman"/>
+                <w:b w:val="0"/>
+                <w:i w:val="0"/>
+                <w:sz w:val="20"/>
+              </w:rPr>
+              <w:t>109</w:t>
+            </w:r>
+          </w:p>
+        </w:tc>
+        <w:tc>
+          <w:tcPr>
+            <w:tcW w:type="dxa" w:w="1815"/>
+          </w:tcPr>
+          <w:p>
+            <w:pPr>
+              <w:spacing w:after="40" w:before="40"/>
+            </w:pPr>
+            <w:r/>
+            <w:r>
+              <w:rPr>
+                <w:rFonts w:ascii="Times New Roman" w:hAnsi="Times New Roman" w:cs="Times New Roman"/>
+                <w:b w:val="0"/>
+                <w:i w:val="0"/>
+                <w:sz w:val="20"/>
+              </w:rPr>
+              <w:t>171</w:t>
+            </w:r>
+          </w:p>
+        </w:tc>
+      </w:tr>
+      <w:tr>
+        <w:tc>
+          <w:tcPr>
+            <w:tcW w:type="dxa" w:w="3072"/>
+          </w:tcPr>
+          <w:p>
+            <w:pPr>
+              <w:spacing w:after="40" w:before="40"/>
+            </w:pPr>
+            <w:r/>
+            <w:r>
+              <w:rPr>
+                <w:rFonts w:ascii="Times New Roman" w:hAnsi="Times New Roman" w:cs="Times New Roman"/>
+                <w:b w:val="0"/>
+                <w:i w:val="0"/>
+                <w:sz w:val="20"/>
+              </w:rPr>
+              <w:t>Вызовов инструментов</w:t>
+            </w:r>
+          </w:p>
+        </w:tc>
+        <w:tc>
+          <w:tcPr>
+            <w:tcW w:type="dxa" w:w="2095"/>
+          </w:tcPr>
+          <w:p>
+            <w:pPr>
+              <w:spacing w:after="40" w:before="40"/>
+            </w:pPr>
+            <w:r/>
+            <w:r>
+              <w:rPr>
+                <w:rFonts w:ascii="Times New Roman" w:hAnsi="Times New Roman" w:cs="Times New Roman"/>
+                <w:b w:val="0"/>
+                <w:i w:val="0"/>
+                <w:sz w:val="20"/>
+              </w:rPr>
+              <w:t>63</w:t>
+            </w:r>
+          </w:p>
+        </w:tc>
+        <w:tc>
+          <w:tcPr>
+            <w:tcW w:type="dxa" w:w="2234"/>
+          </w:tcPr>
+          <w:p>
+            <w:pPr>
+              <w:spacing w:after="40" w:before="40"/>
+            </w:pPr>
+            <w:r/>
+            <w:r>
+              <w:rPr>
+                <w:rFonts w:ascii="Times New Roman" w:hAnsi="Times New Roman" w:cs="Times New Roman"/>
+                <w:b w:val="0"/>
+                <w:i w:val="0"/>
+                <w:sz w:val="20"/>
+              </w:rPr>
+              <w:t>150</w:t>
+            </w:r>
+          </w:p>
+        </w:tc>
+        <w:tc>
+          <w:tcPr>
+            <w:tcW w:type="dxa" w:w="1815"/>
+          </w:tcPr>
+          <w:p>
+            <w:pPr>
+              <w:spacing w:after="40" w:before="40"/>
+            </w:pPr>
+            <w:r/>
+            <w:r>
+              <w:rPr>
+                <w:rFonts w:ascii="Times New Roman" w:hAnsi="Times New Roman" w:cs="Times New Roman"/>
+                <w:b w:val="0"/>
+                <w:i w:val="0"/>
+                <w:sz w:val="20"/>
+              </w:rPr>
+              <w:t>213</w:t>
+            </w:r>
+          </w:p>
+        </w:tc>
+      </w:tr>
+      <w:tr>
+        <w:tc>
+          <w:tcPr>
+            <w:tcW w:type="dxa" w:w="3072"/>
+          </w:tcPr>
+          <w:p>
+            <w:pPr>
+              <w:spacing w:after="40" w:before="40"/>
+            </w:pPr>
+            <w:r/>
+            <w:r>
+              <w:rPr>
+                <w:rFonts w:ascii="Times New Roman" w:hAnsi="Times New Roman" w:cs="Times New Roman"/>
+                <w:b w:val="0"/>
+                <w:i w:val="0"/>
+                <w:sz w:val="20"/>
+              </w:rPr>
+              <w:t>Входные токены (без кэша)</w:t>
+            </w:r>
+          </w:p>
+        </w:tc>
+        <w:tc>
+          <w:tcPr>
+            <w:tcW w:type="dxa" w:w="2095"/>
+          </w:tcPr>
+          <w:p>
+            <w:pPr>
+              <w:spacing w:after="40" w:before="40"/>
+            </w:pPr>
+            <w:r/>
+            <w:r>
+              <w:rPr>
+                <w:rFonts w:ascii="Times New Roman" w:hAnsi="Times New Roman" w:cs="Times New Roman"/>
+                <w:b w:val="0"/>
+                <w:i w:val="0"/>
+                <w:sz w:val="20"/>
+              </w:rPr>
+              <w:t>126</w:t>
+            </w:r>
+          </w:p>
+        </w:tc>
+        <w:tc>
+          <w:tcPr>
+            <w:tcW w:type="dxa" w:w="2234"/>
+          </w:tcPr>
+          <w:p>
+            <w:pPr>
+              <w:spacing w:after="40" w:before="40"/>
+            </w:pPr>
+            <w:r/>
+            <w:r>
+              <w:rPr>
+                <w:rFonts w:ascii="Times New Roman" w:hAnsi="Times New Roman" w:cs="Times New Roman"/>
+                <w:b w:val="0"/>
+                <w:i w:val="0"/>
+                <w:sz w:val="20"/>
+              </w:rPr>
+              <w:t>218</w:t>
+            </w:r>
+          </w:p>
+        </w:tc>
+        <w:tc>
+          <w:tcPr>
+            <w:tcW w:type="dxa" w:w="1815"/>
+          </w:tcPr>
+          <w:p>
+            <w:pPr>
+              <w:spacing w:after="40" w:before="40"/>
+            </w:pPr>
+            <w:r/>
+            <w:r>
+              <w:rPr>
+                <w:rFonts w:ascii="Times New Roman" w:hAnsi="Times New Roman" w:cs="Times New Roman"/>
+                <w:b w:val="0"/>
+                <w:i w:val="0"/>
+                <w:sz w:val="20"/>
+              </w:rPr>
+              <w:t>344</w:t>
+            </w:r>
+          </w:p>
+        </w:tc>
+      </w:tr>
+      <w:tr>
+        <w:tc>
+          <w:tcPr>
+            <w:tcW w:type="dxa" w:w="3072"/>
+          </w:tcPr>
+          <w:p>
+            <w:pPr>
+              <w:spacing w:after="40" w:before="40"/>
+            </w:pPr>
+            <w:r/>
+            <w:r>
+              <w:rPr>
+                <w:rFonts w:ascii="Times New Roman" w:hAnsi="Times New Roman" w:cs="Times New Roman"/>
+                <w:b w:val="0"/>
+                <w:i w:val="0"/>
+                <w:sz w:val="20"/>
+              </w:rPr>
+              <w:t>Запись в кэш контекста</w:t>
+            </w:r>
+          </w:p>
+        </w:tc>
+        <w:tc>
+          <w:tcPr>
+            <w:tcW w:type="dxa" w:w="2095"/>
+          </w:tcPr>
+          <w:p>
+            <w:pPr>
+              <w:spacing w:after="40" w:before="40"/>
+            </w:pPr>
+            <w:r/>
+            <w:r>
+              <w:rPr>
+                <w:rFonts w:ascii="Times New Roman" w:hAnsi="Times New Roman" w:cs="Times New Roman"/>
+                <w:b w:val="0"/>
+                <w:i w:val="0"/>
+                <w:sz w:val="20"/>
+              </w:rPr>
+              <w:t>134 877</w:t>
+            </w:r>
+          </w:p>
+        </w:tc>
+        <w:tc>
+          <w:tcPr>
+            <w:tcW w:type="dxa" w:w="2234"/>
+          </w:tcPr>
+          <w:p>
+            <w:pPr>
+              <w:spacing w:after="40" w:before="40"/>
+            </w:pPr>
+            <w:r/>
+            <w:r>
+              <w:rPr>
+                <w:rFonts w:ascii="Times New Roman" w:hAnsi="Times New Roman" w:cs="Times New Roman"/>
+                <w:b w:val="0"/>
+                <w:i w:val="0"/>
+                <w:sz w:val="20"/>
+              </w:rPr>
+              <w:t>581 650</w:t>
+            </w:r>
+          </w:p>
+        </w:tc>
+        <w:tc>
+          <w:tcPr>
+            <w:tcW w:type="dxa" w:w="1815"/>
+          </w:tcPr>
+          <w:p>
+            <w:pPr>
+              <w:spacing w:after="40" w:before="40"/>
+            </w:pPr>
+            <w:r/>
+            <w:r>
+              <w:rPr>
+                <w:rFonts w:ascii="Times New Roman" w:hAnsi="Times New Roman" w:cs="Times New Roman"/>
+                <w:b w:val="0"/>
+                <w:i w:val="0"/>
+                <w:sz w:val="20"/>
+              </w:rPr>
+              <w:t>716 527</w:t>
+            </w:r>
+          </w:p>
+        </w:tc>
+      </w:tr>
+      <w:tr>
+        <w:tc>
+          <w:tcPr>
+            <w:tcW w:type="dxa" w:w="3072"/>
+          </w:tcPr>
+          <w:p>
+            <w:pPr>
+              <w:spacing w:after="40" w:before="40"/>
+            </w:pPr>
+            <w:r/>
+            <w:r>
+              <w:rPr>
+                <w:rFonts w:ascii="Times New Roman" w:hAnsi="Times New Roman" w:cs="Times New Roman"/>
+                <w:b w:val="0"/>
+                <w:i w:val="0"/>
+                <w:sz w:val="20"/>
+              </w:rPr>
+              <w:t>Чтение из кэша контекста</w:t>
+            </w:r>
+          </w:p>
+        </w:tc>
+        <w:tc>
+          <w:tcPr>
+            <w:tcW w:type="dxa" w:w="2095"/>
+          </w:tcPr>
+          <w:p>
+            <w:pPr>
+              <w:spacing w:after="40" w:before="40"/>
+            </w:pPr>
+            <w:r/>
+            <w:r>
+              <w:rPr>
+                <w:rFonts w:ascii="Times New Roman" w:hAnsi="Times New Roman" w:cs="Times New Roman"/>
+                <w:b w:val="0"/>
+                <w:i w:val="0"/>
+                <w:sz w:val="20"/>
+              </w:rPr>
+              <w:t>7,40 млн</w:t>
+            </w:r>
+          </w:p>
+        </w:tc>
+        <w:tc>
+          <w:tcPr>
+            <w:tcW w:type="dxa" w:w="2234"/>
+          </w:tcPr>
+          <w:p>
+            <w:pPr>
+              <w:spacing w:after="40" w:before="40"/>
+            </w:pPr>
+            <w:r/>
+            <w:r>
+              <w:rPr>
+                <w:rFonts w:ascii="Times New Roman" w:hAnsi="Times New Roman" w:cs="Times New Roman"/>
+                <w:b w:val="0"/>
+                <w:i w:val="0"/>
+                <w:sz w:val="20"/>
+              </w:rPr>
+              <w:t>23,90 млн</w:t>
+            </w:r>
+          </w:p>
+        </w:tc>
+        <w:tc>
+          <w:tcPr>
+            <w:tcW w:type="dxa" w:w="1815"/>
+          </w:tcPr>
+          <w:p>
+            <w:pPr>
+              <w:spacing w:after="40" w:before="40"/>
+            </w:pPr>
+            <w:r/>
+            <w:r>
+              <w:rPr>
+                <w:rFonts w:ascii="Times New Roman" w:hAnsi="Times New Roman" w:cs="Times New Roman"/>
+                <w:b w:val="0"/>
+                <w:i w:val="0"/>
+                <w:sz w:val="20"/>
+              </w:rPr>
+              <w:t>31,31 млн</w:t>
+            </w:r>
+          </w:p>
+        </w:tc>
+      </w:tr>
+      <w:tr>
+        <w:tc>
+          <w:tcPr>
+            <w:tcW w:type="dxa" w:w="3072"/>
+          </w:tcPr>
+          <w:p>
+            <w:pPr>
+              <w:spacing w:after="40" w:before="40"/>
+            </w:pPr>
+            <w:r/>
+            <w:r>
+              <w:rPr>
+                <w:rFonts w:ascii="Times New Roman" w:hAnsi="Times New Roman" w:cs="Times New Roman"/>
+                <w:b w:val="0"/>
+                <w:i w:val="0"/>
+                <w:sz w:val="20"/>
+              </w:rPr>
+              <w:t>Выходные токены</w:t>
+            </w:r>
+          </w:p>
+        </w:tc>
+        <w:tc>
+          <w:tcPr>
+            <w:tcW w:type="dxa" w:w="2095"/>
+          </w:tcPr>
+          <w:p>
+            <w:pPr>
+              <w:spacing w:after="40" w:before="40"/>
+            </w:pPr>
+            <w:r/>
+            <w:r>
+              <w:rPr>
+                <w:rFonts w:ascii="Times New Roman" w:hAnsi="Times New Roman" w:cs="Times New Roman"/>
+                <w:b w:val="0"/>
+                <w:i w:val="0"/>
+                <w:sz w:val="20"/>
+              </w:rPr>
+              <w:t>81 486</w:t>
+            </w:r>
+          </w:p>
+        </w:tc>
+        <w:tc>
+          <w:tcPr>
+            <w:tcW w:type="dxa" w:w="2234"/>
+          </w:tcPr>
+          <w:p>
+            <w:pPr>
+              <w:spacing w:after="40" w:before="40"/>
+            </w:pPr>
+            <w:r/>
+            <w:r>
+              <w:rPr>
+                <w:rFonts w:ascii="Times New Roman" w:hAnsi="Times New Roman" w:cs="Times New Roman"/>
+                <w:b w:val="0"/>
+                <w:i w:val="0"/>
+                <w:sz w:val="20"/>
+              </w:rPr>
+              <w:t>140 355</w:t>
+            </w:r>
+          </w:p>
+        </w:tc>
+        <w:tc>
+          <w:tcPr>
+            <w:tcW w:type="dxa" w:w="1815"/>
+          </w:tcPr>
+          <w:p>
+            <w:pPr>
+              <w:spacing w:after="40" w:before="40"/>
+            </w:pPr>
+            <w:r/>
+            <w:r>
+              <w:rPr>
+                <w:rFonts w:ascii="Times New Roman" w:hAnsi="Times New Roman" w:cs="Times New Roman"/>
+                <w:b w:val="0"/>
+                <w:i w:val="0"/>
+                <w:sz w:val="20"/>
+              </w:rPr>
+              <w:t>221 841</w:t>
+            </w:r>
+          </w:p>
+        </w:tc>
+      </w:tr>
+      <w:tr>
+        <w:tc>
+          <w:tcPr>
+            <w:tcW w:type="dxa" w:w="3072"/>
+          </w:tcPr>
+          <w:p>
+            <w:pPr>
+              <w:spacing w:after="40" w:before="40"/>
+            </w:pPr>
+            <w:r/>
+            <w:r>
+              <w:rPr>
+                <w:rFonts w:ascii="Times New Roman" w:hAnsi="Times New Roman" w:cs="Times New Roman"/>
+                <w:b w:val="0"/>
+                <w:i w:val="0"/>
+                <w:sz w:val="20"/>
+              </w:rPr>
+              <w:t>Всего токенов</w:t>
+            </w:r>
+          </w:p>
+        </w:tc>
+        <w:tc>
+          <w:tcPr>
+            <w:tcW w:type="dxa" w:w="2095"/>
+          </w:tcPr>
+          <w:p>
+            <w:pPr>
+              <w:spacing w:after="40" w:before="40"/>
+            </w:pPr>
+            <w:r/>
+            <w:r>
+              <w:rPr>
+                <w:rFonts w:ascii="Times New Roman" w:hAnsi="Times New Roman" w:cs="Times New Roman"/>
+                <w:b w:val="0"/>
+                <w:i w:val="0"/>
+                <w:sz w:val="20"/>
+              </w:rPr>
+              <w:t>7,62 млн</w:t>
+            </w:r>
+          </w:p>
+        </w:tc>
+        <w:tc>
+          <w:tcPr>
+            <w:tcW w:type="dxa" w:w="2234"/>
+          </w:tcPr>
+          <w:p>
+            <w:pPr>
+              <w:spacing w:after="40" w:before="40"/>
+            </w:pPr>
+            <w:r/>
+            <w:r>
+              <w:rPr>
+                <w:rFonts w:ascii="Times New Roman" w:hAnsi="Times New Roman" w:cs="Times New Roman"/>
+                <w:b w:val="0"/>
+                <w:i w:val="0"/>
+                <w:sz w:val="20"/>
+              </w:rPr>
+              <w:t>24,63 млн</w:t>
+            </w:r>
+          </w:p>
+        </w:tc>
+        <w:tc>
+          <w:tcPr>
+            <w:tcW w:type="dxa" w:w="1815"/>
+          </w:tcPr>
+          <w:p>
+            <w:pPr>
+              <w:spacing w:after="40" w:before="40"/>
+            </w:pPr>
+            <w:r/>
+            <w:r>
+              <w:rPr>
+                <w:rFonts w:ascii="Times New Roman" w:hAnsi="Times New Roman" w:cs="Times New Roman"/>
+                <w:b w:val="0"/>
+                <w:i w:val="0"/>
+                <w:sz w:val="20"/>
+              </w:rPr>
+              <w:t>32,25 млн</w:t>
+            </w:r>
+          </w:p>
+        </w:tc>
+      </w:tr>
+    </w:tbl>
+    <w:p>
+      <w:pPr>
+        <w:spacing w:after="80"/>
+      </w:pPr>
+    </w:p>
+    <w:p>
+      <w:pPr>
+        <w:spacing w:after="120" w:before="0" w:line="276" w:lineRule="auto"/>
+        <w:jc w:val="both"/>
+      </w:pPr>
+      <w:r>
+        <w:rPr>
+          <w:rFonts w:ascii="Times New Roman" w:hAnsi="Times New Roman" w:cs="Times New Roman"/>
+          <w:b w:val="0"/>
+          <w:i w:val="0"/>
+          <w:sz w:val="24"/>
+        </w:rPr>
+        <w:t>Почти весь объём (97%) — повторное чтение контекста из кэша: на каждом шаге модель получает всю предыдущую переписку, поэтому кумулятивный расход в десятки раз больше размера самого контекста. Максимальный контекст второго чата — 376 918 токенов, 38% окна в 1 млн; автоматическое сжатие контекста не понадобилось ни разу. Тарифный план — Pro. Процент лимитов плана не приводится: в те же часы на этом аккаунте шла работа над другим проектом, и разделить расход по проектам нельзя.</w:t>
+      </w:r>
+    </w:p>
+    <w:p>
+      <w:pPr>
+        <w:spacing w:after="120" w:before="0" w:line="276" w:lineRule="auto"/>
+        <w:jc w:val="both"/>
+      </w:pPr>
+      <w:r>
+        <w:rPr>
+          <w:rFonts w:ascii="Times New Roman" w:hAnsi="Times New Roman" w:cs="Times New Roman"/>
+          <w:b w:val="0"/>
+          <w:i w:val="0"/>
+          <w:sz w:val="24"/>
+        </w:rPr>
+        <w:t>Длительность второго чата указана от первого до последнего сообщения и включает паузы, пока автор проверял результаты и снимал скриншоты.</w:t>
+      </w:r>
+    </w:p>
+    <w:p>
+      <w:pPr>
+        <w:keepNext/>
+        <w:spacing w:before="280" w:after="120"/>
+      </w:pPr>
+      <w:r>
+        <w:rPr>
+          <w:rFonts w:ascii="Arial" w:hAnsi="Arial" w:cs="Arial"/>
+          <w:b/>
+          <w:i w:val="0"/>
+          <w:color w:val="1F3A5F"/>
+          <w:sz w:val="26"/>
+        </w:rPr>
+        <w:t>12.3. Пайплайн</w:t>
+      </w:r>
+    </w:p>
+    <w:p>
+      <w:pPr>
+        <w:spacing w:after="120" w:before="0" w:line="276" w:lineRule="auto"/>
+        <w:jc w:val="both"/>
+      </w:pPr>
+      <w:r>
+        <w:rPr>
+          <w:rFonts w:ascii="Times New Roman" w:hAnsi="Times New Roman" w:cs="Times New Roman"/>
+          <w:b w:val="0"/>
+          <w:i w:val="0"/>
+          <w:sz w:val="24"/>
+        </w:rPr>
+        <w:t>Работа шла итерациями «поставить — реализовать — измерить — пересмотреть», а не одним проходом.</w:t>
       </w:r>
     </w:p>
     <w:p>
@@ -11325,11 +12552,20 @@
       <w:r>
         <w:rPr>
           <w:rFonts w:ascii="Times New Roman" w:hAnsi="Times New Roman" w:cs="Times New Roman"/>
+          <w:b/>
+          <w:i w:val="0"/>
+          <w:sz w:val="24"/>
+        </w:rPr>
+        <w:t>Постановка (чат 1).</w:t>
+      </w:r>
+      <w:r>
+        <w:rPr>
+          <w:rFonts w:ascii="Times New Roman" w:hAnsi="Times New Roman" w:cs="Times New Roman"/>
           <w:b w:val="0"/>
           <w:i w:val="0"/>
           <w:sz w:val="24"/>
         </w:rPr>
-        <w:t>Hu Y., Koren Y., Volinsky C. Collaborative Filtering for Implicit Feedback Datasets. ICDM, 2008 (ALS для неявного фидбека).</w:t>
+        <w:t xml:space="preserve"> Автор ограничил объём: MVP на ноутбуке, проблемы из части II разбираются теоретически, без реализации. Датасет агент предложил вопросом с вариантами, автор выбрал Amazon Video Games. Нужность API и Prometheus агент обсуждал с автором: API оставлен для демонстрации блоков витрины, Prometheus — нет.</w:t>
       </w:r>
     </w:p>
     <w:p>
@@ -11340,11 +12576,20 @@
       <w:r>
         <w:rPr>
           <w:rFonts w:ascii="Times New Roman" w:hAnsi="Times New Roman" w:cs="Times New Roman"/>
+          <w:b/>
+          <w:i w:val="0"/>
+          <w:sz w:val="24"/>
+        </w:rPr>
+        <w:t>Реализация (чат 1).</w:t>
+      </w:r>
+      <w:r>
+        <w:rPr>
+          <w:rFonts w:ascii="Times New Roman" w:hAnsi="Times New Roman" w:cs="Times New Roman"/>
           <w:b w:val="0"/>
           <w:i w:val="0"/>
           <w:sz w:val="24"/>
         </w:rPr>
-        <w:t>Linden G., Smith B., York J. Amazon.com Recommendations: Item-to-Item Collaborative Filtering. IEEE Internet Computing, 2003.</w:t>
+        <w:t xml:space="preserve"> Загрузка данных в фоне, затем эвристики, content-based, коллаборативные модели, гибрид, офлайн-оценка и REST API. Каждая модель прогонялась на реальных данных сразу после написания.</w:t>
       </w:r>
     </w:p>
     <w:p>
@@ -11355,11 +12600,20 @@
       <w:r>
         <w:rPr>
           <w:rFonts w:ascii="Times New Roman" w:hAnsi="Times New Roman" w:cs="Times New Roman"/>
+          <w:b/>
+          <w:i w:val="0"/>
+          <w:sz w:val="24"/>
+        </w:rPr>
+        <w:t>Первый отчёт (чат 1).</w:t>
+      </w:r>
+      <w:r>
+        <w:rPr>
+          <w:rFonts w:ascii="Times New Roman" w:hAnsi="Times New Roman" w:cs="Times New Roman"/>
           <w:b w:val="0"/>
           <w:i w:val="0"/>
           <w:sz w:val="24"/>
         </w:rPr>
-        <w:t>Cormack G., Clarke C., Buettcher S. Reciprocal Rank Fusion outperforms Condorcet and individual Rank Learning Methods. SIGIR, 2009.</w:t>
+        <w:t xml:space="preserve"> Отчёт в .docx и графики сделаны с помощью скиллов агента.</w:t>
       </w:r>
     </w:p>
     <w:p>
@@ -11370,11 +12624,20 @@
       <w:r>
         <w:rPr>
           <w:rFonts w:ascii="Times New Roman" w:hAnsi="Times New Roman" w:cs="Times New Roman"/>
+          <w:b/>
+          <w:i w:val="0"/>
+          <w:sz w:val="24"/>
+        </w:rPr>
+        <w:t>Ревью (чат 2).</w:t>
+      </w:r>
+      <w:r>
+        <w:rPr>
+          <w:rFonts w:ascii="Times New Roman" w:hAnsi="Times New Roman" w:cs="Times New Roman"/>
           <w:b w:val="0"/>
           <w:i w:val="0"/>
           <w:sz w:val="24"/>
         </w:rPr>
-        <w:t>Calandrino J. et al. «You Might Also Like»: Privacy Risks of Collaborative Filtering. IEEE S&amp;P, 2011.</w:t>
+        <w:t xml:space="preserve"> Отдельное ревью готовой работы на соответствие заданию нашло ошибки, которые в первом чате остались незамеченными: веса гибрида подбирались на тесте, гибрид на 80% повторял Trending, API падал на неверном параметре, в отчёте было неверное утверждение о новых товарах, не было PDF и ссылки на репозиторий (разделы 6.2 и 6.3).</w:t>
       </w:r>
     </w:p>
     <w:p>
@@ -11385,11 +12648,20 @@
       <w:r>
         <w:rPr>
           <w:rFonts w:ascii="Times New Roman" w:hAnsi="Times New Roman" w:cs="Times New Roman"/>
+          <w:b/>
+          <w:i w:val="0"/>
+          <w:sz w:val="24"/>
+        </w:rPr>
+        <w:t>Исправления (чат 2).</w:t>
+      </w:r>
+      <w:r>
+        <w:rPr>
+          <w:rFonts w:ascii="Times New Roman" w:hAnsi="Times New Roman" w:cs="Times New Roman"/>
           <w:b w:val="0"/>
           <w:i w:val="0"/>
           <w:sz w:val="24"/>
         </w:rPr>
-        <w:t>Jannach D., Jugovac M. Measuring the Business Value of Recommender Systems. ACM TMIS, 2019.</w:t>
+        <w:t xml:space="preserve"> Подбор весов вынесен на валидацию, добавлена метрика TrendShare, оценка перезапущена, выводы переписаны по новым числам.</w:t>
       </w:r>
     </w:p>
     <w:p>
@@ -11400,11 +12672,36 @@
       <w:r>
         <w:rPr>
           <w:rFonts w:ascii="Times New Roman" w:hAnsi="Times New Roman" w:cs="Times New Roman"/>
+          <w:b/>
+          <w:i w:val="0"/>
+          <w:sz w:val="24"/>
+        </w:rPr>
+        <w:t>Отчётность (чат 2).</w:t>
+      </w:r>
+      <w:r>
+        <w:rPr>
+          <w:rFonts w:ascii="Times New Roman" w:hAnsi="Times New Roman" w:cs="Times New Roman"/>
           <w:b w:val="0"/>
           <w:i w:val="0"/>
           <w:sz w:val="24"/>
         </w:rPr>
-        <w:t>Duhigg C. How Companies Learn Your Secrets. The New York Times Magazine, 2012 (кейс Target).</w:t>
+        <w:t xml:space="preserve"> Отчёт переведён на генерацию скриптом из сохранённых метрик по образцу предыдущей работы автора, оформление приведено к единому виду. Скриншоты снимал автор по списку от агента.</w:t>
+      </w:r>
+    </w:p>
+    <w:p>
+      <w:pPr>
+        <w:keepNext/>
+        <w:spacing w:before="280" w:after="120"/>
+      </w:pPr>
+      <w:r>
+        <w:rPr>
+          <w:rFonts w:ascii="Arial" w:hAnsi="Arial" w:cs="Arial"/>
+          <w:b/>
+          <w:i w:val="0"/>
+          <w:color w:val="1F3A5F"/>
+          <w:sz w:val="26"/>
+        </w:rPr>
+        <w:t>12.4. Что оказалось трудным</w:t>
       </w:r>
     </w:p>
     <w:p>
@@ -11415,11 +12712,863 @@
       <w:r>
         <w:rPr>
           <w:rFonts w:ascii="Times New Roman" w:hAnsi="Times New Roman" w:cs="Times New Roman"/>
+          <w:b/>
+          <w:i w:val="0"/>
+          <w:sz w:val="24"/>
+        </w:rPr>
+        <w:t>Молчаливые ошибки оценки.</w:t>
+      </w:r>
+      <w:r>
+        <w:rPr>
+          <w:rFonts w:ascii="Times New Roman" w:hAnsi="Times New Roman" w:cs="Times New Roman"/>
           <w:b w:val="0"/>
           <w:i w:val="0"/>
           <w:sz w:val="24"/>
         </w:rPr>
-        <w:t>Channel 4 News, 2017: расследование о рекомендациях Amazon «Frequently bought together» для компонентов взрывчатки.</w:t>
+        <w:t xml:space="preserve"> Гибрид давал +37% NDCG к Trending и выглядел успешным; то, что 80% его выдачи совпадает с Trending, обнаружилось только после введения отдельной метрики. Доля новых товаров в тесте после рефакторинга сначала посчиталась равной нулю, потому что функция разбиения уже отфильтровала эти товары. Ни то, ни другое не вызывало ошибку.</w:t>
+      </w:r>
+    </w:p>
+    <w:p>
+      <w:pPr>
+        <w:pStyle w:val="ListBullet"/>
+        <w:spacing w:after="60" w:line="276" w:lineRule="auto"/>
+      </w:pPr>
+      <w:r>
+        <w:rPr>
+          <w:rFonts w:ascii="Times New Roman" w:hAnsi="Times New Roman" w:cs="Times New Roman"/>
+          <w:b/>
+          <w:i w:val="0"/>
+          <w:sz w:val="24"/>
+        </w:rPr>
+        <w:t>Замечание без исправления.</w:t>
+      </w:r>
+      <w:r>
+        <w:rPr>
+          <w:rFonts w:ascii="Times New Roman" w:hAnsi="Times New Roman" w:cs="Times New Roman"/>
+          <w:b w:val="0"/>
+          <w:i w:val="0"/>
+          <w:sz w:val="24"/>
+        </w:rPr>
+        <w:t xml:space="preserve"> В первом чате агент сам записал подбор весов на тесте в ограничения работы, но не исправил это. Проверка свежим взглядом во втором чате оказалась полезнее, чем ожидалось.</w:t>
+      </w:r>
+    </w:p>
+    <w:p>
+      <w:pPr>
+        <w:pStyle w:val="ListBullet"/>
+        <w:spacing w:after="60" w:line="276" w:lineRule="auto"/>
+      </w:pPr>
+      <w:r>
+        <w:rPr>
+          <w:rFonts w:ascii="Times New Roman" w:hAnsi="Times New Roman" w:cs="Times New Roman"/>
+          <w:b/>
+          <w:i w:val="0"/>
+          <w:sz w:val="24"/>
+        </w:rPr>
+        <w:t>Инструменты оформления.</w:t>
+      </w:r>
+      <w:r>
+        <w:rPr>
+          <w:rFonts w:ascii="Times New Roman" w:hAnsi="Times New Roman" w:cs="Times New Roman"/>
+          <w:b w:val="0"/>
+          <w:i w:val="0"/>
+          <w:sz w:val="24"/>
+        </w:rPr>
+        <w:t xml:space="preserve"> LibreOffice игнорировал ширины колонок, заданные python-docx, а встроенный в LibreOffice Python система завершала при запуске. Оба случая решались проверкой готового PDF по страницам, а не по коду.</w:t>
+      </w:r>
+    </w:p>
+    <w:p>
+      <w:pPr>
+        <w:keepNext/>
+        <w:spacing w:before="400" w:after="200"/>
+      </w:pPr>
+      <w:r>
+        <w:rPr>
+          <w:rFonts w:ascii="Arial" w:hAnsi="Arial" w:cs="Arial"/>
+          <w:b/>
+          <w:i w:val="0"/>
+          <w:color w:val="1F3A5F"/>
+          <w:sz w:val="32"/>
+        </w:rPr>
+        <w:t>13. Репозиторий</w:t>
+      </w:r>
+    </w:p>
+    <w:p>
+      <w:pPr>
+        <w:spacing w:after="120" w:before="0" w:line="276" w:lineRule="auto"/>
+      </w:pPr>
+      <w:r>
+        <w:rPr>
+          <w:rFonts w:ascii="Times New Roman" w:hAnsi="Times New Roman" w:cs="Times New Roman"/>
+          <w:b/>
+          <w:i w:val="0"/>
+          <w:sz w:val="24"/>
+        </w:rPr>
+        <w:t>https://github.com/Mapc27/devops-prime-era-rec-sys</w:t>
+      </w:r>
+    </w:p>
+    <w:p>
+      <w:pPr>
+        <w:keepNext/>
+        <w:spacing w:before="280" w:after="120"/>
+      </w:pPr>
+      <w:r>
+        <w:rPr>
+          <w:rFonts w:ascii="Arial" w:hAnsi="Arial" w:cs="Arial"/>
+          <w:b/>
+          <w:i w:val="0"/>
+          <w:color w:val="1F3A5F"/>
+          <w:sz w:val="26"/>
+        </w:rPr>
+        <w:t>13.1. Состав</w:t>
+      </w:r>
+    </w:p>
+    <w:p>
+      <w:pPr>
+        <w:spacing w:after="0" w:before="0" w:line="240" w:lineRule="auto"/>
+        <w:ind w:left="432"/>
+      </w:pPr>
+      <w:r>
+        <w:rPr>
+          <w:rFonts w:ascii="Courier New" w:hAnsi="Courier New" w:cs="Courier New"/>
+          <w:b w:val="0"/>
+          <w:i w:val="0"/>
+          <w:sz w:val="19"/>
+        </w:rPr>
+        <w:t>README.md                    обзор проекта и инструкции запуска</w:t>
+      </w:r>
+    </w:p>
+    <w:p>
+      <w:pPr>
+        <w:spacing w:after="0" w:before="0" w:line="240" w:lineRule="auto"/>
+        <w:ind w:left="432"/>
+      </w:pPr>
+      <w:r>
+        <w:rPr>
+          <w:rFonts w:ascii="Courier New" w:hAnsi="Courier New" w:cs="Courier New"/>
+          <w:b w:val="0"/>
+          <w:i w:val="0"/>
+          <w:sz w:val="19"/>
+        </w:rPr>
+        <w:t>requirements.txt             зависимости с зафиксированными версиями</w:t>
+      </w:r>
+    </w:p>
+    <w:p>
+      <w:pPr>
+        <w:spacing w:after="0" w:before="0" w:line="240" w:lineRule="auto"/>
+        <w:ind w:left="432"/>
+      </w:pPr>
+      <w:r>
+        <w:rPr>
+          <w:rFonts w:ascii="Courier New" w:hAnsi="Courier New" w:cs="Courier New"/>
+          <w:b w:val="0"/>
+          <w:i w:val="0"/>
+          <w:sz w:val="19"/>
+        </w:rPr>
+        <w:t>scripts/download_data.sh     скачивание датасета в data/raw</w:t>
+      </w:r>
+    </w:p>
+    <w:p>
+      <w:pPr>
+        <w:spacing w:after="0" w:before="0" w:line="240" w:lineRule="auto"/>
+        <w:ind w:left="432"/>
+      </w:pPr>
+      <w:r>
+        <w:rPr>
+          <w:rFonts w:ascii="Courier New" w:hAnsi="Courier New" w:cs="Courier New"/>
+          <w:b w:val="0"/>
+          <w:i w:val="0"/>
+          <w:sz w:val="19"/>
+        </w:rPr>
+        <w:t>recsys/data.py               загрузка, parquet-кэш, разбиение по времени</w:t>
+      </w:r>
+    </w:p>
+    <w:p>
+      <w:pPr>
+        <w:spacing w:after="0" w:before="0" w:line="240" w:lineRule="auto"/>
+        <w:ind w:left="432"/>
+      </w:pPr>
+      <w:r>
+        <w:rPr>
+          <w:rFonts w:ascii="Courier New" w:hAnsi="Courier New" w:cs="Courier New"/>
+          <w:b w:val="0"/>
+          <w:i w:val="0"/>
+          <w:sz w:val="19"/>
+        </w:rPr>
+        <w:t>recsys/models.py             все модели с единым интерфейсом и общий контекст</w:t>
+      </w:r>
+    </w:p>
+    <w:p>
+      <w:pPr>
+        <w:spacing w:after="0" w:before="0" w:line="240" w:lineRule="auto"/>
+        <w:ind w:left="432"/>
+      </w:pPr>
+      <w:r>
+        <w:rPr>
+          <w:rFonts w:ascii="Courier New" w:hAnsi="Courier New" w:cs="Courier New"/>
+          <w:b w:val="0"/>
+          <w:i w:val="0"/>
+          <w:sz w:val="19"/>
+        </w:rPr>
+        <w:t>recsys/metrics.py            метрики ранжирования и beyond-accuracy</w:t>
+      </w:r>
+    </w:p>
+    <w:p>
+      <w:pPr>
+        <w:spacing w:after="0" w:before="0" w:line="240" w:lineRule="auto"/>
+        <w:ind w:left="432"/>
+      </w:pPr>
+      <w:r>
+        <w:rPr>
+          <w:rFonts w:ascii="Courier New" w:hAnsi="Courier New" w:cs="Courier New"/>
+          <w:b w:val="0"/>
+          <w:i w:val="0"/>
+          <w:sz w:val="19"/>
+        </w:rPr>
+        <w:t>recsys/evaluate.py           подбор весов гибрида и офлайн-сравнение моделей</w:t>
+      </w:r>
+    </w:p>
+    <w:p>
+      <w:pPr>
+        <w:spacing w:after="0" w:before="0" w:line="240" w:lineRule="auto"/>
+        <w:ind w:left="432"/>
+      </w:pPr>
+      <w:r>
+        <w:rPr>
+          <w:rFonts w:ascii="Courier New" w:hAnsi="Courier New" w:cs="Courier New"/>
+          <w:b w:val="0"/>
+          <w:i w:val="0"/>
+          <w:sz w:val="19"/>
+        </w:rPr>
+        <w:t>recsys/api.py                REST API: по эндпоинту на каждый блок витрины</w:t>
+      </w:r>
+    </w:p>
+    <w:p>
+      <w:pPr>
+        <w:spacing w:after="0" w:before="0" w:line="240" w:lineRule="auto"/>
+        <w:ind w:left="432"/>
+      </w:pPr>
+      <w:r>
+        <w:rPr>
+          <w:rFonts w:ascii="Courier New" w:hAnsi="Courier New" w:cs="Courier New"/>
+          <w:b w:val="0"/>
+          <w:i w:val="0"/>
+          <w:sz w:val="19"/>
+        </w:rPr>
+        <w:t>recsys/figures.py            графики для отчёта</w:t>
+      </w:r>
+    </w:p>
+    <w:p>
+      <w:pPr>
+        <w:spacing w:after="0" w:before="0" w:line="240" w:lineRule="auto"/>
+        <w:ind w:left="432"/>
+      </w:pPr>
+      <w:r>
+        <w:rPr>
+          <w:rFonts w:ascii="Courier New" w:hAnsi="Courier New" w:cs="Courier New"/>
+          <w:b w:val="0"/>
+          <w:i w:val="0"/>
+          <w:sz w:val="19"/>
+        </w:rPr>
+        <w:t>reports/metrics.csv          метрики всех моделей</w:t>
+      </w:r>
+    </w:p>
+    <w:p>
+      <w:pPr>
+        <w:spacing w:after="0" w:before="0" w:line="240" w:lineRule="auto"/>
+        <w:ind w:left="432"/>
+      </w:pPr>
+      <w:r>
+        <w:rPr>
+          <w:rFonts w:ascii="Courier New" w:hAnsi="Courier New" w:cs="Courier New"/>
+          <w:b w:val="0"/>
+          <w:i w:val="0"/>
+          <w:sz w:val="19"/>
+        </w:rPr>
+        <w:t>reports/data_stats.json      статистика датасета</w:t>
+      </w:r>
+    </w:p>
+    <w:p>
+      <w:pPr>
+        <w:spacing w:after="0" w:before="0" w:line="240" w:lineRule="auto"/>
+        <w:ind w:left="432"/>
+      </w:pPr>
+      <w:r>
+        <w:rPr>
+          <w:rFonts w:ascii="Courier New" w:hAnsi="Courier New" w:cs="Courier New"/>
+          <w:b w:val="0"/>
+          <w:i w:val="0"/>
+          <w:sz w:val="19"/>
+        </w:rPr>
+        <w:t>reports/hybrid_weights.json  веса гибрида, подобранные на валидации</w:t>
+      </w:r>
+    </w:p>
+    <w:p>
+      <w:pPr>
+        <w:spacing w:after="0" w:before="0" w:line="240" w:lineRule="auto"/>
+        <w:ind w:left="432"/>
+      </w:pPr>
+      <w:r>
+        <w:rPr>
+          <w:rFonts w:ascii="Courier New" w:hAnsi="Courier New" w:cs="Courier New"/>
+          <w:b w:val="0"/>
+          <w:i w:val="0"/>
+          <w:sz w:val="19"/>
+        </w:rPr>
+        <w:t>reports/figures/             графики, схема и скриншоты</w:t>
+      </w:r>
+    </w:p>
+    <w:p>
+      <w:pPr>
+        <w:spacing w:after="0" w:before="0" w:line="240" w:lineRule="auto"/>
+        <w:ind w:left="432"/>
+      </w:pPr>
+      <w:r>
+        <w:rPr>
+          <w:rFonts w:ascii="Courier New" w:hAnsi="Courier New" w:cs="Courier New"/>
+          <w:b w:val="0"/>
+          <w:i w:val="0"/>
+          <w:sz w:val="19"/>
+        </w:rPr>
+        <w:t>reports/make_docx.py         сборка отчёта из сохранённых метрик</w:t>
+      </w:r>
+    </w:p>
+    <w:p>
+      <w:pPr>
+        <w:spacing w:after="0" w:before="0" w:line="240" w:lineRule="auto"/>
+        <w:ind w:left="432"/>
+      </w:pPr>
+      <w:r>
+        <w:rPr>
+          <w:rFonts w:ascii="Courier New" w:hAnsi="Courier New" w:cs="Courier New"/>
+          <w:b w:val="0"/>
+          <w:i w:val="0"/>
+          <w:sz w:val="19"/>
+        </w:rPr>
+        <w:t>reports/RecSys_report.*      этот отчёт (.docx и .pdf)</w:t>
+      </w:r>
+    </w:p>
+    <w:p>
+      <w:pPr>
+        <w:spacing w:after="80"/>
+      </w:pPr>
+    </w:p>
+    <w:p>
+      <w:pPr>
+        <w:keepNext/>
+        <w:spacing w:before="280" w:after="120"/>
+      </w:pPr>
+      <w:r>
+        <w:rPr>
+          <w:rFonts w:ascii="Arial" w:hAnsi="Arial" w:cs="Arial"/>
+          <w:b/>
+          <w:i w:val="0"/>
+          <w:color w:val="1F3A5F"/>
+          <w:sz w:val="26"/>
+        </w:rPr>
+        <w:t>13.2. Установка и запуск</w:t>
+      </w:r>
+    </w:p>
+    <w:p>
+      <w:pPr>
+        <w:spacing w:after="0" w:before="0" w:line="240" w:lineRule="auto"/>
+        <w:ind w:left="432"/>
+      </w:pPr>
+      <w:r>
+        <w:rPr>
+          <w:rFonts w:ascii="Courier New" w:hAnsi="Courier New" w:cs="Courier New"/>
+          <w:b w:val="0"/>
+          <w:i w:val="0"/>
+          <w:sz w:val="19"/>
+        </w:rPr>
+        <w:t>python3.12 -m venv .venv</w:t>
+      </w:r>
+    </w:p>
+    <w:p>
+      <w:pPr>
+        <w:spacing w:after="0" w:before="0" w:line="240" w:lineRule="auto"/>
+        <w:ind w:left="432"/>
+      </w:pPr>
+      <w:r>
+        <w:rPr>
+          <w:rFonts w:ascii="Courier New" w:hAnsi="Courier New" w:cs="Courier New"/>
+          <w:b w:val="0"/>
+          <w:i w:val="0"/>
+          <w:sz w:val="19"/>
+        </w:rPr>
+        <w:t>.venv/bin/pip install -r requirements.txt</w:t>
+      </w:r>
+    </w:p>
+    <w:p>
+      <w:pPr>
+        <w:spacing w:after="0" w:before="0" w:line="240" w:lineRule="auto"/>
+        <w:ind w:left="432"/>
+      </w:pPr>
+      <w:r>
+        <w:rPr>
+          <w:rFonts w:ascii="Courier New" w:hAnsi="Courier New" w:cs="Courier New"/>
+          <w:b w:val="0"/>
+          <w:i w:val="0"/>
+          <w:sz w:val="19"/>
+        </w:rPr>
+        <w:t>./scripts/download_data.sh</w:t>
+      </w:r>
+    </w:p>
+    <w:p>
+      <w:pPr>
+        <w:spacing w:after="0" w:before="0" w:line="240" w:lineRule="auto"/>
+        <w:ind w:left="432"/>
+      </w:pPr>
+      <w:r>
+        <w:rPr>
+          <w:rFonts w:ascii="Courier New" w:hAnsi="Courier New" w:cs="Courier New"/>
+          <w:b w:val="0"/>
+          <w:i w:val="0"/>
+          <w:sz w:val="19"/>
+        </w:rPr>
+      </w:r>
+    </w:p>
+    <w:p>
+      <w:pPr>
+        <w:spacing w:after="0" w:before="0" w:line="240" w:lineRule="auto"/>
+        <w:ind w:left="432"/>
+      </w:pPr>
+      <w:r>
+        <w:rPr>
+          <w:rFonts w:ascii="Courier New" w:hAnsi="Courier New" w:cs="Courier New"/>
+          <w:b w:val="0"/>
+          <w:i w:val="0"/>
+          <w:sz w:val="19"/>
+        </w:rPr>
+        <w:t># оценка: подбор весов гибрида и сравнение моделей</w:t>
+      </w:r>
+    </w:p>
+    <w:p>
+      <w:pPr>
+        <w:spacing w:after="0" w:before="0" w:line="240" w:lineRule="auto"/>
+        <w:ind w:left="432"/>
+      </w:pPr>
+      <w:r>
+        <w:rPr>
+          <w:rFonts w:ascii="Courier New" w:hAnsi="Courier New" w:cs="Courier New"/>
+          <w:b w:val="0"/>
+          <w:i w:val="0"/>
+          <w:sz w:val="19"/>
+        </w:rPr>
+        <w:t>.venv/bin/python -m recsys.evaluate</w:t>
+      </w:r>
+    </w:p>
+    <w:p>
+      <w:pPr>
+        <w:spacing w:after="0" w:before="0" w:line="240" w:lineRule="auto"/>
+        <w:ind w:left="432"/>
+      </w:pPr>
+      <w:r>
+        <w:rPr>
+          <w:rFonts w:ascii="Courier New" w:hAnsi="Courier New" w:cs="Courier New"/>
+          <w:b w:val="0"/>
+          <w:i w:val="0"/>
+          <w:sz w:val="19"/>
+        </w:rPr>
+      </w:r>
+    </w:p>
+    <w:p>
+      <w:pPr>
+        <w:spacing w:after="0" w:before="0" w:line="240" w:lineRule="auto"/>
+        <w:ind w:left="432"/>
+      </w:pPr>
+      <w:r>
+        <w:rPr>
+          <w:rFonts w:ascii="Courier New" w:hAnsi="Courier New" w:cs="Courier New"/>
+          <w:b w:val="0"/>
+          <w:i w:val="0"/>
+          <w:sz w:val="19"/>
+        </w:rPr>
+        <w:t># сервис, документация на http://localhost:8000/docs</w:t>
+      </w:r>
+    </w:p>
+    <w:p>
+      <w:pPr>
+        <w:spacing w:after="0" w:before="0" w:line="240" w:lineRule="auto"/>
+        <w:ind w:left="432"/>
+      </w:pPr>
+      <w:r>
+        <w:rPr>
+          <w:rFonts w:ascii="Courier New" w:hAnsi="Courier New" w:cs="Courier New"/>
+          <w:b w:val="0"/>
+          <w:i w:val="0"/>
+          <w:sz w:val="19"/>
+        </w:rPr>
+        <w:t>.venv/bin/uvicorn recsys.api:app --port 8000</w:t>
+      </w:r>
+    </w:p>
+    <w:p>
+      <w:pPr>
+        <w:spacing w:after="0" w:before="0" w:line="240" w:lineRule="auto"/>
+        <w:ind w:left="432"/>
+      </w:pPr>
+      <w:r>
+        <w:rPr>
+          <w:rFonts w:ascii="Courier New" w:hAnsi="Courier New" w:cs="Courier New"/>
+          <w:b w:val="0"/>
+          <w:i w:val="0"/>
+          <w:sz w:val="19"/>
+        </w:rPr>
+      </w:r>
+    </w:p>
+    <w:p>
+      <w:pPr>
+        <w:spacing w:after="0" w:before="0" w:line="240" w:lineRule="auto"/>
+        <w:ind w:left="432"/>
+      </w:pPr>
+      <w:r>
+        <w:rPr>
+          <w:rFonts w:ascii="Courier New" w:hAnsi="Courier New" w:cs="Courier New"/>
+          <w:b w:val="0"/>
+          <w:i w:val="0"/>
+          <w:sz w:val="19"/>
+        </w:rPr>
+        <w:t># отчёт</w:t>
+      </w:r>
+    </w:p>
+    <w:p>
+      <w:pPr>
+        <w:spacing w:after="0" w:before="0" w:line="240" w:lineRule="auto"/>
+        <w:ind w:left="432"/>
+      </w:pPr>
+      <w:r>
+        <w:rPr>
+          <w:rFonts w:ascii="Courier New" w:hAnsi="Courier New" w:cs="Courier New"/>
+          <w:b w:val="0"/>
+          <w:i w:val="0"/>
+          <w:sz w:val="19"/>
+        </w:rPr>
+        <w:t>.venv/bin/python -m recsys.figures</w:t>
+      </w:r>
+    </w:p>
+    <w:p>
+      <w:pPr>
+        <w:spacing w:after="0" w:before="0" w:line="240" w:lineRule="auto"/>
+        <w:ind w:left="432"/>
+      </w:pPr>
+      <w:r>
+        <w:rPr>
+          <w:rFonts w:ascii="Courier New" w:hAnsi="Courier New" w:cs="Courier New"/>
+          <w:b w:val="0"/>
+          <w:i w:val="0"/>
+          <w:sz w:val="19"/>
+        </w:rPr>
+        <w:t>.venv/bin/python reports/make_docx.py --pdf</w:t>
+      </w:r>
+    </w:p>
+    <w:p>
+      <w:pPr>
+        <w:spacing w:after="80"/>
+      </w:pPr>
+    </w:p>
+    <w:p>
+      <w:pPr>
+        <w:keepNext/>
+        <w:spacing w:before="280" w:after="120"/>
+      </w:pPr>
+      <w:r>
+        <w:rPr>
+          <w:rFonts w:ascii="Arial" w:hAnsi="Arial" w:cs="Arial"/>
+          <w:b/>
+          <w:i w:val="0"/>
+          <w:color w:val="1F3A5F"/>
+          <w:sz w:val="26"/>
+        </w:rPr>
+        <w:t>13.3. Открытость стека</w:t>
+      </w:r>
+    </w:p>
+    <w:tbl>
+      <w:tblPr>
+        <w:tblStyle w:val="TableGrid"/>
+        <w:tblW w:type="auto" w:w="0"/>
+        <w:jc w:val="center"/>
+        <w:tblLayout w:type="fixed"/>
+        <w:tblLook w:firstColumn="1" w:firstRow="1" w:lastColumn="0" w:lastRow="0" w:noHBand="0" w:noVBand="1" w:val="04A0"/>
+      </w:tblPr>
+      <w:tblGrid>
+        <w:gridCol w:w="5864"/>
+        <w:gridCol w:w="3351"/>
+      </w:tblGrid>
+      <w:tr>
+        <w:trPr>
+          <w:tblHeader w:val="true"/>
+        </w:trPr>
+        <w:tc>
+          <w:tcPr>
+            <w:tcW w:type="dxa" w:w="5865"/>
+            <w:shd w:val="clear" w:color="auto" w:fill="DCE6F1"/>
+          </w:tcPr>
+          <w:p>
+            <w:pPr>
+              <w:spacing w:after="40" w:before="40"/>
+            </w:pPr>
+            <w:r/>
+            <w:r>
+              <w:rPr>
+                <w:rFonts w:ascii="Arial" w:hAnsi="Arial" w:cs="Arial"/>
+                <w:b/>
+                <w:i w:val="0"/>
+                <w:sz w:val="20"/>
+              </w:rPr>
+              <w:t>Компонент</w:t>
+            </w:r>
+          </w:p>
+        </w:tc>
+        <w:tc>
+          <w:tcPr>
+            <w:tcW w:type="dxa" w:w="3351"/>
+            <w:shd w:val="clear" w:color="auto" w:fill="DCE6F1"/>
+          </w:tcPr>
+          <w:p>
+            <w:pPr>
+              <w:spacing w:after="40" w:before="40"/>
+            </w:pPr>
+            <w:r/>
+            <w:r>
+              <w:rPr>
+                <w:rFonts w:ascii="Arial" w:hAnsi="Arial" w:cs="Arial"/>
+                <w:b/>
+                <w:i w:val="0"/>
+                <w:sz w:val="20"/>
+              </w:rPr>
+              <w:t>Лицензия</w:t>
+            </w:r>
+          </w:p>
+        </w:tc>
+      </w:tr>
+      <w:tr>
+        <w:tc>
+          <w:tcPr>
+            <w:tcW w:type="dxa" w:w="5865"/>
+          </w:tcPr>
+          <w:p>
+            <w:pPr>
+              <w:spacing w:after="40" w:before="40"/>
+            </w:pPr>
+            <w:r/>
+            <w:r>
+              <w:rPr>
+                <w:rFonts w:ascii="Times New Roman" w:hAnsi="Times New Roman" w:cs="Times New Roman"/>
+                <w:b w:val="0"/>
+                <w:i w:val="0"/>
+                <w:sz w:val="20"/>
+              </w:rPr>
+              <w:t>implicit, FastAPI, python-docx, tabulate</w:t>
+            </w:r>
+          </w:p>
+        </w:tc>
+        <w:tc>
+          <w:tcPr>
+            <w:tcW w:type="dxa" w:w="3351"/>
+          </w:tcPr>
+          <w:p>
+            <w:pPr>
+              <w:spacing w:after="40" w:before="40"/>
+            </w:pPr>
+            <w:r/>
+            <w:r>
+              <w:rPr>
+                <w:rFonts w:ascii="Times New Roman" w:hAnsi="Times New Roman" w:cs="Times New Roman"/>
+                <w:b w:val="0"/>
+                <w:i w:val="0"/>
+                <w:sz w:val="20"/>
+              </w:rPr>
+              <w:t>MIT</w:t>
+            </w:r>
+          </w:p>
+        </w:tc>
+      </w:tr>
+      <w:tr>
+        <w:tc>
+          <w:tcPr>
+            <w:tcW w:type="dxa" w:w="5865"/>
+          </w:tcPr>
+          <w:p>
+            <w:pPr>
+              <w:spacing w:after="40" w:before="40"/>
+            </w:pPr>
+            <w:r/>
+            <w:r>
+              <w:rPr>
+                <w:rFonts w:ascii="Times New Roman" w:hAnsi="Times New Roman" w:cs="Times New Roman"/>
+                <w:b w:val="0"/>
+                <w:i w:val="0"/>
+                <w:sz w:val="20"/>
+              </w:rPr>
+              <w:t>NumPy, SciPy, pandas, scikit-learn, uvicorn</w:t>
+            </w:r>
+          </w:p>
+        </w:tc>
+        <w:tc>
+          <w:tcPr>
+            <w:tcW w:type="dxa" w:w="3351"/>
+          </w:tcPr>
+          <w:p>
+            <w:pPr>
+              <w:spacing w:after="40" w:before="40"/>
+            </w:pPr>
+            <w:r/>
+            <w:r>
+              <w:rPr>
+                <w:rFonts w:ascii="Times New Roman" w:hAnsi="Times New Roman" w:cs="Times New Roman"/>
+                <w:b w:val="0"/>
+                <w:i w:val="0"/>
+                <w:sz w:val="20"/>
+              </w:rPr>
+              <w:t>BSD</w:t>
+            </w:r>
+          </w:p>
+        </w:tc>
+      </w:tr>
+      <w:tr>
+        <w:tc>
+          <w:tcPr>
+            <w:tcW w:type="dxa" w:w="5865"/>
+          </w:tcPr>
+          <w:p>
+            <w:pPr>
+              <w:spacing w:after="40" w:before="40"/>
+            </w:pPr>
+            <w:r/>
+            <w:r>
+              <w:rPr>
+                <w:rFonts w:ascii="Times New Roman" w:hAnsi="Times New Roman" w:cs="Times New Roman"/>
+                <w:b w:val="0"/>
+                <w:i w:val="0"/>
+                <w:sz w:val="20"/>
+              </w:rPr>
+              <w:t>PyArrow</w:t>
+            </w:r>
+          </w:p>
+        </w:tc>
+        <w:tc>
+          <w:tcPr>
+            <w:tcW w:type="dxa" w:w="3351"/>
+          </w:tcPr>
+          <w:p>
+            <w:pPr>
+              <w:spacing w:after="40" w:before="40"/>
+            </w:pPr>
+            <w:r/>
+            <w:r>
+              <w:rPr>
+                <w:rFonts w:ascii="Times New Roman" w:hAnsi="Times New Roman" w:cs="Times New Roman"/>
+                <w:b w:val="0"/>
+                <w:i w:val="0"/>
+                <w:sz w:val="20"/>
+              </w:rPr>
+              <w:t>Apache 2.0</w:t>
+            </w:r>
+          </w:p>
+        </w:tc>
+      </w:tr>
+      <w:tr>
+        <w:tc>
+          <w:tcPr>
+            <w:tcW w:type="dxa" w:w="5865"/>
+          </w:tcPr>
+          <w:p>
+            <w:pPr>
+              <w:spacing w:after="40" w:before="40"/>
+            </w:pPr>
+            <w:r/>
+            <w:r>
+              <w:rPr>
+                <w:rFonts w:ascii="Times New Roman" w:hAnsi="Times New Roman" w:cs="Times New Roman"/>
+                <w:b w:val="0"/>
+                <w:i w:val="0"/>
+                <w:sz w:val="20"/>
+              </w:rPr>
+              <w:t>matplotlib</w:t>
+            </w:r>
+          </w:p>
+        </w:tc>
+        <w:tc>
+          <w:tcPr>
+            <w:tcW w:type="dxa" w:w="3351"/>
+          </w:tcPr>
+          <w:p>
+            <w:pPr>
+              <w:spacing w:after="40" w:before="40"/>
+            </w:pPr>
+            <w:r/>
+            <w:r>
+              <w:rPr>
+                <w:rFonts w:ascii="Times New Roman" w:hAnsi="Times New Roman" w:cs="Times New Roman"/>
+                <w:b w:val="0"/>
+                <w:i w:val="0"/>
+                <w:sz w:val="20"/>
+              </w:rPr>
+              <w:t>Matplotlib License (на основе PSF)</w:t>
+            </w:r>
+          </w:p>
+        </w:tc>
+      </w:tr>
+      <w:tr>
+        <w:tc>
+          <w:tcPr>
+            <w:tcW w:type="dxa" w:w="5865"/>
+          </w:tcPr>
+          <w:p>
+            <w:pPr>
+              <w:spacing w:after="40" w:before="40"/>
+            </w:pPr>
+            <w:r/>
+            <w:r>
+              <w:rPr>
+                <w:rFonts w:ascii="Times New Roman" w:hAnsi="Times New Roman" w:cs="Times New Roman"/>
+                <w:b w:val="0"/>
+                <w:i w:val="0"/>
+                <w:sz w:val="20"/>
+              </w:rPr>
+              <w:t>Датасет Amazon Reviews 2023</w:t>
+            </w:r>
+          </w:p>
+        </w:tc>
+        <w:tc>
+          <w:tcPr>
+            <w:tcW w:type="dxa" w:w="3351"/>
+          </w:tcPr>
+          <w:p>
+            <w:pPr>
+              <w:spacing w:after="40" w:before="40"/>
+            </w:pPr>
+            <w:r/>
+            <w:r>
+              <w:rPr>
+                <w:rFonts w:ascii="Times New Roman" w:hAnsi="Times New Roman" w:cs="Times New Roman"/>
+                <w:b w:val="0"/>
+                <w:i w:val="0"/>
+                <w:sz w:val="20"/>
+              </w:rPr>
+              <w:t>открытый набор данных, скачивается без регистрации</w:t>
+            </w:r>
+          </w:p>
+        </w:tc>
+      </w:tr>
+    </w:tbl>
+    <w:p>
+      <w:pPr>
+        <w:spacing w:after="80"/>
+      </w:pPr>
+    </w:p>
+    <w:p>
+      <w:pPr>
+        <w:spacing w:after="120" w:before="0" w:line="276" w:lineRule="auto"/>
+        <w:jc w:val="both"/>
+      </w:pPr>
+      <w:r>
+        <w:rPr>
+          <w:rFonts w:ascii="Times New Roman" w:hAnsi="Times New Roman" w:cs="Times New Roman"/>
+          <w:b w:val="0"/>
+          <w:i w:val="0"/>
+          <w:sz w:val="24"/>
+        </w:rPr>
+        <w:t>Платные подписки и облачные API не использовались, все вычисления выполняются локально.</w:t>
       </w:r>
     </w:p>
     <w:sectPr>
